--- a/SSH va TFTP.docx
+++ b/SSH va TFTP.docx
@@ -157,7 +157,239 @@
         <w:rPr>
           <w:lang w:val="en-US"/>
         </w:rPr>
-        <w:t>Bu mavzular real korxona tarmoqlarida juda kerak. Avval SSH’ni yangi labda amalda sozlaymiz, keyin TFTP orqali konfiguratsiya backup qilishni o‘rganamiz.</w:t>
+        <w:t xml:space="preserve">Bu </w:t>
+      </w:r>
+      <w:proofErr w:type="spellStart"/>
+      <w:r>
+        <w:rPr>
+          <w:lang w:val="en-US"/>
+        </w:rPr>
+        <w:t>mavzular</w:t>
+      </w:r>
+      <w:proofErr w:type="spellEnd"/>
+      <w:r>
+        <w:rPr>
+          <w:lang w:val="en-US"/>
+        </w:rPr>
+        <w:t xml:space="preserve"> real </w:t>
+      </w:r>
+      <w:proofErr w:type="spellStart"/>
+      <w:r>
+        <w:rPr>
+          <w:lang w:val="en-US"/>
+        </w:rPr>
+        <w:t>korxona</w:t>
+      </w:r>
+      <w:proofErr w:type="spellEnd"/>
+      <w:r>
+        <w:rPr>
+          <w:lang w:val="en-US"/>
+        </w:rPr>
+        <w:t xml:space="preserve"> </w:t>
+      </w:r>
+      <w:proofErr w:type="spellStart"/>
+      <w:r>
+        <w:rPr>
+          <w:lang w:val="en-US"/>
+        </w:rPr>
+        <w:t>tarmoqlarida</w:t>
+      </w:r>
+      <w:proofErr w:type="spellEnd"/>
+      <w:r>
+        <w:rPr>
+          <w:lang w:val="en-US"/>
+        </w:rPr>
+        <w:t xml:space="preserve"> </w:t>
+      </w:r>
+      <w:proofErr w:type="spellStart"/>
+      <w:r>
+        <w:rPr>
+          <w:lang w:val="en-US"/>
+        </w:rPr>
+        <w:t>juda</w:t>
+      </w:r>
+      <w:proofErr w:type="spellEnd"/>
+      <w:r>
+        <w:rPr>
+          <w:lang w:val="en-US"/>
+        </w:rPr>
+        <w:t xml:space="preserve"> </w:t>
+      </w:r>
+      <w:proofErr w:type="spellStart"/>
+      <w:r>
+        <w:rPr>
+          <w:lang w:val="en-US"/>
+        </w:rPr>
+        <w:t>kerak</w:t>
+      </w:r>
+      <w:proofErr w:type="spellEnd"/>
+      <w:r>
+        <w:rPr>
+          <w:lang w:val="en-US"/>
+        </w:rPr>
+        <w:t xml:space="preserve">. </w:t>
+      </w:r>
+      <w:proofErr w:type="spellStart"/>
+      <w:r>
+        <w:rPr>
+          <w:lang w:val="en-US"/>
+        </w:rPr>
+        <w:t>Avval</w:t>
+      </w:r>
+      <w:proofErr w:type="spellEnd"/>
+      <w:r>
+        <w:rPr>
+          <w:lang w:val="en-US"/>
+        </w:rPr>
+        <w:t xml:space="preserve"> </w:t>
+      </w:r>
+      <w:proofErr w:type="spellStart"/>
+      <w:r>
+        <w:rPr>
+          <w:lang w:val="en-US"/>
+        </w:rPr>
+        <w:t>SSH’ni</w:t>
+      </w:r>
+      <w:proofErr w:type="spellEnd"/>
+      <w:r>
+        <w:rPr>
+          <w:lang w:val="en-US"/>
+        </w:rPr>
+        <w:t xml:space="preserve"> </w:t>
+      </w:r>
+      <w:proofErr w:type="spellStart"/>
+      <w:r>
+        <w:rPr>
+          <w:lang w:val="en-US"/>
+        </w:rPr>
+        <w:t>yangi</w:t>
+      </w:r>
+      <w:proofErr w:type="spellEnd"/>
+      <w:r>
+        <w:rPr>
+          <w:lang w:val="en-US"/>
+        </w:rPr>
+        <w:t xml:space="preserve"> </w:t>
+      </w:r>
+      <w:proofErr w:type="spellStart"/>
+      <w:r>
+        <w:rPr>
+          <w:lang w:val="en-US"/>
+        </w:rPr>
+        <w:t>labda</w:t>
+      </w:r>
+      <w:proofErr w:type="spellEnd"/>
+      <w:r>
+        <w:rPr>
+          <w:lang w:val="en-US"/>
+        </w:rPr>
+        <w:t xml:space="preserve"> </w:t>
+      </w:r>
+      <w:proofErr w:type="spellStart"/>
+      <w:r>
+        <w:rPr>
+          <w:lang w:val="en-US"/>
+        </w:rPr>
+        <w:t>amalda</w:t>
+      </w:r>
+      <w:proofErr w:type="spellEnd"/>
+      <w:r>
+        <w:rPr>
+          <w:lang w:val="en-US"/>
+        </w:rPr>
+        <w:t xml:space="preserve"> </w:t>
+      </w:r>
+      <w:proofErr w:type="spellStart"/>
+      <w:r>
+        <w:rPr>
+          <w:lang w:val="en-US"/>
+        </w:rPr>
+        <w:t>sozlaymiz</w:t>
+      </w:r>
+      <w:proofErr w:type="spellEnd"/>
+      <w:r>
+        <w:rPr>
+          <w:lang w:val="en-US"/>
+        </w:rPr>
+        <w:t xml:space="preserve">, </w:t>
+      </w:r>
+      <w:proofErr w:type="spellStart"/>
+      <w:r>
+        <w:rPr>
+          <w:lang w:val="en-US"/>
+        </w:rPr>
+        <w:t>keyin</w:t>
+      </w:r>
+      <w:proofErr w:type="spellEnd"/>
+      <w:r>
+        <w:rPr>
+          <w:lang w:val="en-US"/>
+        </w:rPr>
+        <w:t xml:space="preserve"> TFTP </w:t>
+      </w:r>
+      <w:proofErr w:type="spellStart"/>
+      <w:r>
+        <w:rPr>
+          <w:lang w:val="en-US"/>
+        </w:rPr>
+        <w:t>orqali</w:t>
+      </w:r>
+      <w:proofErr w:type="spellEnd"/>
+      <w:r>
+        <w:rPr>
+          <w:lang w:val="en-US"/>
+        </w:rPr>
+        <w:t xml:space="preserve"> </w:t>
+      </w:r>
+      <w:proofErr w:type="spellStart"/>
+      <w:r>
+        <w:rPr>
+          <w:lang w:val="en-US"/>
+        </w:rPr>
+        <w:t>konfiguratsiya</w:t>
+      </w:r>
+      <w:proofErr w:type="spellEnd"/>
+      <w:r>
+        <w:rPr>
+          <w:lang w:val="en-US"/>
+        </w:rPr>
+        <w:t xml:space="preserve"> backup </w:t>
+      </w:r>
+      <w:proofErr w:type="spellStart"/>
+      <w:r>
+        <w:rPr>
+          <w:lang w:val="en-US"/>
+        </w:rPr>
+        <w:t>qilishni</w:t>
+      </w:r>
+      <w:proofErr w:type="spellEnd"/>
+      <w:r>
+        <w:rPr>
+          <w:lang w:val="en-US"/>
+        </w:rPr>
+        <w:t xml:space="preserve"> </w:t>
+      </w:r>
+      <w:proofErr w:type="spellStart"/>
+      <w:proofErr w:type="gramStart"/>
+      <w:r>
+        <w:rPr>
+          <w:lang w:val="en-US"/>
+        </w:rPr>
+        <w:t>o‘</w:t>
+      </w:r>
+      <w:proofErr w:type="gramEnd"/>
+      <w:r>
+        <w:rPr>
+          <w:lang w:val="en-US"/>
+        </w:rPr>
+        <w:t>rganamiz</w:t>
+      </w:r>
+      <w:proofErr w:type="spellEnd"/>
+      <w:r>
+        <w:rPr>
+          <w:lang w:val="en-US"/>
+        </w:rPr>
+        <w:t>.</w:t>
       </w:r>
     </w:p>
     <w:p>
@@ -235,7 +467,175 @@
         <w:rPr>
           <w:lang w:val="en-US"/>
         </w:rPr>
-        <w:t>Router va switch’larni masofadan xavfsiz boshqarish, lokal foydalanuvchi yaratish, RSA kalitlari va SSH ulanishini tekshirish.</w:t>
+        <w:t xml:space="preserve">Router </w:t>
+      </w:r>
+      <w:proofErr w:type="spellStart"/>
+      <w:r>
+        <w:rPr>
+          <w:lang w:val="en-US"/>
+        </w:rPr>
+        <w:t>va</w:t>
+      </w:r>
+      <w:proofErr w:type="spellEnd"/>
+      <w:r>
+        <w:rPr>
+          <w:lang w:val="en-US"/>
+        </w:rPr>
+        <w:t xml:space="preserve"> </w:t>
+      </w:r>
+      <w:proofErr w:type="spellStart"/>
+      <w:r>
+        <w:rPr>
+          <w:lang w:val="en-US"/>
+        </w:rPr>
+        <w:t>switch’larni</w:t>
+      </w:r>
+      <w:proofErr w:type="spellEnd"/>
+      <w:r>
+        <w:rPr>
+          <w:lang w:val="en-US"/>
+        </w:rPr>
+        <w:t xml:space="preserve"> </w:t>
+      </w:r>
+      <w:proofErr w:type="spellStart"/>
+      <w:r>
+        <w:rPr>
+          <w:lang w:val="en-US"/>
+        </w:rPr>
+        <w:t>masofadan</w:t>
+      </w:r>
+      <w:proofErr w:type="spellEnd"/>
+      <w:r>
+        <w:rPr>
+          <w:lang w:val="en-US"/>
+        </w:rPr>
+        <w:t xml:space="preserve"> </w:t>
+      </w:r>
+      <w:proofErr w:type="spellStart"/>
+      <w:r>
+        <w:rPr>
+          <w:lang w:val="en-US"/>
+        </w:rPr>
+        <w:t>xavfsiz</w:t>
+      </w:r>
+      <w:proofErr w:type="spellEnd"/>
+      <w:r>
+        <w:rPr>
+          <w:lang w:val="en-US"/>
+        </w:rPr>
+        <w:t xml:space="preserve"> </w:t>
+      </w:r>
+      <w:proofErr w:type="spellStart"/>
+      <w:r>
+        <w:rPr>
+          <w:lang w:val="en-US"/>
+        </w:rPr>
+        <w:t>boshqarish</w:t>
+      </w:r>
+      <w:proofErr w:type="spellEnd"/>
+      <w:r>
+        <w:rPr>
+          <w:lang w:val="en-US"/>
+        </w:rPr>
+        <w:t xml:space="preserve">, </w:t>
+      </w:r>
+      <w:proofErr w:type="spellStart"/>
+      <w:r>
+        <w:rPr>
+          <w:lang w:val="en-US"/>
+        </w:rPr>
+        <w:t>lokal</w:t>
+      </w:r>
+      <w:proofErr w:type="spellEnd"/>
+      <w:r>
+        <w:rPr>
+          <w:lang w:val="en-US"/>
+        </w:rPr>
+        <w:t xml:space="preserve"> </w:t>
+      </w:r>
+      <w:proofErr w:type="spellStart"/>
+      <w:r>
+        <w:rPr>
+          <w:lang w:val="en-US"/>
+        </w:rPr>
+        <w:t>foydalanuvchi</w:t>
+      </w:r>
+      <w:proofErr w:type="spellEnd"/>
+      <w:r>
+        <w:rPr>
+          <w:lang w:val="en-US"/>
+        </w:rPr>
+        <w:t xml:space="preserve"> </w:t>
+      </w:r>
+      <w:proofErr w:type="spellStart"/>
+      <w:r>
+        <w:rPr>
+          <w:lang w:val="en-US"/>
+        </w:rPr>
+        <w:t>yaratish</w:t>
+      </w:r>
+      <w:proofErr w:type="spellEnd"/>
+      <w:r>
+        <w:rPr>
+          <w:lang w:val="en-US"/>
+        </w:rPr>
+        <w:t xml:space="preserve">, RSA </w:t>
+      </w:r>
+      <w:proofErr w:type="spellStart"/>
+      <w:r>
+        <w:rPr>
+          <w:lang w:val="en-US"/>
+        </w:rPr>
+        <w:t>kalitlari</w:t>
+      </w:r>
+      <w:proofErr w:type="spellEnd"/>
+      <w:r>
+        <w:rPr>
+          <w:lang w:val="en-US"/>
+        </w:rPr>
+        <w:t xml:space="preserve"> </w:t>
+      </w:r>
+      <w:proofErr w:type="spellStart"/>
+      <w:r>
+        <w:rPr>
+          <w:lang w:val="en-US"/>
+        </w:rPr>
+        <w:t>va</w:t>
+      </w:r>
+      <w:proofErr w:type="spellEnd"/>
+      <w:r>
+        <w:rPr>
+          <w:lang w:val="en-US"/>
+        </w:rPr>
+        <w:t xml:space="preserve"> SSH </w:t>
+      </w:r>
+      <w:proofErr w:type="spellStart"/>
+      <w:r>
+        <w:rPr>
+          <w:lang w:val="en-US"/>
+        </w:rPr>
+        <w:t>ulanishini</w:t>
+      </w:r>
+      <w:proofErr w:type="spellEnd"/>
+      <w:r>
+        <w:rPr>
+          <w:lang w:val="en-US"/>
+        </w:rPr>
+        <w:t xml:space="preserve"> </w:t>
+      </w:r>
+      <w:proofErr w:type="spellStart"/>
+      <w:r>
+        <w:rPr>
+          <w:lang w:val="en-US"/>
+        </w:rPr>
+        <w:t>tekshirish</w:t>
+      </w:r>
+      <w:proofErr w:type="spellEnd"/>
+      <w:r>
+        <w:rPr>
+          <w:lang w:val="en-US"/>
+        </w:rPr>
+        <w:t>.</w:t>
       </w:r>
     </w:p>
     <w:p>
@@ -314,7 +714,155 @@
         <w:rPr>
           <w:lang w:val="en-US"/>
         </w:rPr>
-        <w:t>Router konfiguratsiyasini serverga saqlash, kerak bo‘lganda qayta tiklash va backup ishlashini tekshirish.</w:t>
+        <w:t xml:space="preserve">Router </w:t>
+      </w:r>
+      <w:proofErr w:type="spellStart"/>
+      <w:r>
+        <w:rPr>
+          <w:lang w:val="en-US"/>
+        </w:rPr>
+        <w:t>konfiguratsiyasini</w:t>
+      </w:r>
+      <w:proofErr w:type="spellEnd"/>
+      <w:r>
+        <w:rPr>
+          <w:lang w:val="en-US"/>
+        </w:rPr>
+        <w:t xml:space="preserve"> </w:t>
+      </w:r>
+      <w:proofErr w:type="spellStart"/>
+      <w:r>
+        <w:rPr>
+          <w:lang w:val="en-US"/>
+        </w:rPr>
+        <w:t>serverga</w:t>
+      </w:r>
+      <w:proofErr w:type="spellEnd"/>
+      <w:r>
+        <w:rPr>
+          <w:lang w:val="en-US"/>
+        </w:rPr>
+        <w:t xml:space="preserve"> </w:t>
+      </w:r>
+      <w:proofErr w:type="spellStart"/>
+      <w:r>
+        <w:rPr>
+          <w:lang w:val="en-US"/>
+        </w:rPr>
+        <w:t>saqlash</w:t>
+      </w:r>
+      <w:proofErr w:type="spellEnd"/>
+      <w:r>
+        <w:rPr>
+          <w:lang w:val="en-US"/>
+        </w:rPr>
+        <w:t xml:space="preserve">, </w:t>
+      </w:r>
+      <w:proofErr w:type="spellStart"/>
+      <w:r>
+        <w:rPr>
+          <w:lang w:val="en-US"/>
+        </w:rPr>
+        <w:t>kerak</w:t>
+      </w:r>
+      <w:proofErr w:type="spellEnd"/>
+      <w:r>
+        <w:rPr>
+          <w:lang w:val="en-US"/>
+        </w:rPr>
+        <w:t xml:space="preserve"> </w:t>
+      </w:r>
+      <w:proofErr w:type="spellStart"/>
+      <w:proofErr w:type="gramStart"/>
+      <w:r>
+        <w:rPr>
+          <w:lang w:val="en-US"/>
+        </w:rPr>
+        <w:t>bo‘</w:t>
+      </w:r>
+      <w:proofErr w:type="gramEnd"/>
+      <w:r>
+        <w:rPr>
+          <w:lang w:val="en-US"/>
+        </w:rPr>
+        <w:t>lganda</w:t>
+      </w:r>
+      <w:proofErr w:type="spellEnd"/>
+      <w:r>
+        <w:rPr>
+          <w:lang w:val="en-US"/>
+        </w:rPr>
+        <w:t xml:space="preserve"> </w:t>
+      </w:r>
+      <w:proofErr w:type="spellStart"/>
+      <w:r>
+        <w:rPr>
+          <w:lang w:val="en-US"/>
+        </w:rPr>
+        <w:t>qayta</w:t>
+      </w:r>
+      <w:proofErr w:type="spellEnd"/>
+      <w:r>
+        <w:rPr>
+          <w:lang w:val="en-US"/>
+        </w:rPr>
+        <w:t xml:space="preserve"> </w:t>
+      </w:r>
+      <w:proofErr w:type="spellStart"/>
+      <w:r>
+        <w:rPr>
+          <w:lang w:val="en-US"/>
+        </w:rPr>
+        <w:t>tiklash</w:t>
+      </w:r>
+      <w:proofErr w:type="spellEnd"/>
+      <w:r>
+        <w:rPr>
+          <w:lang w:val="en-US"/>
+        </w:rPr>
+        <w:t xml:space="preserve"> </w:t>
+      </w:r>
+      <w:proofErr w:type="spellStart"/>
+      <w:r>
+        <w:rPr>
+          <w:lang w:val="en-US"/>
+        </w:rPr>
+        <w:t>va</w:t>
+      </w:r>
+      <w:proofErr w:type="spellEnd"/>
+      <w:r>
+        <w:rPr>
+          <w:lang w:val="en-US"/>
+        </w:rPr>
+        <w:t xml:space="preserve"> backup </w:t>
+      </w:r>
+      <w:proofErr w:type="spellStart"/>
+      <w:r>
+        <w:rPr>
+          <w:lang w:val="en-US"/>
+        </w:rPr>
+        <w:t>ishlashini</w:t>
+      </w:r>
+      <w:proofErr w:type="spellEnd"/>
+      <w:r>
+        <w:rPr>
+          <w:lang w:val="en-US"/>
+        </w:rPr>
+        <w:t xml:space="preserve"> </w:t>
+      </w:r>
+      <w:proofErr w:type="spellStart"/>
+      <w:r>
+        <w:rPr>
+          <w:lang w:val="en-US"/>
+        </w:rPr>
+        <w:t>tekshirish</w:t>
+      </w:r>
+      <w:proofErr w:type="spellEnd"/>
+      <w:r>
+        <w:rPr>
+          <w:lang w:val="en-US"/>
+        </w:rPr>
+        <w:t>.</w:t>
       </w:r>
     </w:p>
     <w:p>
@@ -331,8 +879,54 @@
           <w:bCs/>
           <w:lang w:val="en-US"/>
         </w:rPr>
-        <w:t>1-lab — SSH’ni noldan sozlash</w:t>
-      </w:r>
+        <w:t xml:space="preserve">1-lab — </w:t>
+      </w:r>
+      <w:proofErr w:type="spellStart"/>
+      <w:r>
+        <w:rPr>
+          <w:b/>
+          <w:bCs/>
+          <w:lang w:val="en-US"/>
+        </w:rPr>
+        <w:t>SSH’ni</w:t>
+      </w:r>
+      <w:proofErr w:type="spellEnd"/>
+      <w:r>
+        <w:rPr>
+          <w:b/>
+          <w:bCs/>
+          <w:lang w:val="en-US"/>
+        </w:rPr>
+        <w:t xml:space="preserve"> </w:t>
+      </w:r>
+      <w:proofErr w:type="spellStart"/>
+      <w:r>
+        <w:rPr>
+          <w:b/>
+          <w:bCs/>
+          <w:lang w:val="en-US"/>
+        </w:rPr>
+        <w:t>noldan</w:t>
+      </w:r>
+      <w:proofErr w:type="spellEnd"/>
+      <w:r>
+        <w:rPr>
+          <w:b/>
+          <w:bCs/>
+          <w:lang w:val="en-US"/>
+        </w:rPr>
+        <w:t xml:space="preserve"> </w:t>
+      </w:r>
+      <w:proofErr w:type="spellStart"/>
+      <w:r>
+        <w:rPr>
+          <w:b/>
+          <w:bCs/>
+          <w:lang w:val="en-US"/>
+        </w:rPr>
+        <w:t>sozlash</w:t>
+      </w:r>
+      <w:proofErr w:type="spellEnd"/>
     </w:p>
     <w:p>
       <w:pPr>
@@ -340,11 +934,173 @@
           <w:lang w:val="en-US"/>
         </w:rPr>
       </w:pPr>
-      <w:r>
-        <w:rPr>
-          <w:lang w:val="en-US"/>
-        </w:rPr>
-        <w:t>Labimizning maqsadi: PC’dan routerga SSH orqali ulanish. Telnet’dan farqli ravishda, SSH boshqaruv sessiyasini shifrlaydi.</w:t>
+      <w:proofErr w:type="spellStart"/>
+      <w:r>
+        <w:rPr>
+          <w:lang w:val="en-US"/>
+        </w:rPr>
+        <w:t>Labimizning</w:t>
+      </w:r>
+      <w:proofErr w:type="spellEnd"/>
+      <w:r>
+        <w:rPr>
+          <w:lang w:val="en-US"/>
+        </w:rPr>
+        <w:t xml:space="preserve"> </w:t>
+      </w:r>
+      <w:proofErr w:type="spellStart"/>
+      <w:r>
+        <w:rPr>
+          <w:lang w:val="en-US"/>
+        </w:rPr>
+        <w:t>maqsadi</w:t>
+      </w:r>
+      <w:proofErr w:type="spellEnd"/>
+      <w:r>
+        <w:rPr>
+          <w:lang w:val="en-US"/>
+        </w:rPr>
+        <w:t xml:space="preserve">: </w:t>
+      </w:r>
+      <w:proofErr w:type="spellStart"/>
+      <w:r>
+        <w:rPr>
+          <w:lang w:val="en-US"/>
+        </w:rPr>
+        <w:t>PC’dan</w:t>
+      </w:r>
+      <w:proofErr w:type="spellEnd"/>
+      <w:r>
+        <w:rPr>
+          <w:lang w:val="en-US"/>
+        </w:rPr>
+        <w:t xml:space="preserve"> </w:t>
+      </w:r>
+      <w:proofErr w:type="spellStart"/>
+      <w:r>
+        <w:rPr>
+          <w:lang w:val="en-US"/>
+        </w:rPr>
+        <w:t>routerga</w:t>
+      </w:r>
+      <w:proofErr w:type="spellEnd"/>
+      <w:r>
+        <w:rPr>
+          <w:lang w:val="en-US"/>
+        </w:rPr>
+        <w:t xml:space="preserve"> SSH </w:t>
+      </w:r>
+      <w:proofErr w:type="spellStart"/>
+      <w:r>
+        <w:rPr>
+          <w:lang w:val="en-US"/>
+        </w:rPr>
+        <w:t>orqali</w:t>
+      </w:r>
+      <w:proofErr w:type="spellEnd"/>
+      <w:r>
+        <w:rPr>
+          <w:lang w:val="en-US"/>
+        </w:rPr>
+        <w:t xml:space="preserve"> </w:t>
+      </w:r>
+      <w:proofErr w:type="spellStart"/>
+      <w:r>
+        <w:rPr>
+          <w:lang w:val="en-US"/>
+        </w:rPr>
+        <w:t>ulanish</w:t>
+      </w:r>
+      <w:proofErr w:type="spellEnd"/>
+      <w:r>
+        <w:rPr>
+          <w:lang w:val="en-US"/>
+        </w:rPr>
+        <w:t xml:space="preserve">. </w:t>
+      </w:r>
+      <w:proofErr w:type="spellStart"/>
+      <w:r>
+        <w:rPr>
+          <w:lang w:val="en-US"/>
+        </w:rPr>
+        <w:t>Telnet’dan</w:t>
+      </w:r>
+      <w:proofErr w:type="spellEnd"/>
+      <w:r>
+        <w:rPr>
+          <w:lang w:val="en-US"/>
+        </w:rPr>
+        <w:t xml:space="preserve"> </w:t>
+      </w:r>
+      <w:proofErr w:type="spellStart"/>
+      <w:r>
+        <w:rPr>
+          <w:lang w:val="en-US"/>
+        </w:rPr>
+        <w:t>farqli</w:t>
+      </w:r>
+      <w:proofErr w:type="spellEnd"/>
+      <w:r>
+        <w:rPr>
+          <w:lang w:val="en-US"/>
+        </w:rPr>
+        <w:t xml:space="preserve"> </w:t>
+      </w:r>
+      <w:proofErr w:type="spellStart"/>
+      <w:r>
+        <w:rPr>
+          <w:lang w:val="en-US"/>
+        </w:rPr>
+        <w:t>ravishda</w:t>
+      </w:r>
+      <w:proofErr w:type="spellEnd"/>
+      <w:r>
+        <w:rPr>
+          <w:lang w:val="en-US"/>
+        </w:rPr>
+        <w:t xml:space="preserve">, SSH </w:t>
+      </w:r>
+      <w:proofErr w:type="spellStart"/>
+      <w:r>
+        <w:rPr>
+          <w:lang w:val="en-US"/>
+        </w:rPr>
+        <w:t>boshqaruv</w:t>
+      </w:r>
+      <w:proofErr w:type="spellEnd"/>
+      <w:r>
+        <w:rPr>
+          <w:lang w:val="en-US"/>
+        </w:rPr>
+        <w:t xml:space="preserve"> </w:t>
+      </w:r>
+      <w:proofErr w:type="spellStart"/>
+      <w:r>
+        <w:rPr>
+          <w:lang w:val="en-US"/>
+        </w:rPr>
+        <w:t>sessiyasini</w:t>
+      </w:r>
+      <w:proofErr w:type="spellEnd"/>
+      <w:r>
+        <w:rPr>
+          <w:lang w:val="en-US"/>
+        </w:rPr>
+        <w:t xml:space="preserve"> </w:t>
+      </w:r>
+      <w:proofErr w:type="spellStart"/>
+      <w:r>
+        <w:rPr>
+          <w:lang w:val="en-US"/>
+        </w:rPr>
+        <w:t>shifrlaydi</w:t>
+      </w:r>
+      <w:proofErr w:type="spellEnd"/>
+      <w:r>
+        <w:rPr>
+          <w:lang w:val="en-US"/>
+        </w:rPr>
+        <w:t>.</w:t>
       </w:r>
     </w:p>
     <w:p>
@@ -361,8 +1117,18 @@
           <w:bCs/>
           <w:lang w:val="en-US"/>
         </w:rPr>
-        <w:t>1-qadam — Packet Tracer topologiyasi</w:t>
-      </w:r>
+        <w:t xml:space="preserve">1-qadam — Packet Tracer </w:t>
+      </w:r>
+      <w:proofErr w:type="spellStart"/>
+      <w:r>
+        <w:rPr>
+          <w:b/>
+          <w:bCs/>
+          <w:lang w:val="en-US"/>
+        </w:rPr>
+        <w:t>topologiyasi</w:t>
+      </w:r>
+      <w:proofErr w:type="spellEnd"/>
     </w:p>
     <w:p>
       <w:pPr>
@@ -370,11 +1136,47 @@
           <w:lang w:val="en-US"/>
         </w:rPr>
       </w:pPr>
-      <w:r>
-        <w:rPr>
-          <w:lang w:val="en-US"/>
-        </w:rPr>
-        <w:t>Quyidagi qurilmalarni joylashtiring:</w:t>
+      <w:proofErr w:type="spellStart"/>
+      <w:r>
+        <w:rPr>
+          <w:lang w:val="en-US"/>
+        </w:rPr>
+        <w:t>Quyidagi</w:t>
+      </w:r>
+      <w:proofErr w:type="spellEnd"/>
+      <w:r>
+        <w:rPr>
+          <w:lang w:val="en-US"/>
+        </w:rPr>
+        <w:t xml:space="preserve"> </w:t>
+      </w:r>
+      <w:proofErr w:type="spellStart"/>
+      <w:r>
+        <w:rPr>
+          <w:lang w:val="en-US"/>
+        </w:rPr>
+        <w:t>qurilmalarni</w:t>
+      </w:r>
+      <w:proofErr w:type="spellEnd"/>
+      <w:r>
+        <w:rPr>
+          <w:lang w:val="en-US"/>
+        </w:rPr>
+        <w:t xml:space="preserve"> </w:t>
+      </w:r>
+      <w:proofErr w:type="spellStart"/>
+      <w:r>
+        <w:rPr>
+          <w:lang w:val="en-US"/>
+        </w:rPr>
+        <w:t>joylashtiring</w:t>
+      </w:r>
+      <w:proofErr w:type="spellEnd"/>
+      <w:r>
+        <w:rPr>
+          <w:lang w:val="en-US"/>
+        </w:rPr>
+        <w:t>:</w:t>
       </w:r>
     </w:p>
     <w:p>
@@ -464,11 +1266,61 @@
           <w:lang w:val="en-US"/>
         </w:rPr>
       </w:pPr>
-      <w:r>
-        <w:rPr>
-          <w:lang w:val="en-US"/>
-        </w:rPr>
-        <w:t>Ularni Copper Straight-Through kabeli bilan ulang:</w:t>
+      <w:proofErr w:type="spellStart"/>
+      <w:r>
+        <w:rPr>
+          <w:lang w:val="en-US"/>
+        </w:rPr>
+        <w:t>Ularni</w:t>
+      </w:r>
+      <w:proofErr w:type="spellEnd"/>
+      <w:r>
+        <w:rPr>
+          <w:lang w:val="en-US"/>
+        </w:rPr>
+        <w:t xml:space="preserve"> Copper Straight-Through </w:t>
+      </w:r>
+      <w:proofErr w:type="spellStart"/>
+      <w:r>
+        <w:rPr>
+          <w:lang w:val="en-US"/>
+        </w:rPr>
+        <w:t>kabeli</w:t>
+      </w:r>
+      <w:proofErr w:type="spellEnd"/>
+      <w:r>
+        <w:rPr>
+          <w:lang w:val="en-US"/>
+        </w:rPr>
+        <w:t xml:space="preserve"> </w:t>
+      </w:r>
+      <w:proofErr w:type="spellStart"/>
+      <w:r>
+        <w:rPr>
+          <w:lang w:val="en-US"/>
+        </w:rPr>
+        <w:t>bilan</w:t>
+      </w:r>
+      <w:proofErr w:type="spellEnd"/>
+      <w:r>
+        <w:rPr>
+          <w:lang w:val="en-US"/>
+        </w:rPr>
+        <w:t xml:space="preserve"> </w:t>
+      </w:r>
+      <w:proofErr w:type="spellStart"/>
+      <w:r>
+        <w:rPr>
+          <w:lang w:val="en-US"/>
+        </w:rPr>
+        <w:t>ulang</w:t>
+      </w:r>
+      <w:proofErr w:type="spellEnd"/>
+      <w:r>
+        <w:rPr>
+          <w:lang w:val="en-US"/>
+        </w:rPr>
+        <w:t>:</w:t>
       </w:r>
     </w:p>
     <w:p>
@@ -476,7 +1328,1369 @@
         <w:t>PC → SW1 → R1</w:t>
       </w:r>
     </w:p>
-    <w:p/>
+    <w:p>
+      <w:pPr>
+        <w:rPr>
+          <w:lang w:val="en-US"/>
+        </w:rPr>
+      </w:pPr>
+    </w:p>
+    <w:p>
+      <w:pPr>
+        <w:rPr>
+          <w:lang w:val="en-US"/>
+        </w:rPr>
+      </w:pPr>
+    </w:p>
+    <w:p>
+      <w:pPr>
+        <w:rPr>
+          <w:b/>
+          <w:bCs/>
+          <w:lang w:val="en-US"/>
+        </w:rPr>
+      </w:pPr>
+      <w:r>
+        <w:rPr>
+          <w:b/>
+          <w:bCs/>
+          <w:lang w:val="en-US"/>
+        </w:rPr>
+        <w:lastRenderedPageBreak/>
+        <w:t xml:space="preserve">1-qadam — R1 ga IP manzil </w:t>
+      </w:r>
+      <w:proofErr w:type="spellStart"/>
+      <w:r>
+        <w:rPr>
+          <w:b/>
+          <w:bCs/>
+          <w:lang w:val="en-US"/>
+        </w:rPr>
+        <w:t>berish</w:t>
+      </w:r>
+      <w:proofErr w:type="spellEnd"/>
+    </w:p>
+    <w:p>
+      <w:pPr>
+        <w:rPr>
+          <w:lang w:val="en-US"/>
+        </w:rPr>
+      </w:pPr>
+      <w:proofErr w:type="spellStart"/>
+      <w:r>
+        <w:rPr>
+          <w:lang w:val="en-US"/>
+        </w:rPr>
+        <w:t>Maqsad</w:t>
+      </w:r>
+      <w:proofErr w:type="spellEnd"/>
+      <w:r>
+        <w:rPr>
+          <w:lang w:val="en-US"/>
+        </w:rPr>
+        <w:t xml:space="preserve">: PC </w:t>
+      </w:r>
+      <w:proofErr w:type="spellStart"/>
+      <w:r>
+        <w:rPr>
+          <w:lang w:val="en-US"/>
+        </w:rPr>
+        <w:t>va</w:t>
+      </w:r>
+      <w:proofErr w:type="spellEnd"/>
+      <w:r>
+        <w:rPr>
+          <w:lang w:val="en-US"/>
+        </w:rPr>
+        <w:t xml:space="preserve"> R1 </w:t>
+      </w:r>
+      <w:proofErr w:type="spellStart"/>
+      <w:r>
+        <w:rPr>
+          <w:lang w:val="en-US"/>
+        </w:rPr>
+        <w:t>bir</w:t>
+      </w:r>
+      <w:proofErr w:type="spellEnd"/>
+      <w:r>
+        <w:rPr>
+          <w:lang w:val="en-US"/>
+        </w:rPr>
+        <w:t xml:space="preserve"> </w:t>
+      </w:r>
+      <w:proofErr w:type="spellStart"/>
+      <w:r>
+        <w:rPr>
+          <w:lang w:val="en-US"/>
+        </w:rPr>
+        <w:t>tarmoqda</w:t>
+      </w:r>
+      <w:proofErr w:type="spellEnd"/>
+      <w:r>
+        <w:rPr>
+          <w:lang w:val="en-US"/>
+        </w:rPr>
+        <w:t xml:space="preserve"> </w:t>
+      </w:r>
+      <w:proofErr w:type="spellStart"/>
+      <w:r>
+        <w:rPr>
+          <w:lang w:val="en-US"/>
+        </w:rPr>
+        <w:t>aloqa</w:t>
+      </w:r>
+      <w:proofErr w:type="spellEnd"/>
+      <w:r>
+        <w:rPr>
+          <w:lang w:val="en-US"/>
+        </w:rPr>
+        <w:t xml:space="preserve"> </w:t>
+      </w:r>
+      <w:proofErr w:type="spellStart"/>
+      <w:r>
+        <w:rPr>
+          <w:lang w:val="en-US"/>
+        </w:rPr>
+        <w:t>qila</w:t>
+      </w:r>
+      <w:proofErr w:type="spellEnd"/>
+      <w:r>
+        <w:rPr>
+          <w:lang w:val="en-US"/>
+        </w:rPr>
+        <w:t xml:space="preserve"> </w:t>
+      </w:r>
+      <w:proofErr w:type="spellStart"/>
+      <w:r>
+        <w:rPr>
+          <w:lang w:val="en-US"/>
+        </w:rPr>
+        <w:t>olishi</w:t>
+      </w:r>
+      <w:proofErr w:type="spellEnd"/>
+      <w:r>
+        <w:rPr>
+          <w:lang w:val="en-US"/>
+        </w:rPr>
+        <w:t xml:space="preserve"> </w:t>
+      </w:r>
+      <w:proofErr w:type="spellStart"/>
+      <w:r>
+        <w:rPr>
+          <w:lang w:val="en-US"/>
+        </w:rPr>
+        <w:t>uchun</w:t>
+      </w:r>
+      <w:proofErr w:type="spellEnd"/>
+      <w:r>
+        <w:rPr>
+          <w:lang w:val="en-US"/>
+        </w:rPr>
+        <w:t xml:space="preserve"> router </w:t>
+      </w:r>
+      <w:proofErr w:type="spellStart"/>
+      <w:r>
+        <w:rPr>
+          <w:lang w:val="en-US"/>
+        </w:rPr>
+        <w:t>interfeysini</w:t>
+      </w:r>
+      <w:proofErr w:type="spellEnd"/>
+      <w:r>
+        <w:rPr>
+          <w:lang w:val="en-US"/>
+        </w:rPr>
+        <w:t xml:space="preserve"> </w:t>
+      </w:r>
+      <w:proofErr w:type="spellStart"/>
+      <w:r>
+        <w:rPr>
+          <w:lang w:val="en-US"/>
+        </w:rPr>
+        <w:t>sozlaymiz</w:t>
+      </w:r>
+      <w:proofErr w:type="spellEnd"/>
+      <w:r>
+        <w:rPr>
+          <w:lang w:val="en-US"/>
+        </w:rPr>
+        <w:t>.</w:t>
+      </w:r>
+    </w:p>
+    <w:p>
+      <w:proofErr w:type="spellStart"/>
+      <w:r>
+        <w:t>Bizning</w:t>
+      </w:r>
+      <w:proofErr w:type="spellEnd"/>
+      <w:r>
+        <w:t xml:space="preserve"> IP </w:t>
+      </w:r>
+      <w:proofErr w:type="spellStart"/>
+      <w:r>
+        <w:t>rejamiz</w:t>
+      </w:r>
+      <w:proofErr w:type="spellEnd"/>
+    </w:p>
+    <w:tbl>
+      <w:tblPr>
+        <w:tblW w:w="0" w:type="auto"/>
+        <w:tblCellSpacing w:w="15" w:type="dxa"/>
+        <w:tblCellMar>
+          <w:top w:w="15" w:type="dxa"/>
+          <w:left w:w="15" w:type="dxa"/>
+          <w:bottom w:w="15" w:type="dxa"/>
+          <w:right w:w="15" w:type="dxa"/>
+        </w:tblCellMar>
+        <w:tblLook w:val="04A0" w:firstRow="1" w:lastRow="0" w:firstColumn="1" w:lastColumn="0" w:noHBand="0" w:noVBand="1"/>
+      </w:tblPr>
+      <w:tblGrid>
+        <w:gridCol w:w="962"/>
+        <w:gridCol w:w="1518"/>
+        <w:gridCol w:w="2477"/>
+      </w:tblGrid>
+      <w:tr>
+        <w:trPr>
+          <w:tblCellSpacing w:w="15" w:type="dxa"/>
+        </w:trPr>
+        <w:tc>
+          <w:tcPr>
+            <w:tcW w:w="0" w:type="auto"/>
+            <w:vAlign w:val="center"/>
+            <w:hideMark/>
+          </w:tcPr>
+          <w:p>
+            <w:pPr>
+              <w:rPr>
+                <w:b/>
+                <w:bCs/>
+              </w:rPr>
+            </w:pPr>
+            <w:proofErr w:type="spellStart"/>
+            <w:r>
+              <w:rPr>
+                <w:b/>
+                <w:bCs/>
+              </w:rPr>
+              <w:t>Qurilma</w:t>
+            </w:r>
+            <w:proofErr w:type="spellEnd"/>
+          </w:p>
+        </w:tc>
+        <w:tc>
+          <w:tcPr>
+            <w:tcW w:w="0" w:type="auto"/>
+            <w:vAlign w:val="center"/>
+            <w:hideMark/>
+          </w:tcPr>
+          <w:p>
+            <w:pPr>
+              <w:rPr>
+                <w:b/>
+                <w:bCs/>
+              </w:rPr>
+            </w:pPr>
+            <w:proofErr w:type="spellStart"/>
+            <w:r>
+              <w:rPr>
+                <w:b/>
+                <w:bCs/>
+              </w:rPr>
+              <w:t>Interfeys</w:t>
+            </w:r>
+            <w:proofErr w:type="spellEnd"/>
+          </w:p>
+        </w:tc>
+        <w:tc>
+          <w:tcPr>
+            <w:tcW w:w="0" w:type="auto"/>
+            <w:vAlign w:val="center"/>
+            <w:hideMark/>
+          </w:tcPr>
+          <w:p>
+            <w:pPr>
+              <w:rPr>
+                <w:b/>
+                <w:bCs/>
+              </w:rPr>
+            </w:pPr>
+            <w:r>
+              <w:rPr>
+                <w:b/>
+                <w:bCs/>
+              </w:rPr>
+              <w:t xml:space="preserve">IP </w:t>
+            </w:r>
+            <w:proofErr w:type="spellStart"/>
+            <w:r>
+              <w:rPr>
+                <w:b/>
+                <w:bCs/>
+              </w:rPr>
+              <w:t>manzil</w:t>
+            </w:r>
+            <w:proofErr w:type="spellEnd"/>
+          </w:p>
+        </w:tc>
+      </w:tr>
+      <w:tr>
+        <w:trPr>
+          <w:tblCellSpacing w:w="15" w:type="dxa"/>
+        </w:trPr>
+        <w:tc>
+          <w:tcPr>
+            <w:tcW w:w="0" w:type="auto"/>
+            <w:vAlign w:val="center"/>
+            <w:hideMark/>
+          </w:tcPr>
+          <w:p>
+            <w:r>
+              <w:t>R1</w:t>
+            </w:r>
+          </w:p>
+        </w:tc>
+        <w:tc>
+          <w:tcPr>
+            <w:tcW w:w="0" w:type="auto"/>
+            <w:vAlign w:val="center"/>
+            <w:hideMark/>
+          </w:tcPr>
+          <w:p>
+            <w:r>
+              <w:t>G0/0</w:t>
+            </w:r>
+          </w:p>
+        </w:tc>
+        <w:tc>
+          <w:tcPr>
+            <w:tcW w:w="0" w:type="auto"/>
+            <w:vAlign w:val="center"/>
+            <w:hideMark/>
+          </w:tcPr>
+          <w:p>
+            <w:r>
+              <w:t>192.168.10.1/24</w:t>
+            </w:r>
+          </w:p>
+        </w:tc>
+      </w:tr>
+      <w:tr>
+        <w:trPr>
+          <w:tblCellSpacing w:w="15" w:type="dxa"/>
+        </w:trPr>
+        <w:tc>
+          <w:tcPr>
+            <w:tcW w:w="0" w:type="auto"/>
+            <w:vAlign w:val="center"/>
+            <w:hideMark/>
+          </w:tcPr>
+          <w:p>
+            <w:r>
+              <w:t>PC1</w:t>
+            </w:r>
+          </w:p>
+        </w:tc>
+        <w:tc>
+          <w:tcPr>
+            <w:tcW w:w="0" w:type="auto"/>
+            <w:vAlign w:val="center"/>
+            <w:hideMark/>
+          </w:tcPr>
+          <w:p>
+            <w:r>
+              <w:t>FastEthernet0</w:t>
+            </w:r>
+          </w:p>
+        </w:tc>
+        <w:tc>
+          <w:tcPr>
+            <w:tcW w:w="0" w:type="auto"/>
+            <w:vAlign w:val="center"/>
+            <w:hideMark/>
+          </w:tcPr>
+          <w:p>
+            <w:r>
+              <w:t>192.168.10.10/24</w:t>
+            </w:r>
+          </w:p>
+        </w:tc>
+      </w:tr>
+      <w:tr>
+        <w:trPr>
+          <w:tblCellSpacing w:w="15" w:type="dxa"/>
+        </w:trPr>
+        <w:tc>
+          <w:tcPr>
+            <w:tcW w:w="0" w:type="auto"/>
+            <w:vAlign w:val="center"/>
+            <w:hideMark/>
+          </w:tcPr>
+          <w:p>
+            <w:r>
+              <w:t>SW1</w:t>
+            </w:r>
+          </w:p>
+        </w:tc>
+        <w:tc>
+          <w:tcPr>
+            <w:tcW w:w="0" w:type="auto"/>
+            <w:vAlign w:val="center"/>
+            <w:hideMark/>
+          </w:tcPr>
+          <w:p>
+            <w:r>
+              <w:t>—</w:t>
+            </w:r>
+          </w:p>
+        </w:tc>
+        <w:tc>
+          <w:tcPr>
+            <w:tcW w:w="0" w:type="auto"/>
+            <w:vAlign w:val="center"/>
+            <w:hideMark/>
+          </w:tcPr>
+          <w:p>
+            <w:proofErr w:type="spellStart"/>
+            <w:r>
+              <w:t>Hozircha</w:t>
+            </w:r>
+            <w:proofErr w:type="spellEnd"/>
+            <w:r>
+              <w:t xml:space="preserve"> IP </w:t>
+            </w:r>
+            <w:proofErr w:type="spellStart"/>
+            <w:r>
+              <w:t>kerak</w:t>
+            </w:r>
+            <w:proofErr w:type="spellEnd"/>
+            <w:r>
+              <w:t xml:space="preserve"> </w:t>
+            </w:r>
+            <w:proofErr w:type="spellStart"/>
+            <w:r>
+              <w:t>emas</w:t>
+            </w:r>
+            <w:proofErr w:type="spellEnd"/>
+          </w:p>
+        </w:tc>
+      </w:tr>
+    </w:tbl>
+    <w:p>
+      <w:pPr>
+        <w:rPr>
+          <w:lang w:val="en-US"/>
+        </w:rPr>
+      </w:pPr>
+      <w:r>
+        <w:rPr>
+          <w:lang w:val="en-US"/>
+        </w:rPr>
+        <w:t xml:space="preserve">R1 → CLI </w:t>
+      </w:r>
+      <w:proofErr w:type="spellStart"/>
+      <w:r>
+        <w:rPr>
+          <w:lang w:val="en-US"/>
+        </w:rPr>
+        <w:t>oynasiga</w:t>
+      </w:r>
+      <w:proofErr w:type="spellEnd"/>
+      <w:r>
+        <w:rPr>
+          <w:lang w:val="en-US"/>
+        </w:rPr>
+        <w:t xml:space="preserve"> </w:t>
+      </w:r>
+      <w:proofErr w:type="spellStart"/>
+      <w:r>
+        <w:rPr>
+          <w:lang w:val="en-US"/>
+        </w:rPr>
+        <w:t>kiring</w:t>
+      </w:r>
+      <w:proofErr w:type="spellEnd"/>
+      <w:r>
+        <w:rPr>
+          <w:lang w:val="en-US"/>
+        </w:rPr>
+        <w:t xml:space="preserve">. Router&gt; </w:t>
+      </w:r>
+      <w:proofErr w:type="spellStart"/>
+      <w:r>
+        <w:rPr>
+          <w:lang w:val="en-US"/>
+        </w:rPr>
+        <w:t>rejimida</w:t>
+      </w:r>
+      <w:proofErr w:type="spellEnd"/>
+      <w:r>
+        <w:rPr>
+          <w:lang w:val="en-US"/>
+        </w:rPr>
+        <w:t xml:space="preserve"> </w:t>
+      </w:r>
+      <w:proofErr w:type="spellStart"/>
+      <w:r>
+        <w:rPr>
+          <w:lang w:val="en-US"/>
+        </w:rPr>
+        <w:t>quyidagi</w:t>
+      </w:r>
+      <w:proofErr w:type="spellEnd"/>
+      <w:r>
+        <w:rPr>
+          <w:lang w:val="en-US"/>
+        </w:rPr>
+        <w:t xml:space="preserve"> </w:t>
+      </w:r>
+      <w:proofErr w:type="spellStart"/>
+      <w:r>
+        <w:rPr>
+          <w:lang w:val="en-US"/>
+        </w:rPr>
+        <w:t>buyruqlarni</w:t>
+      </w:r>
+      <w:proofErr w:type="spellEnd"/>
+      <w:r>
+        <w:rPr>
+          <w:lang w:val="en-US"/>
+        </w:rPr>
+        <w:t xml:space="preserve"> </w:t>
+      </w:r>
+      <w:proofErr w:type="spellStart"/>
+      <w:r>
+        <w:rPr>
+          <w:lang w:val="en-US"/>
+        </w:rPr>
+        <w:t>ketma-ket</w:t>
+      </w:r>
+      <w:proofErr w:type="spellEnd"/>
+      <w:r>
+        <w:rPr>
+          <w:lang w:val="en-US"/>
+        </w:rPr>
+        <w:t xml:space="preserve"> </w:t>
+      </w:r>
+      <w:proofErr w:type="spellStart"/>
+      <w:r>
+        <w:rPr>
+          <w:lang w:val="en-US"/>
+        </w:rPr>
+        <w:t>kiriting</w:t>
+      </w:r>
+      <w:proofErr w:type="spellEnd"/>
+      <w:r>
+        <w:rPr>
+          <w:lang w:val="en-US"/>
+        </w:rPr>
+        <w:t>:</w:t>
+      </w:r>
+    </w:p>
+    <w:p>
+      <w:pPr>
+        <w:rPr>
+          <w:lang w:val="en-US"/>
+        </w:rPr>
+      </w:pPr>
+      <w:r>
+        <w:rPr>
+          <w:lang w:val="en-US"/>
+        </w:rPr>
+        <w:t>enable</w:t>
+      </w:r>
+    </w:p>
+    <w:p>
+      <w:pPr>
+        <w:rPr>
+          <w:lang w:val="en-US"/>
+        </w:rPr>
+      </w:pPr>
+      <w:r>
+        <w:rPr>
+          <w:lang w:val="en-US"/>
+        </w:rPr>
+        <w:t>configure terminal</w:t>
+      </w:r>
+    </w:p>
+    <w:p>
+      <w:pPr>
+        <w:rPr>
+          <w:lang w:val="en-US"/>
+        </w:rPr>
+      </w:pPr>
+      <w:r>
+        <w:rPr>
+          <w:lang w:val="en-US"/>
+        </w:rPr>
+        <w:t>interface gigabitEthernet0/0</w:t>
+      </w:r>
+    </w:p>
+    <w:p>
+      <w:pPr>
+        <w:rPr>
+          <w:lang w:val="en-US"/>
+        </w:rPr>
+      </w:pPr>
+      <w:proofErr w:type="spellStart"/>
+      <w:r>
+        <w:rPr>
+          <w:lang w:val="en-US"/>
+        </w:rPr>
+        <w:t>ip</w:t>
+      </w:r>
+      <w:proofErr w:type="spellEnd"/>
+      <w:r>
+        <w:rPr>
+          <w:lang w:val="en-US"/>
+        </w:rPr>
+        <w:t xml:space="preserve"> address 192.168.10.1 255.255.255.0</w:t>
+      </w:r>
+    </w:p>
+    <w:p>
+      <w:pPr>
+        <w:rPr>
+          <w:lang w:val="en-US"/>
+        </w:rPr>
+      </w:pPr>
+      <w:r>
+        <w:rPr>
+          <w:lang w:val="en-US"/>
+        </w:rPr>
+        <w:t>no shutdown</w:t>
+      </w:r>
+    </w:p>
+    <w:p>
+      <w:pPr>
+        <w:rPr>
+          <w:lang w:val="en-US"/>
+        </w:rPr>
+      </w:pPr>
+      <w:r>
+        <w:rPr>
+          <w:lang w:val="en-US"/>
+        </w:rPr>
+        <w:t>end</w:t>
+      </w:r>
+    </w:p>
+    <w:p>
+      <w:pPr>
+        <w:rPr>
+          <w:lang w:val="en-US"/>
+        </w:rPr>
+      </w:pPr>
+      <w:r>
+        <w:rPr>
+          <w:lang w:val="en-US"/>
+        </w:rPr>
+        <w:t xml:space="preserve">show </w:t>
+      </w:r>
+      <w:proofErr w:type="spellStart"/>
+      <w:r>
+        <w:rPr>
+          <w:lang w:val="en-US"/>
+        </w:rPr>
+        <w:t>ip</w:t>
+      </w:r>
+      <w:proofErr w:type="spellEnd"/>
+      <w:r>
+        <w:rPr>
+          <w:lang w:val="en-US"/>
+        </w:rPr>
+        <w:t xml:space="preserve"> interface brief</w:t>
+      </w:r>
+    </w:p>
+    <w:p>
+      <w:proofErr w:type="spellStart"/>
+      <w:r>
+        <w:t>Muhim</w:t>
+      </w:r>
+      <w:proofErr w:type="spellEnd"/>
+      <w:r>
+        <w:t xml:space="preserve"> </w:t>
+      </w:r>
+      <w:proofErr w:type="spellStart"/>
+      <w:r>
+        <w:t>buyruqlar</w:t>
+      </w:r>
+      <w:proofErr w:type="spellEnd"/>
+      <w:r>
+        <w:t>:</w:t>
+      </w:r>
+    </w:p>
+    <w:p>
+      <w:pPr>
+        <w:numPr>
+          <w:ilvl w:val="0"/>
+          <w:numId w:val="2"/>
+        </w:numPr>
+        <w:rPr>
+          <w:lang w:val="en-US"/>
+        </w:rPr>
+      </w:pPr>
+      <w:proofErr w:type="spellStart"/>
+      <w:r>
+        <w:rPr>
+          <w:lang w:val="en-US"/>
+        </w:rPr>
+        <w:t>ip</w:t>
+      </w:r>
+      <w:proofErr w:type="spellEnd"/>
+      <w:r>
+        <w:rPr>
+          <w:lang w:val="en-US"/>
+        </w:rPr>
+        <w:t xml:space="preserve"> address — router </w:t>
+      </w:r>
+      <w:proofErr w:type="spellStart"/>
+      <w:r>
+        <w:rPr>
+          <w:lang w:val="en-US"/>
+        </w:rPr>
+        <w:t>interfeysiga</w:t>
+      </w:r>
+      <w:proofErr w:type="spellEnd"/>
+      <w:r>
+        <w:rPr>
+          <w:lang w:val="en-US"/>
+        </w:rPr>
+        <w:t xml:space="preserve"> IP </w:t>
+      </w:r>
+      <w:proofErr w:type="spellStart"/>
+      <w:r>
+        <w:rPr>
+          <w:lang w:val="en-US"/>
+        </w:rPr>
+        <w:t>beradi</w:t>
+      </w:r>
+      <w:proofErr w:type="spellEnd"/>
+      <w:r>
+        <w:rPr>
+          <w:lang w:val="en-US"/>
+        </w:rPr>
+        <w:t>.</w:t>
+      </w:r>
+    </w:p>
+    <w:p>
+      <w:pPr>
+        <w:numPr>
+          <w:ilvl w:val="0"/>
+          <w:numId w:val="2"/>
+        </w:numPr>
+      </w:pPr>
+      <w:proofErr w:type="spellStart"/>
+      <w:r>
+        <w:t>no</w:t>
+      </w:r>
+      <w:proofErr w:type="spellEnd"/>
+      <w:r>
+        <w:t xml:space="preserve"> </w:t>
+      </w:r>
+      <w:proofErr w:type="spellStart"/>
+      <w:r>
+        <w:t>shutdown</w:t>
+      </w:r>
+      <w:proofErr w:type="spellEnd"/>
+      <w:r>
+        <w:t xml:space="preserve"> — </w:t>
+      </w:r>
+      <w:proofErr w:type="spellStart"/>
+      <w:r>
+        <w:t>interfeysni</w:t>
+      </w:r>
+      <w:proofErr w:type="spellEnd"/>
+      <w:r>
+        <w:t xml:space="preserve"> </w:t>
+      </w:r>
+      <w:proofErr w:type="spellStart"/>
+      <w:r>
+        <w:t>yoqadi</w:t>
+      </w:r>
+      <w:proofErr w:type="spellEnd"/>
+      <w:r>
+        <w:t>.</w:t>
+      </w:r>
+    </w:p>
+    <w:p>
+      <w:pPr>
+        <w:numPr>
+          <w:ilvl w:val="0"/>
+          <w:numId w:val="2"/>
+        </w:numPr>
+        <w:rPr>
+          <w:lang w:val="en-US"/>
+        </w:rPr>
+      </w:pPr>
+      <w:r>
+        <w:rPr>
+          <w:lang w:val="en-US"/>
+        </w:rPr>
+        <w:t xml:space="preserve">show </w:t>
+      </w:r>
+      <w:proofErr w:type="spellStart"/>
+      <w:r>
+        <w:rPr>
+          <w:lang w:val="en-US"/>
+        </w:rPr>
+        <w:t>ip</w:t>
+      </w:r>
+      <w:proofErr w:type="spellEnd"/>
+      <w:r>
+        <w:rPr>
+          <w:lang w:val="en-US"/>
+        </w:rPr>
+        <w:t xml:space="preserve"> interface brief — IP </w:t>
+      </w:r>
+      <w:proofErr w:type="spellStart"/>
+      <w:r>
+        <w:rPr>
+          <w:lang w:val="en-US"/>
+        </w:rPr>
+        <w:t>va</w:t>
+      </w:r>
+      <w:proofErr w:type="spellEnd"/>
+      <w:r>
+        <w:rPr>
+          <w:lang w:val="en-US"/>
+        </w:rPr>
+        <w:t xml:space="preserve"> </w:t>
+      </w:r>
+      <w:proofErr w:type="spellStart"/>
+      <w:r>
+        <w:rPr>
+          <w:lang w:val="en-US"/>
+        </w:rPr>
+        <w:t>interfeys</w:t>
+      </w:r>
+      <w:proofErr w:type="spellEnd"/>
+      <w:r>
+        <w:rPr>
+          <w:lang w:val="en-US"/>
+        </w:rPr>
+        <w:t xml:space="preserve"> </w:t>
+      </w:r>
+      <w:proofErr w:type="spellStart"/>
+      <w:r>
+        <w:rPr>
+          <w:lang w:val="en-US"/>
+        </w:rPr>
+        <w:t>holatini</w:t>
+      </w:r>
+      <w:proofErr w:type="spellEnd"/>
+      <w:r>
+        <w:rPr>
+          <w:lang w:val="en-US"/>
+        </w:rPr>
+        <w:t xml:space="preserve"> </w:t>
+      </w:r>
+      <w:proofErr w:type="spellStart"/>
+      <w:r>
+        <w:rPr>
+          <w:lang w:val="en-US"/>
+        </w:rPr>
+        <w:t>tekshiradi</w:t>
+      </w:r>
+      <w:proofErr w:type="spellEnd"/>
+      <w:r>
+        <w:rPr>
+          <w:lang w:val="en-US"/>
+        </w:rPr>
+        <w:t>.</w:t>
+      </w:r>
+    </w:p>
+    <w:p>
+      <w:pPr>
+        <w:rPr>
+          <w:lang w:val="en-US"/>
+        </w:rPr>
+      </w:pPr>
+      <w:proofErr w:type="spellStart"/>
+      <w:r>
+        <w:rPr>
+          <w:lang w:val="en-US"/>
+        </w:rPr>
+        <w:t>Kutiladigan</w:t>
+      </w:r>
+      <w:proofErr w:type="spellEnd"/>
+      <w:r>
+        <w:rPr>
+          <w:lang w:val="en-US"/>
+        </w:rPr>
+        <w:t xml:space="preserve"> </w:t>
+      </w:r>
+      <w:proofErr w:type="spellStart"/>
+      <w:r>
+        <w:rPr>
+          <w:lang w:val="en-US"/>
+        </w:rPr>
+        <w:t>natija</w:t>
+      </w:r>
+      <w:proofErr w:type="spellEnd"/>
+      <w:r>
+        <w:rPr>
+          <w:lang w:val="en-US"/>
+        </w:rPr>
+        <w:t xml:space="preserve">: GigabitEthernet0/0 </w:t>
+      </w:r>
+      <w:proofErr w:type="spellStart"/>
+      <w:r>
+        <w:rPr>
+          <w:lang w:val="en-US"/>
+        </w:rPr>
+        <w:t>qatorida</w:t>
+      </w:r>
+      <w:proofErr w:type="spellEnd"/>
+      <w:r>
+        <w:rPr>
+          <w:lang w:val="en-US"/>
+        </w:rPr>
+        <w:t xml:space="preserve"> 192.168.10.1 </w:t>
+      </w:r>
+      <w:proofErr w:type="spellStart"/>
+      <w:r>
+        <w:rPr>
+          <w:lang w:val="en-US"/>
+        </w:rPr>
+        <w:t>va</w:t>
+      </w:r>
+      <w:proofErr w:type="spellEnd"/>
+      <w:r>
+        <w:rPr>
+          <w:lang w:val="en-US"/>
+        </w:rPr>
+        <w:t xml:space="preserve"> </w:t>
+      </w:r>
+      <w:proofErr w:type="spellStart"/>
+      <w:r>
+        <w:rPr>
+          <w:lang w:val="en-US"/>
+        </w:rPr>
+        <w:t>odatda</w:t>
+      </w:r>
+      <w:proofErr w:type="spellEnd"/>
+      <w:r>
+        <w:rPr>
+          <w:lang w:val="en-US"/>
+        </w:rPr>
+        <w:t xml:space="preserve"> up/up </w:t>
+      </w:r>
+      <w:proofErr w:type="spellStart"/>
+      <w:proofErr w:type="gramStart"/>
+      <w:r>
+        <w:rPr>
+          <w:lang w:val="en-US"/>
+        </w:rPr>
+        <w:t>ko‘</w:t>
+      </w:r>
+      <w:proofErr w:type="gramEnd"/>
+      <w:r>
+        <w:rPr>
+          <w:lang w:val="en-US"/>
+        </w:rPr>
+        <w:t>rinadi</w:t>
+      </w:r>
+      <w:proofErr w:type="spellEnd"/>
+      <w:r>
+        <w:rPr>
+          <w:lang w:val="en-US"/>
+        </w:rPr>
+        <w:t xml:space="preserve"> (switch </w:t>
+      </w:r>
+      <w:proofErr w:type="spellStart"/>
+      <w:r>
+        <w:rPr>
+          <w:lang w:val="en-US"/>
+        </w:rPr>
+        <w:t>hamda</w:t>
+      </w:r>
+      <w:proofErr w:type="spellEnd"/>
+      <w:r>
+        <w:rPr>
+          <w:lang w:val="en-US"/>
+        </w:rPr>
+        <w:t xml:space="preserve"> PC </w:t>
+      </w:r>
+      <w:proofErr w:type="spellStart"/>
+      <w:r>
+        <w:rPr>
+          <w:lang w:val="en-US"/>
+        </w:rPr>
+        <w:t>tomondagi</w:t>
+      </w:r>
+      <w:proofErr w:type="spellEnd"/>
+      <w:r>
+        <w:rPr>
+          <w:lang w:val="en-US"/>
+        </w:rPr>
+        <w:t xml:space="preserve"> </w:t>
+      </w:r>
+      <w:proofErr w:type="spellStart"/>
+      <w:r>
+        <w:rPr>
+          <w:lang w:val="en-US"/>
+        </w:rPr>
+        <w:t>kabel</w:t>
+      </w:r>
+      <w:proofErr w:type="spellEnd"/>
+      <w:r>
+        <w:rPr>
+          <w:lang w:val="en-US"/>
+        </w:rPr>
+        <w:t xml:space="preserve"> </w:t>
+      </w:r>
+      <w:proofErr w:type="spellStart"/>
+      <w:r>
+        <w:rPr>
+          <w:lang w:val="en-US"/>
+        </w:rPr>
+        <w:t>ulangan</w:t>
+      </w:r>
+      <w:proofErr w:type="spellEnd"/>
+      <w:r>
+        <w:rPr>
+          <w:lang w:val="en-US"/>
+        </w:rPr>
+        <w:t xml:space="preserve"> </w:t>
+      </w:r>
+      <w:proofErr w:type="spellStart"/>
+      <w:r>
+        <w:rPr>
+          <w:lang w:val="en-US"/>
+        </w:rPr>
+        <w:t>bo‘lishi</w:t>
+      </w:r>
+      <w:proofErr w:type="spellEnd"/>
+      <w:r>
+        <w:rPr>
+          <w:lang w:val="en-US"/>
+        </w:rPr>
+        <w:t xml:space="preserve"> </w:t>
+      </w:r>
+      <w:proofErr w:type="spellStart"/>
+      <w:r>
+        <w:rPr>
+          <w:lang w:val="en-US"/>
+        </w:rPr>
+        <w:t>kerak</w:t>
+      </w:r>
+      <w:proofErr w:type="spellEnd"/>
+      <w:r>
+        <w:rPr>
+          <w:lang w:val="en-US"/>
+        </w:rPr>
+        <w:t>).</w:t>
+      </w:r>
+    </w:p>
+    <w:p>
+      <w:pPr>
+        <w:rPr>
+          <w:lang w:val="en-US"/>
+        </w:rPr>
+      </w:pPr>
+    </w:p>
+    <w:p>
+      <w:pPr>
+        <w:rPr>
+          <w:lang w:val="en-US"/>
+        </w:rPr>
+      </w:pPr>
+    </w:p>
+    <w:p>
+      <w:pPr>
+        <w:rPr>
+          <w:b/>
+          <w:bCs/>
+          <w:lang w:val="en-US"/>
+        </w:rPr>
+      </w:pPr>
+      <w:r>
+        <w:rPr>
+          <w:b/>
+          <w:bCs/>
+          <w:lang w:val="en-US"/>
+        </w:rPr>
+        <w:t>2-qadam — PC1 ga IP manzil berish</w:t>
+      </w:r>
+    </w:p>
+    <w:p>
+      <w:pPr>
+        <w:rPr>
+          <w:lang w:val="en-US"/>
+        </w:rPr>
+      </w:pPr>
+      <w:r>
+        <w:rPr>
+          <w:lang w:val="en-US"/>
+        </w:rPr>
+        <w:t xml:space="preserve">Packet Tracer’da PC1 → Desktop → IP Configuration </w:t>
+      </w:r>
+      <w:proofErr w:type="gramStart"/>
+      <w:r>
+        <w:rPr>
+          <w:lang w:val="en-US"/>
+        </w:rPr>
+        <w:t>bo‘</w:t>
+      </w:r>
+      <w:proofErr w:type="gramEnd"/>
+      <w:r>
+        <w:rPr>
+          <w:lang w:val="en-US"/>
+        </w:rPr>
+        <w:t>limini oching va quyidagilarni kiriting:</w:t>
+      </w:r>
+    </w:p>
+    <w:tbl>
+      <w:tblPr>
+        <w:tblW w:w="0" w:type="auto"/>
+        <w:tblCellSpacing w:w="15" w:type="dxa"/>
+        <w:tblCellMar>
+          <w:top w:w="15" w:type="dxa"/>
+          <w:left w:w="15" w:type="dxa"/>
+          <w:bottom w:w="15" w:type="dxa"/>
+          <w:right w:w="15" w:type="dxa"/>
+        </w:tblCellMar>
+        <w:tblLook w:val="04A0" w:firstRow="1" w:lastRow="0" w:firstColumn="1" w:lastColumn="0" w:noHBand="0" w:noVBand="1"/>
+      </w:tblPr>
+      <w:tblGrid>
+        <w:gridCol w:w="1789"/>
+        <w:gridCol w:w="3276"/>
+      </w:tblGrid>
+      <w:tr>
+        <w:trPr>
+          <w:tblCellSpacing w:w="15" w:type="dxa"/>
+        </w:trPr>
+        <w:tc>
+          <w:tcPr>
+            <w:tcW w:w="0" w:type="auto"/>
+            <w:vAlign w:val="center"/>
+            <w:hideMark/>
+          </w:tcPr>
+          <w:p>
+            <w:pPr>
+              <w:rPr>
+                <w:b/>
+                <w:bCs/>
+              </w:rPr>
+            </w:pPr>
+            <w:proofErr w:type="spellStart"/>
+            <w:r>
+              <w:rPr>
+                <w:b/>
+                <w:bCs/>
+              </w:rPr>
+              <w:t>Maydon</w:t>
+            </w:r>
+            <w:proofErr w:type="spellEnd"/>
+          </w:p>
+        </w:tc>
+        <w:tc>
+          <w:tcPr>
+            <w:tcW w:w="0" w:type="auto"/>
+            <w:vAlign w:val="center"/>
+            <w:hideMark/>
+          </w:tcPr>
+          <w:p>
+            <w:pPr>
+              <w:rPr>
+                <w:b/>
+                <w:bCs/>
+              </w:rPr>
+            </w:pPr>
+            <w:proofErr w:type="spellStart"/>
+            <w:r>
+              <w:rPr>
+                <w:b/>
+                <w:bCs/>
+              </w:rPr>
+              <w:t>Qiymat</w:t>
+            </w:r>
+            <w:proofErr w:type="spellEnd"/>
+          </w:p>
+        </w:tc>
+      </w:tr>
+      <w:tr>
+        <w:trPr>
+          <w:tblCellSpacing w:w="15" w:type="dxa"/>
+        </w:trPr>
+        <w:tc>
+          <w:tcPr>
+            <w:tcW w:w="0" w:type="auto"/>
+            <w:vAlign w:val="center"/>
+            <w:hideMark/>
+          </w:tcPr>
+          <w:p>
+            <w:r>
+              <w:t>IP Address</w:t>
+            </w:r>
+          </w:p>
+        </w:tc>
+        <w:tc>
+          <w:tcPr>
+            <w:tcW w:w="0" w:type="auto"/>
+            <w:vAlign w:val="center"/>
+            <w:hideMark/>
+          </w:tcPr>
+          <w:p>
+            <w:r>
+              <w:t>192.168.10.10</w:t>
+            </w:r>
+          </w:p>
+        </w:tc>
+      </w:tr>
+      <w:tr>
+        <w:trPr>
+          <w:tblCellSpacing w:w="15" w:type="dxa"/>
+        </w:trPr>
+        <w:tc>
+          <w:tcPr>
+            <w:tcW w:w="0" w:type="auto"/>
+            <w:vAlign w:val="center"/>
+            <w:hideMark/>
+          </w:tcPr>
+          <w:p>
+            <w:proofErr w:type="spellStart"/>
+            <w:r>
+              <w:lastRenderedPageBreak/>
+              <w:t>Subnet</w:t>
+            </w:r>
+            <w:proofErr w:type="spellEnd"/>
+            <w:r>
+              <w:t xml:space="preserve"> </w:t>
+            </w:r>
+            <w:proofErr w:type="spellStart"/>
+            <w:r>
+              <w:t>Mask</w:t>
+            </w:r>
+            <w:proofErr w:type="spellEnd"/>
+          </w:p>
+        </w:tc>
+        <w:tc>
+          <w:tcPr>
+            <w:tcW w:w="0" w:type="auto"/>
+            <w:vAlign w:val="center"/>
+            <w:hideMark/>
+          </w:tcPr>
+          <w:p>
+            <w:r>
+              <w:t>255.255.255.0</w:t>
+            </w:r>
+          </w:p>
+        </w:tc>
+      </w:tr>
+      <w:tr>
+        <w:trPr>
+          <w:tblCellSpacing w:w="15" w:type="dxa"/>
+        </w:trPr>
+        <w:tc>
+          <w:tcPr>
+            <w:tcW w:w="0" w:type="auto"/>
+            <w:vAlign w:val="center"/>
+            <w:hideMark/>
+          </w:tcPr>
+          <w:p>
+            <w:proofErr w:type="spellStart"/>
+            <w:r>
+              <w:t>Default</w:t>
+            </w:r>
+            <w:proofErr w:type="spellEnd"/>
+            <w:r>
+              <w:t xml:space="preserve"> Gateway</w:t>
+            </w:r>
+          </w:p>
+        </w:tc>
+        <w:tc>
+          <w:tcPr>
+            <w:tcW w:w="0" w:type="auto"/>
+            <w:vAlign w:val="center"/>
+            <w:hideMark/>
+          </w:tcPr>
+          <w:p>
+            <w:r>
+              <w:t>192.168.10.1</w:t>
+            </w:r>
+          </w:p>
+        </w:tc>
+      </w:tr>
+      <w:tr>
+        <w:trPr>
+          <w:tblCellSpacing w:w="15" w:type="dxa"/>
+        </w:trPr>
+        <w:tc>
+          <w:tcPr>
+            <w:tcW w:w="0" w:type="auto"/>
+            <w:vAlign w:val="center"/>
+            <w:hideMark/>
+          </w:tcPr>
+          <w:p>
+            <w:r>
+              <w:t>DNS Server</w:t>
+            </w:r>
+          </w:p>
+        </w:tc>
+        <w:tc>
+          <w:tcPr>
+            <w:tcW w:w="0" w:type="auto"/>
+            <w:vAlign w:val="center"/>
+            <w:hideMark/>
+          </w:tcPr>
+          <w:p>
+            <w:pPr>
+              <w:rPr>
+                <w:lang w:val="en-US"/>
+              </w:rPr>
+            </w:pPr>
+            <w:r>
+              <w:rPr>
+                <w:lang w:val="en-US"/>
+              </w:rPr>
+              <w:t>Hozircha bo‘sh qoldirsa bo‘ladi</w:t>
+            </w:r>
+          </w:p>
+        </w:tc>
+      </w:tr>
+    </w:tbl>
+    <w:p>
+      <w:pPr>
+        <w:rPr>
+          <w:lang w:val="en-US"/>
+        </w:rPr>
+      </w:pPr>
+      <w:r>
+        <w:rPr>
+          <w:lang w:val="en-US"/>
+        </w:rPr>
+        <w:t>Nima uchun gateway kerak? PC boshqa tarmoqqa chiqmoqchi bo‘lsa, paketni R1 orqali yuboradi. Hozirgi labda SSH bir tarmoq ichida ishlasa ham, gateway’ni to‘g‘ri sozlashni mashq qilamiz.</w:t>
+      </w:r>
+    </w:p>
+    <w:p>
+      <w:pPr>
+        <w:rPr>
+          <w:lang w:val="en-US"/>
+        </w:rPr>
+      </w:pPr>
+      <w:r>
+        <w:rPr>
+          <w:lang w:val="en-US"/>
+        </w:rPr>
+        <w:t>So‘ng PC1 → Desktop → Command Prompt oynasini ochib, quyidagini bajaring:</w:t>
+      </w:r>
+    </w:p>
+    <w:p>
+      <w:proofErr w:type="spellStart"/>
+      <w:r>
+        <w:t>ping</w:t>
+      </w:r>
+      <w:proofErr w:type="spellEnd"/>
+      <w:r>
+        <w:t xml:space="preserve"> 192.168.10.1</w:t>
+      </w:r>
+    </w:p>
+    <w:p>
+      <w:pPr>
+        <w:rPr>
+          <w:lang w:val="en-US"/>
+        </w:rPr>
+      </w:pPr>
+    </w:p>
     <w:sectPr>
       <w:pgSz w:w="11906" w:h="16838"/>
       <w:pgMar w:top="1134" w:right="850" w:bottom="1134" w:left="1701" w:header="708" w:footer="708" w:gutter="0"/>
@@ -638,8 +2852,160 @@
       </w:rPr>
     </w:lvl>
   </w:abstractNum>
+  <w:abstractNum w:abstractNumId="1" w15:restartNumberingAfterBreak="0">
+    <w:nsid w:val="71120512"/>
+    <w:multiLevelType w:val="multilevel"/>
+    <w:tmpl w:val="4DAE6258"/>
+    <w:lvl w:ilvl="0">
+      <w:start w:val="1"/>
+      <w:numFmt w:val="bullet"/>
+      <w:lvlText w:val=""/>
+      <w:lvlJc w:val="left"/>
+      <w:pPr>
+        <w:tabs>
+          <w:tab w:val="num" w:pos="720"/>
+        </w:tabs>
+        <w:ind w:left="720" w:hanging="360"/>
+      </w:pPr>
+      <w:rPr>
+        <w:rFonts w:ascii="Symbol" w:hAnsi="Symbol" w:hint="default"/>
+        <w:sz w:val="20"/>
+      </w:rPr>
+    </w:lvl>
+    <w:lvl w:ilvl="1" w:tentative="1">
+      <w:start w:val="1"/>
+      <w:numFmt w:val="bullet"/>
+      <w:lvlText w:val="o"/>
+      <w:lvlJc w:val="left"/>
+      <w:pPr>
+        <w:tabs>
+          <w:tab w:val="num" w:pos="1440"/>
+        </w:tabs>
+        <w:ind w:left="1440" w:hanging="360"/>
+      </w:pPr>
+      <w:rPr>
+        <w:rFonts w:ascii="Courier New" w:hAnsi="Courier New" w:hint="default"/>
+        <w:sz w:val="20"/>
+      </w:rPr>
+    </w:lvl>
+    <w:lvl w:ilvl="2" w:tentative="1">
+      <w:start w:val="1"/>
+      <w:numFmt w:val="bullet"/>
+      <w:lvlText w:val=""/>
+      <w:lvlJc w:val="left"/>
+      <w:pPr>
+        <w:tabs>
+          <w:tab w:val="num" w:pos="2160"/>
+        </w:tabs>
+        <w:ind w:left="2160" w:hanging="360"/>
+      </w:pPr>
+      <w:rPr>
+        <w:rFonts w:ascii="Wingdings" w:hAnsi="Wingdings" w:hint="default"/>
+        <w:sz w:val="20"/>
+      </w:rPr>
+    </w:lvl>
+    <w:lvl w:ilvl="3" w:tentative="1">
+      <w:start w:val="1"/>
+      <w:numFmt w:val="bullet"/>
+      <w:lvlText w:val=""/>
+      <w:lvlJc w:val="left"/>
+      <w:pPr>
+        <w:tabs>
+          <w:tab w:val="num" w:pos="2880"/>
+        </w:tabs>
+        <w:ind w:left="2880" w:hanging="360"/>
+      </w:pPr>
+      <w:rPr>
+        <w:rFonts w:ascii="Wingdings" w:hAnsi="Wingdings" w:hint="default"/>
+        <w:sz w:val="20"/>
+      </w:rPr>
+    </w:lvl>
+    <w:lvl w:ilvl="4" w:tentative="1">
+      <w:start w:val="1"/>
+      <w:numFmt w:val="bullet"/>
+      <w:lvlText w:val=""/>
+      <w:lvlJc w:val="left"/>
+      <w:pPr>
+        <w:tabs>
+          <w:tab w:val="num" w:pos="3600"/>
+        </w:tabs>
+        <w:ind w:left="3600" w:hanging="360"/>
+      </w:pPr>
+      <w:rPr>
+        <w:rFonts w:ascii="Wingdings" w:hAnsi="Wingdings" w:hint="default"/>
+        <w:sz w:val="20"/>
+      </w:rPr>
+    </w:lvl>
+    <w:lvl w:ilvl="5" w:tentative="1">
+      <w:start w:val="1"/>
+      <w:numFmt w:val="bullet"/>
+      <w:lvlText w:val=""/>
+      <w:lvlJc w:val="left"/>
+      <w:pPr>
+        <w:tabs>
+          <w:tab w:val="num" w:pos="4320"/>
+        </w:tabs>
+        <w:ind w:left="4320" w:hanging="360"/>
+      </w:pPr>
+      <w:rPr>
+        <w:rFonts w:ascii="Wingdings" w:hAnsi="Wingdings" w:hint="default"/>
+        <w:sz w:val="20"/>
+      </w:rPr>
+    </w:lvl>
+    <w:lvl w:ilvl="6" w:tentative="1">
+      <w:start w:val="1"/>
+      <w:numFmt w:val="bullet"/>
+      <w:lvlText w:val=""/>
+      <w:lvlJc w:val="left"/>
+      <w:pPr>
+        <w:tabs>
+          <w:tab w:val="num" w:pos="5040"/>
+        </w:tabs>
+        <w:ind w:left="5040" w:hanging="360"/>
+      </w:pPr>
+      <w:rPr>
+        <w:rFonts w:ascii="Wingdings" w:hAnsi="Wingdings" w:hint="default"/>
+        <w:sz w:val="20"/>
+      </w:rPr>
+    </w:lvl>
+    <w:lvl w:ilvl="7" w:tentative="1">
+      <w:start w:val="1"/>
+      <w:numFmt w:val="bullet"/>
+      <w:lvlText w:val=""/>
+      <w:lvlJc w:val="left"/>
+      <w:pPr>
+        <w:tabs>
+          <w:tab w:val="num" w:pos="5760"/>
+        </w:tabs>
+        <w:ind w:left="5760" w:hanging="360"/>
+      </w:pPr>
+      <w:rPr>
+        <w:rFonts w:ascii="Wingdings" w:hAnsi="Wingdings" w:hint="default"/>
+        <w:sz w:val="20"/>
+      </w:rPr>
+    </w:lvl>
+    <w:lvl w:ilvl="8" w:tentative="1">
+      <w:start w:val="1"/>
+      <w:numFmt w:val="bullet"/>
+      <w:lvlText w:val=""/>
+      <w:lvlJc w:val="left"/>
+      <w:pPr>
+        <w:tabs>
+          <w:tab w:val="num" w:pos="6480"/>
+        </w:tabs>
+        <w:ind w:left="6480" w:hanging="360"/>
+      </w:pPr>
+      <w:rPr>
+        <w:rFonts w:ascii="Wingdings" w:hAnsi="Wingdings" w:hint="default"/>
+        <w:sz w:val="20"/>
+      </w:rPr>
+    </w:lvl>
+  </w:abstractNum>
   <w:num w:numId="1" w16cid:durableId="424889780">
     <w:abstractNumId w:val="0"/>
+  </w:num>
+  <w:num w:numId="2" w16cid:durableId="702100946">
+    <w:abstractNumId w:val="1"/>
   </w:num>
 </w:numbering>
 </file>

--- a/SSH va TFTP.docx
+++ b/SSH va TFTP.docx
@@ -2408,21 +2408,46 @@
           <w:bCs/>
           <w:lang w:val="en-US"/>
         </w:rPr>
-        <w:t>2-qadam — PC1 ga IP manzil berish</w:t>
-      </w:r>
-    </w:p>
-    <w:p>
-      <w:pPr>
-        <w:rPr>
-          <w:lang w:val="en-US"/>
-        </w:rPr>
-      </w:pPr>
-      <w:r>
-        <w:rPr>
-          <w:lang w:val="en-US"/>
-        </w:rPr>
-        <w:t xml:space="preserve">Packet Tracer’da PC1 → Desktop → IP Configuration </w:t>
-      </w:r>
+        <w:t xml:space="preserve">2-qadam — PC1 ga IP manzil </w:t>
+      </w:r>
+      <w:proofErr w:type="spellStart"/>
+      <w:r>
+        <w:rPr>
+          <w:b/>
+          <w:bCs/>
+          <w:lang w:val="en-US"/>
+        </w:rPr>
+        <w:t>berish</w:t>
+      </w:r>
+      <w:proofErr w:type="spellEnd"/>
+    </w:p>
+    <w:p>
+      <w:pPr>
+        <w:rPr>
+          <w:lang w:val="en-US"/>
+        </w:rPr>
+      </w:pPr>
+      <w:r>
+        <w:rPr>
+          <w:lang w:val="en-US"/>
+        </w:rPr>
+        <w:t xml:space="preserve">Packet </w:t>
+      </w:r>
+      <w:proofErr w:type="spellStart"/>
+      <w:r>
+        <w:rPr>
+          <w:lang w:val="en-US"/>
+        </w:rPr>
+        <w:t>Tracer’da</w:t>
+      </w:r>
+      <w:proofErr w:type="spellEnd"/>
+      <w:r>
+        <w:rPr>
+          <w:lang w:val="en-US"/>
+        </w:rPr>
+        <w:t xml:space="preserve"> PC1 → Desktop → IP Configuration </w:t>
+      </w:r>
+      <w:proofErr w:type="spellStart"/>
       <w:proofErr w:type="gramStart"/>
       <w:r>
         <w:rPr>
@@ -2435,7 +2460,70 @@
         <w:rPr>
           <w:lang w:val="en-US"/>
         </w:rPr>
-        <w:t>limini oching va quyidagilarni kiriting:</w:t>
+        <w:t>limini</w:t>
+      </w:r>
+      <w:proofErr w:type="spellEnd"/>
+      <w:r>
+        <w:rPr>
+          <w:lang w:val="en-US"/>
+        </w:rPr>
+        <w:t xml:space="preserve"> </w:t>
+      </w:r>
+      <w:proofErr w:type="spellStart"/>
+      <w:r>
+        <w:rPr>
+          <w:lang w:val="en-US"/>
+        </w:rPr>
+        <w:t>oching</w:t>
+      </w:r>
+      <w:proofErr w:type="spellEnd"/>
+      <w:r>
+        <w:rPr>
+          <w:lang w:val="en-US"/>
+        </w:rPr>
+        <w:t xml:space="preserve"> </w:t>
+      </w:r>
+      <w:proofErr w:type="spellStart"/>
+      <w:r>
+        <w:rPr>
+          <w:lang w:val="en-US"/>
+        </w:rPr>
+        <w:t>va</w:t>
+      </w:r>
+      <w:proofErr w:type="spellEnd"/>
+      <w:r>
+        <w:rPr>
+          <w:lang w:val="en-US"/>
+        </w:rPr>
+        <w:t xml:space="preserve"> </w:t>
+      </w:r>
+      <w:proofErr w:type="spellStart"/>
+      <w:r>
+        <w:rPr>
+          <w:lang w:val="en-US"/>
+        </w:rPr>
+        <w:t>quyidagilarni</w:t>
+      </w:r>
+      <w:proofErr w:type="spellEnd"/>
+      <w:r>
+        <w:rPr>
+          <w:lang w:val="en-US"/>
+        </w:rPr>
+        <w:t xml:space="preserve"> </w:t>
+      </w:r>
+      <w:proofErr w:type="spellStart"/>
+      <w:r>
+        <w:rPr>
+          <w:lang w:val="en-US"/>
+        </w:rPr>
+        <w:t>kiriting</w:t>
+      </w:r>
+      <w:proofErr w:type="spellEnd"/>
+      <w:r>
+        <w:rPr>
+          <w:lang w:val="en-US"/>
+        </w:rPr>
+        <w:t>:</w:t>
       </w:r>
     </w:p>
     <w:tbl>
@@ -2638,11 +2726,5655 @@
                 <w:lang w:val="en-US"/>
               </w:rPr>
             </w:pPr>
+            <w:proofErr w:type="spellStart"/>
             <w:r>
               <w:rPr>
                 <w:lang w:val="en-US"/>
               </w:rPr>
-              <w:t>Hozircha bo‘sh qoldirsa bo‘ladi</w:t>
+              <w:t>Hozircha</w:t>
+            </w:r>
+            <w:proofErr w:type="spellEnd"/>
+            <w:r>
+              <w:rPr>
+                <w:lang w:val="en-US"/>
+              </w:rPr>
+              <w:t xml:space="preserve"> </w:t>
+            </w:r>
+            <w:proofErr w:type="spellStart"/>
+            <w:proofErr w:type="gramStart"/>
+            <w:r>
+              <w:rPr>
+                <w:lang w:val="en-US"/>
+              </w:rPr>
+              <w:t>bo‘</w:t>
+            </w:r>
+            <w:proofErr w:type="gramEnd"/>
+            <w:r>
+              <w:rPr>
+                <w:lang w:val="en-US"/>
+              </w:rPr>
+              <w:t>sh</w:t>
+            </w:r>
+            <w:proofErr w:type="spellEnd"/>
+            <w:r>
+              <w:rPr>
+                <w:lang w:val="en-US"/>
+              </w:rPr>
+              <w:t xml:space="preserve"> </w:t>
+            </w:r>
+            <w:proofErr w:type="spellStart"/>
+            <w:r>
+              <w:rPr>
+                <w:lang w:val="en-US"/>
+              </w:rPr>
+              <w:t>qoldirsa</w:t>
+            </w:r>
+            <w:proofErr w:type="spellEnd"/>
+            <w:r>
+              <w:rPr>
+                <w:lang w:val="en-US"/>
+              </w:rPr>
+              <w:t xml:space="preserve"> </w:t>
+            </w:r>
+            <w:proofErr w:type="spellStart"/>
+            <w:r>
+              <w:rPr>
+                <w:lang w:val="en-US"/>
+              </w:rPr>
+              <w:t>bo‘ladi</w:t>
+            </w:r>
+            <w:proofErr w:type="spellEnd"/>
+          </w:p>
+        </w:tc>
+      </w:tr>
+    </w:tbl>
+    <w:p>
+      <w:pPr>
+        <w:rPr>
+          <w:lang w:val="en-US"/>
+        </w:rPr>
+      </w:pPr>
+      <w:r>
+        <w:rPr>
+          <w:lang w:val="en-US"/>
+        </w:rPr>
+        <w:t xml:space="preserve">Nima </w:t>
+      </w:r>
+      <w:proofErr w:type="spellStart"/>
+      <w:r>
+        <w:rPr>
+          <w:lang w:val="en-US"/>
+        </w:rPr>
+        <w:t>uchun</w:t>
+      </w:r>
+      <w:proofErr w:type="spellEnd"/>
+      <w:r>
+        <w:rPr>
+          <w:lang w:val="en-US"/>
+        </w:rPr>
+        <w:t xml:space="preserve"> gateway </w:t>
+      </w:r>
+      <w:proofErr w:type="spellStart"/>
+      <w:r>
+        <w:rPr>
+          <w:lang w:val="en-US"/>
+        </w:rPr>
+        <w:t>kerak</w:t>
+      </w:r>
+      <w:proofErr w:type="spellEnd"/>
+      <w:r>
+        <w:rPr>
+          <w:lang w:val="en-US"/>
+        </w:rPr>
+        <w:t xml:space="preserve">? PC </w:t>
+      </w:r>
+      <w:proofErr w:type="spellStart"/>
+      <w:r>
+        <w:rPr>
+          <w:lang w:val="en-US"/>
+        </w:rPr>
+        <w:t>boshqa</w:t>
+      </w:r>
+      <w:proofErr w:type="spellEnd"/>
+      <w:r>
+        <w:rPr>
+          <w:lang w:val="en-US"/>
+        </w:rPr>
+        <w:t xml:space="preserve"> </w:t>
+      </w:r>
+      <w:proofErr w:type="spellStart"/>
+      <w:r>
+        <w:rPr>
+          <w:lang w:val="en-US"/>
+        </w:rPr>
+        <w:t>tarmoqqa</w:t>
+      </w:r>
+      <w:proofErr w:type="spellEnd"/>
+      <w:r>
+        <w:rPr>
+          <w:lang w:val="en-US"/>
+        </w:rPr>
+        <w:t xml:space="preserve"> </w:t>
+      </w:r>
+      <w:proofErr w:type="spellStart"/>
+      <w:r>
+        <w:rPr>
+          <w:lang w:val="en-US"/>
+        </w:rPr>
+        <w:t>chiqmoqchi</w:t>
+      </w:r>
+      <w:proofErr w:type="spellEnd"/>
+      <w:r>
+        <w:rPr>
+          <w:lang w:val="en-US"/>
+        </w:rPr>
+        <w:t xml:space="preserve"> </w:t>
+      </w:r>
+      <w:proofErr w:type="spellStart"/>
+      <w:proofErr w:type="gramStart"/>
+      <w:r>
+        <w:rPr>
+          <w:lang w:val="en-US"/>
+        </w:rPr>
+        <w:t>bo‘</w:t>
+      </w:r>
+      <w:proofErr w:type="gramEnd"/>
+      <w:r>
+        <w:rPr>
+          <w:lang w:val="en-US"/>
+        </w:rPr>
+        <w:t>lsa</w:t>
+      </w:r>
+      <w:proofErr w:type="spellEnd"/>
+      <w:r>
+        <w:rPr>
+          <w:lang w:val="en-US"/>
+        </w:rPr>
+        <w:t xml:space="preserve">, </w:t>
+      </w:r>
+      <w:proofErr w:type="spellStart"/>
+      <w:r>
+        <w:rPr>
+          <w:lang w:val="en-US"/>
+        </w:rPr>
+        <w:t>paketni</w:t>
+      </w:r>
+      <w:proofErr w:type="spellEnd"/>
+      <w:r>
+        <w:rPr>
+          <w:lang w:val="en-US"/>
+        </w:rPr>
+        <w:t xml:space="preserve"> R1 </w:t>
+      </w:r>
+      <w:proofErr w:type="spellStart"/>
+      <w:r>
+        <w:rPr>
+          <w:lang w:val="en-US"/>
+        </w:rPr>
+        <w:t>orqali</w:t>
+      </w:r>
+      <w:proofErr w:type="spellEnd"/>
+      <w:r>
+        <w:rPr>
+          <w:lang w:val="en-US"/>
+        </w:rPr>
+        <w:t xml:space="preserve"> </w:t>
+      </w:r>
+      <w:proofErr w:type="spellStart"/>
+      <w:r>
+        <w:rPr>
+          <w:lang w:val="en-US"/>
+        </w:rPr>
+        <w:t>yuboradi</w:t>
+      </w:r>
+      <w:proofErr w:type="spellEnd"/>
+      <w:r>
+        <w:rPr>
+          <w:lang w:val="en-US"/>
+        </w:rPr>
+        <w:t xml:space="preserve">. </w:t>
+      </w:r>
+      <w:proofErr w:type="spellStart"/>
+      <w:r>
+        <w:rPr>
+          <w:lang w:val="en-US"/>
+        </w:rPr>
+        <w:t>Hozirgi</w:t>
+      </w:r>
+      <w:proofErr w:type="spellEnd"/>
+      <w:r>
+        <w:rPr>
+          <w:lang w:val="en-US"/>
+        </w:rPr>
+        <w:t xml:space="preserve"> </w:t>
+      </w:r>
+      <w:proofErr w:type="spellStart"/>
+      <w:r>
+        <w:rPr>
+          <w:lang w:val="en-US"/>
+        </w:rPr>
+        <w:t>labda</w:t>
+      </w:r>
+      <w:proofErr w:type="spellEnd"/>
+      <w:r>
+        <w:rPr>
+          <w:lang w:val="en-US"/>
+        </w:rPr>
+        <w:t xml:space="preserve"> SSH </w:t>
+      </w:r>
+      <w:proofErr w:type="spellStart"/>
+      <w:r>
+        <w:rPr>
+          <w:lang w:val="en-US"/>
+        </w:rPr>
+        <w:t>bir</w:t>
+      </w:r>
+      <w:proofErr w:type="spellEnd"/>
+      <w:r>
+        <w:rPr>
+          <w:lang w:val="en-US"/>
+        </w:rPr>
+        <w:t xml:space="preserve"> </w:t>
+      </w:r>
+      <w:proofErr w:type="spellStart"/>
+      <w:r>
+        <w:rPr>
+          <w:lang w:val="en-US"/>
+        </w:rPr>
+        <w:t>tarmoq</w:t>
+      </w:r>
+      <w:proofErr w:type="spellEnd"/>
+      <w:r>
+        <w:rPr>
+          <w:lang w:val="en-US"/>
+        </w:rPr>
+        <w:t xml:space="preserve"> </w:t>
+      </w:r>
+      <w:proofErr w:type="spellStart"/>
+      <w:r>
+        <w:rPr>
+          <w:lang w:val="en-US"/>
+        </w:rPr>
+        <w:t>ichida</w:t>
+      </w:r>
+      <w:proofErr w:type="spellEnd"/>
+      <w:r>
+        <w:rPr>
+          <w:lang w:val="en-US"/>
+        </w:rPr>
+        <w:t xml:space="preserve"> </w:t>
+      </w:r>
+      <w:proofErr w:type="spellStart"/>
+      <w:r>
+        <w:rPr>
+          <w:lang w:val="en-US"/>
+        </w:rPr>
+        <w:t>ishlasa</w:t>
+      </w:r>
+      <w:proofErr w:type="spellEnd"/>
+      <w:r>
+        <w:rPr>
+          <w:lang w:val="en-US"/>
+        </w:rPr>
+        <w:t xml:space="preserve"> ham, </w:t>
+      </w:r>
+      <w:proofErr w:type="spellStart"/>
+      <w:r>
+        <w:rPr>
+          <w:lang w:val="en-US"/>
+        </w:rPr>
+        <w:t>gateway’ni</w:t>
+      </w:r>
+      <w:proofErr w:type="spellEnd"/>
+      <w:r>
+        <w:rPr>
+          <w:lang w:val="en-US"/>
+        </w:rPr>
+        <w:t xml:space="preserve"> </w:t>
+      </w:r>
+      <w:proofErr w:type="spellStart"/>
+      <w:proofErr w:type="gramStart"/>
+      <w:r>
+        <w:rPr>
+          <w:lang w:val="en-US"/>
+        </w:rPr>
+        <w:t>to‘</w:t>
+      </w:r>
+      <w:proofErr w:type="gramEnd"/>
+      <w:r>
+        <w:rPr>
+          <w:lang w:val="en-US"/>
+        </w:rPr>
+        <w:t>g‘ri</w:t>
+      </w:r>
+      <w:proofErr w:type="spellEnd"/>
+      <w:r>
+        <w:rPr>
+          <w:lang w:val="en-US"/>
+        </w:rPr>
+        <w:t xml:space="preserve"> </w:t>
+      </w:r>
+      <w:proofErr w:type="spellStart"/>
+      <w:r>
+        <w:rPr>
+          <w:lang w:val="en-US"/>
+        </w:rPr>
+        <w:t>sozlashni</w:t>
+      </w:r>
+      <w:proofErr w:type="spellEnd"/>
+      <w:r>
+        <w:rPr>
+          <w:lang w:val="en-US"/>
+        </w:rPr>
+        <w:t xml:space="preserve"> </w:t>
+      </w:r>
+      <w:proofErr w:type="spellStart"/>
+      <w:r>
+        <w:rPr>
+          <w:lang w:val="en-US"/>
+        </w:rPr>
+        <w:t>mashq</w:t>
+      </w:r>
+      <w:proofErr w:type="spellEnd"/>
+      <w:r>
+        <w:rPr>
+          <w:lang w:val="en-US"/>
+        </w:rPr>
+        <w:t xml:space="preserve"> </w:t>
+      </w:r>
+      <w:proofErr w:type="spellStart"/>
+      <w:r>
+        <w:rPr>
+          <w:lang w:val="en-US"/>
+        </w:rPr>
+        <w:t>qilamiz</w:t>
+      </w:r>
+      <w:proofErr w:type="spellEnd"/>
+      <w:r>
+        <w:rPr>
+          <w:lang w:val="en-US"/>
+        </w:rPr>
+        <w:t>.</w:t>
+      </w:r>
+    </w:p>
+    <w:p>
+      <w:pPr>
+        <w:rPr>
+          <w:lang w:val="en-US"/>
+        </w:rPr>
+      </w:pPr>
+      <w:proofErr w:type="spellStart"/>
+      <w:proofErr w:type="gramStart"/>
+      <w:r>
+        <w:rPr>
+          <w:lang w:val="en-US"/>
+        </w:rPr>
+        <w:t>So‘</w:t>
+      </w:r>
+      <w:proofErr w:type="gramEnd"/>
+      <w:r>
+        <w:rPr>
+          <w:lang w:val="en-US"/>
+        </w:rPr>
+        <w:t>ng</w:t>
+      </w:r>
+      <w:proofErr w:type="spellEnd"/>
+      <w:r>
+        <w:rPr>
+          <w:lang w:val="en-US"/>
+        </w:rPr>
+        <w:t xml:space="preserve"> PC1 → Desktop → Command Prompt </w:t>
+      </w:r>
+      <w:proofErr w:type="spellStart"/>
+      <w:r>
+        <w:rPr>
+          <w:lang w:val="en-US"/>
+        </w:rPr>
+        <w:t>oynasini</w:t>
+      </w:r>
+      <w:proofErr w:type="spellEnd"/>
+      <w:r>
+        <w:rPr>
+          <w:lang w:val="en-US"/>
+        </w:rPr>
+        <w:t xml:space="preserve"> </w:t>
+      </w:r>
+      <w:proofErr w:type="spellStart"/>
+      <w:r>
+        <w:rPr>
+          <w:lang w:val="en-US"/>
+        </w:rPr>
+        <w:t>ochib</w:t>
+      </w:r>
+      <w:proofErr w:type="spellEnd"/>
+      <w:r>
+        <w:rPr>
+          <w:lang w:val="en-US"/>
+        </w:rPr>
+        <w:t xml:space="preserve">, </w:t>
+      </w:r>
+      <w:proofErr w:type="spellStart"/>
+      <w:r>
+        <w:rPr>
+          <w:lang w:val="en-US"/>
+        </w:rPr>
+        <w:t>quyidagini</w:t>
+      </w:r>
+      <w:proofErr w:type="spellEnd"/>
+      <w:r>
+        <w:rPr>
+          <w:lang w:val="en-US"/>
+        </w:rPr>
+        <w:t xml:space="preserve"> </w:t>
+      </w:r>
+      <w:proofErr w:type="spellStart"/>
+      <w:r>
+        <w:rPr>
+          <w:lang w:val="en-US"/>
+        </w:rPr>
+        <w:t>bajaring</w:t>
+      </w:r>
+      <w:proofErr w:type="spellEnd"/>
+      <w:r>
+        <w:rPr>
+          <w:lang w:val="en-US"/>
+        </w:rPr>
+        <w:t>:</w:t>
+      </w:r>
+    </w:p>
+    <w:p>
+      <w:proofErr w:type="spellStart"/>
+      <w:r>
+        <w:t>ping</w:t>
+      </w:r>
+      <w:proofErr w:type="spellEnd"/>
+      <w:r>
+        <w:t xml:space="preserve"> 192.168.10.1</w:t>
+      </w:r>
+    </w:p>
+    <w:p>
+      <w:pPr>
+        <w:rPr>
+          <w:lang w:val="en-US"/>
+        </w:rPr>
+      </w:pPr>
+    </w:p>
+    <w:p>
+      <w:pPr>
+        <w:rPr>
+          <w:lang w:val="en-US"/>
+        </w:rPr>
+      </w:pPr>
+    </w:p>
+    <w:p>
+      <w:pPr>
+        <w:rPr>
+          <w:b/>
+          <w:bCs/>
+          <w:lang w:val="en-US"/>
+        </w:rPr>
+      </w:pPr>
+      <w:r>
+        <w:rPr>
+          <w:b/>
+          <w:bCs/>
+          <w:lang w:val="en-US"/>
+        </w:rPr>
+        <w:t xml:space="preserve">3-qadam — R1 da SSH </w:t>
+      </w:r>
+      <w:proofErr w:type="spellStart"/>
+      <w:r>
+        <w:rPr>
+          <w:b/>
+          <w:bCs/>
+          <w:lang w:val="en-US"/>
+        </w:rPr>
+        <w:t>uchun</w:t>
+      </w:r>
+      <w:proofErr w:type="spellEnd"/>
+      <w:r>
+        <w:rPr>
+          <w:b/>
+          <w:bCs/>
+          <w:lang w:val="en-US"/>
+        </w:rPr>
+        <w:t xml:space="preserve"> </w:t>
+      </w:r>
+      <w:proofErr w:type="spellStart"/>
+      <w:r>
+        <w:rPr>
+          <w:b/>
+          <w:bCs/>
+          <w:lang w:val="en-US"/>
+        </w:rPr>
+        <w:t>asosiy</w:t>
+      </w:r>
+      <w:proofErr w:type="spellEnd"/>
+      <w:r>
+        <w:rPr>
+          <w:b/>
+          <w:bCs/>
+          <w:lang w:val="en-US"/>
+        </w:rPr>
+        <w:t xml:space="preserve"> </w:t>
+      </w:r>
+      <w:proofErr w:type="spellStart"/>
+      <w:r>
+        <w:rPr>
+          <w:b/>
+          <w:bCs/>
+          <w:lang w:val="en-US"/>
+        </w:rPr>
+        <w:t>sozlamalar</w:t>
+      </w:r>
+      <w:proofErr w:type="spellEnd"/>
+    </w:p>
+    <w:p>
+      <w:pPr>
+        <w:rPr>
+          <w:lang w:val="en-US"/>
+        </w:rPr>
+      </w:pPr>
+      <w:r>
+        <w:rPr>
+          <w:lang w:val="en-US"/>
+        </w:rPr>
+        <w:t xml:space="preserve">R1 CLI </w:t>
+      </w:r>
+      <w:proofErr w:type="spellStart"/>
+      <w:r>
+        <w:rPr>
+          <w:lang w:val="en-US"/>
+        </w:rPr>
+        <w:t>oynasida</w:t>
+      </w:r>
+      <w:proofErr w:type="spellEnd"/>
+      <w:r>
+        <w:rPr>
+          <w:lang w:val="en-US"/>
+        </w:rPr>
+        <w:t xml:space="preserve"> Router# </w:t>
+      </w:r>
+      <w:proofErr w:type="spellStart"/>
+      <w:r>
+        <w:rPr>
+          <w:lang w:val="en-US"/>
+        </w:rPr>
+        <w:t>rejimidan</w:t>
+      </w:r>
+      <w:proofErr w:type="spellEnd"/>
+      <w:r>
+        <w:rPr>
+          <w:lang w:val="en-US"/>
+        </w:rPr>
+        <w:t xml:space="preserve"> </w:t>
+      </w:r>
+      <w:proofErr w:type="spellStart"/>
+      <w:r>
+        <w:rPr>
+          <w:lang w:val="en-US"/>
+        </w:rPr>
+        <w:t>quyidagi</w:t>
+      </w:r>
+      <w:proofErr w:type="spellEnd"/>
+      <w:r>
+        <w:rPr>
+          <w:lang w:val="en-US"/>
+        </w:rPr>
+        <w:t xml:space="preserve"> </w:t>
+      </w:r>
+      <w:proofErr w:type="spellStart"/>
+      <w:r>
+        <w:rPr>
+          <w:lang w:val="en-US"/>
+        </w:rPr>
+        <w:t>buyruqlarni</w:t>
+      </w:r>
+      <w:proofErr w:type="spellEnd"/>
+      <w:r>
+        <w:rPr>
+          <w:lang w:val="en-US"/>
+        </w:rPr>
+        <w:t xml:space="preserve"> </w:t>
+      </w:r>
+      <w:proofErr w:type="spellStart"/>
+      <w:r>
+        <w:rPr>
+          <w:lang w:val="en-US"/>
+        </w:rPr>
+        <w:t>ketma-ket</w:t>
+      </w:r>
+      <w:proofErr w:type="spellEnd"/>
+      <w:r>
+        <w:rPr>
+          <w:lang w:val="en-US"/>
+        </w:rPr>
+        <w:t xml:space="preserve"> </w:t>
+      </w:r>
+      <w:proofErr w:type="spellStart"/>
+      <w:r>
+        <w:rPr>
+          <w:lang w:val="en-US"/>
+        </w:rPr>
+        <w:t>kiriting</w:t>
+      </w:r>
+      <w:proofErr w:type="spellEnd"/>
+      <w:r>
+        <w:rPr>
+          <w:lang w:val="en-US"/>
+        </w:rPr>
+        <w:t>:</w:t>
+      </w:r>
+    </w:p>
+    <w:p>
+      <w:pPr>
+        <w:rPr>
+          <w:lang w:val="en-US"/>
+        </w:rPr>
+      </w:pPr>
+      <w:r>
+        <w:rPr>
+          <w:lang w:val="en-US"/>
+        </w:rPr>
+        <w:t>configure terminal</w:t>
+      </w:r>
+    </w:p>
+    <w:p>
+      <w:pPr>
+        <w:rPr>
+          <w:lang w:val="en-US"/>
+        </w:rPr>
+      </w:pPr>
+      <w:r>
+        <w:rPr>
+          <w:lang w:val="en-US"/>
+        </w:rPr>
+        <w:t>hostname R1</w:t>
+      </w:r>
+    </w:p>
+    <w:p>
+      <w:pPr>
+        <w:rPr>
+          <w:lang w:val="en-US"/>
+        </w:rPr>
+      </w:pPr>
+      <w:proofErr w:type="spellStart"/>
+      <w:r>
+        <w:rPr>
+          <w:lang w:val="en-US"/>
+        </w:rPr>
+        <w:t>ip</w:t>
+      </w:r>
+      <w:proofErr w:type="spellEnd"/>
+      <w:r>
+        <w:rPr>
+          <w:lang w:val="en-US"/>
+        </w:rPr>
+        <w:t xml:space="preserve"> domain-name </w:t>
+      </w:r>
+      <w:proofErr w:type="spellStart"/>
+      <w:proofErr w:type="gramStart"/>
+      <w:r>
+        <w:rPr>
+          <w:lang w:val="en-US"/>
+        </w:rPr>
+        <w:t>company.local</w:t>
+      </w:r>
+      <w:proofErr w:type="spellEnd"/>
+      <w:proofErr w:type="gramEnd"/>
+    </w:p>
+    <w:p>
+      <w:pPr>
+        <w:rPr>
+          <w:lang w:val="en-US"/>
+        </w:rPr>
+      </w:pPr>
+      <w:r>
+        <w:rPr>
+          <w:lang w:val="en-US"/>
+        </w:rPr>
+        <w:t>username admin privilege 15 secret NetLab@2026</w:t>
+      </w:r>
+    </w:p>
+    <w:p>
+      <w:pPr>
+        <w:rPr>
+          <w:lang w:val="en-US"/>
+        </w:rPr>
+      </w:pPr>
+      <w:r>
+        <w:rPr>
+          <w:lang w:val="en-US"/>
+        </w:rPr>
+        <w:t xml:space="preserve">crypto key </w:t>
+      </w:r>
+      <w:proofErr w:type="gramStart"/>
+      <w:r>
+        <w:rPr>
+          <w:lang w:val="en-US"/>
+        </w:rPr>
+        <w:t>generate</w:t>
+      </w:r>
+      <w:proofErr w:type="gramEnd"/>
+      <w:r>
+        <w:rPr>
+          <w:lang w:val="en-US"/>
+        </w:rPr>
+        <w:t xml:space="preserve"> </w:t>
+      </w:r>
+      <w:proofErr w:type="spellStart"/>
+      <w:r>
+        <w:rPr>
+          <w:lang w:val="en-US"/>
+        </w:rPr>
+        <w:t>rsa</w:t>
+      </w:r>
+      <w:proofErr w:type="spellEnd"/>
+    </w:p>
+    <w:p>
+      <w:pPr>
+        <w:rPr>
+          <w:lang w:val="en-US"/>
+        </w:rPr>
+      </w:pPr>
+      <w:proofErr w:type="spellStart"/>
+      <w:r>
+        <w:rPr>
+          <w:lang w:val="en-US"/>
+        </w:rPr>
+        <w:t>Muhim</w:t>
+      </w:r>
+      <w:proofErr w:type="spellEnd"/>
+      <w:r>
+        <w:rPr>
+          <w:lang w:val="en-US"/>
+        </w:rPr>
+        <w:t xml:space="preserve">: crypto key generate </w:t>
+      </w:r>
+      <w:proofErr w:type="spellStart"/>
+      <w:r>
+        <w:rPr>
+          <w:lang w:val="en-US"/>
+        </w:rPr>
+        <w:t>rsa</w:t>
+      </w:r>
+      <w:proofErr w:type="spellEnd"/>
+      <w:r>
+        <w:rPr>
+          <w:lang w:val="en-US"/>
+        </w:rPr>
+        <w:t xml:space="preserve"> </w:t>
+      </w:r>
+      <w:proofErr w:type="spellStart"/>
+      <w:proofErr w:type="gramStart"/>
+      <w:r>
+        <w:rPr>
+          <w:lang w:val="en-US"/>
+        </w:rPr>
+        <w:t>buyrug‘</w:t>
+      </w:r>
+      <w:proofErr w:type="gramEnd"/>
+      <w:r>
+        <w:rPr>
+          <w:lang w:val="en-US"/>
+        </w:rPr>
+        <w:t>idan</w:t>
+      </w:r>
+      <w:proofErr w:type="spellEnd"/>
+      <w:r>
+        <w:rPr>
+          <w:lang w:val="en-US"/>
+        </w:rPr>
+        <w:t xml:space="preserve"> </w:t>
+      </w:r>
+      <w:proofErr w:type="spellStart"/>
+      <w:r>
+        <w:rPr>
+          <w:lang w:val="en-US"/>
+        </w:rPr>
+        <w:t>keyin</w:t>
+      </w:r>
+      <w:proofErr w:type="spellEnd"/>
+      <w:r>
+        <w:rPr>
+          <w:lang w:val="en-US"/>
+        </w:rPr>
+        <w:t xml:space="preserve"> router RSA </w:t>
+      </w:r>
+      <w:proofErr w:type="spellStart"/>
+      <w:r>
+        <w:rPr>
+          <w:lang w:val="en-US"/>
+        </w:rPr>
+        <w:t>kalit</w:t>
+      </w:r>
+      <w:proofErr w:type="spellEnd"/>
+      <w:r>
+        <w:rPr>
+          <w:lang w:val="en-US"/>
+        </w:rPr>
+        <w:t xml:space="preserve"> </w:t>
+      </w:r>
+      <w:proofErr w:type="spellStart"/>
+      <w:r>
+        <w:rPr>
+          <w:lang w:val="en-US"/>
+        </w:rPr>
+        <w:t>uzunligini</w:t>
+      </w:r>
+      <w:proofErr w:type="spellEnd"/>
+      <w:r>
+        <w:rPr>
+          <w:lang w:val="en-US"/>
+        </w:rPr>
+        <w:t xml:space="preserve"> </w:t>
+      </w:r>
+      <w:proofErr w:type="spellStart"/>
+      <w:r>
+        <w:rPr>
+          <w:lang w:val="en-US"/>
+        </w:rPr>
+        <w:t>so‘rashi</w:t>
+      </w:r>
+      <w:proofErr w:type="spellEnd"/>
+      <w:r>
+        <w:rPr>
+          <w:lang w:val="en-US"/>
+        </w:rPr>
+        <w:t xml:space="preserve"> </w:t>
+      </w:r>
+      <w:proofErr w:type="spellStart"/>
+      <w:r>
+        <w:rPr>
+          <w:lang w:val="en-US"/>
+        </w:rPr>
+        <w:t>mumkin</w:t>
+      </w:r>
+      <w:proofErr w:type="spellEnd"/>
+      <w:r>
+        <w:rPr>
+          <w:lang w:val="en-US"/>
+        </w:rPr>
+        <w:t xml:space="preserve">. Agar </w:t>
+      </w:r>
+      <w:proofErr w:type="spellStart"/>
+      <w:r>
+        <w:rPr>
+          <w:lang w:val="en-US"/>
+        </w:rPr>
+        <w:t>shunday</w:t>
+      </w:r>
+      <w:proofErr w:type="spellEnd"/>
+      <w:r>
+        <w:rPr>
+          <w:lang w:val="en-US"/>
+        </w:rPr>
+        <w:t xml:space="preserve"> </w:t>
+      </w:r>
+      <w:proofErr w:type="spellStart"/>
+      <w:proofErr w:type="gramStart"/>
+      <w:r>
+        <w:rPr>
+          <w:lang w:val="en-US"/>
+        </w:rPr>
+        <w:t>bo‘</w:t>
+      </w:r>
+      <w:proofErr w:type="gramEnd"/>
+      <w:r>
+        <w:rPr>
+          <w:lang w:val="en-US"/>
+        </w:rPr>
+        <w:t>lsa</w:t>
+      </w:r>
+      <w:proofErr w:type="spellEnd"/>
+      <w:r>
+        <w:rPr>
+          <w:lang w:val="en-US"/>
+        </w:rPr>
+        <w:t xml:space="preserve">, 1024 </w:t>
+      </w:r>
+      <w:proofErr w:type="spellStart"/>
+      <w:r>
+        <w:rPr>
+          <w:lang w:val="en-US"/>
+        </w:rPr>
+        <w:t>kiriting</w:t>
+      </w:r>
+      <w:proofErr w:type="spellEnd"/>
+      <w:r>
+        <w:rPr>
+          <w:lang w:val="en-US"/>
+        </w:rPr>
+        <w:t xml:space="preserve">. Agar How many bits in the modulus deb </w:t>
+      </w:r>
+      <w:proofErr w:type="spellStart"/>
+      <w:proofErr w:type="gramStart"/>
+      <w:r>
+        <w:rPr>
+          <w:lang w:val="en-US"/>
+        </w:rPr>
+        <w:t>so‘</w:t>
+      </w:r>
+      <w:proofErr w:type="gramEnd"/>
+      <w:r>
+        <w:rPr>
+          <w:lang w:val="en-US"/>
+        </w:rPr>
+        <w:t>rasa</w:t>
+      </w:r>
+      <w:proofErr w:type="spellEnd"/>
+      <w:r>
+        <w:rPr>
+          <w:lang w:val="en-US"/>
+        </w:rPr>
+        <w:t xml:space="preserve"> ham 1024 deb </w:t>
+      </w:r>
+      <w:proofErr w:type="spellStart"/>
+      <w:r>
+        <w:rPr>
+          <w:lang w:val="en-US"/>
+        </w:rPr>
+        <w:t>javob</w:t>
+      </w:r>
+      <w:proofErr w:type="spellEnd"/>
+      <w:r>
+        <w:rPr>
+          <w:lang w:val="en-US"/>
+        </w:rPr>
+        <w:t xml:space="preserve"> </w:t>
+      </w:r>
+      <w:proofErr w:type="spellStart"/>
+      <w:r>
+        <w:rPr>
+          <w:lang w:val="en-US"/>
+        </w:rPr>
+        <w:t>bering</w:t>
+      </w:r>
+      <w:proofErr w:type="spellEnd"/>
+      <w:r>
+        <w:rPr>
+          <w:lang w:val="en-US"/>
+        </w:rPr>
+        <w:t>.</w:t>
+      </w:r>
+    </w:p>
+    <w:p>
+      <w:proofErr w:type="spellStart"/>
+      <w:r>
+        <w:t>Buyruqlar</w:t>
+      </w:r>
+      <w:proofErr w:type="spellEnd"/>
+      <w:r>
+        <w:t xml:space="preserve"> </w:t>
+      </w:r>
+      <w:proofErr w:type="spellStart"/>
+      <w:r>
+        <w:t>vazifasi</w:t>
+      </w:r>
+      <w:proofErr w:type="spellEnd"/>
+      <w:r>
+        <w:t>:</w:t>
+      </w:r>
+    </w:p>
+    <w:p>
+      <w:pPr>
+        <w:numPr>
+          <w:ilvl w:val="0"/>
+          <w:numId w:val="3"/>
+        </w:numPr>
+        <w:rPr>
+          <w:lang w:val="en-US"/>
+        </w:rPr>
+      </w:pPr>
+      <w:r>
+        <w:rPr>
+          <w:lang w:val="en-US"/>
+        </w:rPr>
+        <w:t xml:space="preserve">hostname R1 — router </w:t>
+      </w:r>
+      <w:proofErr w:type="spellStart"/>
+      <w:r>
+        <w:rPr>
+          <w:lang w:val="en-US"/>
+        </w:rPr>
+        <w:t>nomini</w:t>
+      </w:r>
+      <w:proofErr w:type="spellEnd"/>
+      <w:r>
+        <w:rPr>
+          <w:lang w:val="en-US"/>
+        </w:rPr>
+        <w:t xml:space="preserve"> </w:t>
+      </w:r>
+      <w:proofErr w:type="spellStart"/>
+      <w:r>
+        <w:rPr>
+          <w:lang w:val="en-US"/>
+        </w:rPr>
+        <w:t>belgilaydi</w:t>
+      </w:r>
+      <w:proofErr w:type="spellEnd"/>
+      <w:r>
+        <w:rPr>
+          <w:lang w:val="en-US"/>
+        </w:rPr>
+        <w:t>.</w:t>
+      </w:r>
+    </w:p>
+    <w:p>
+      <w:pPr>
+        <w:numPr>
+          <w:ilvl w:val="0"/>
+          <w:numId w:val="3"/>
+        </w:numPr>
+        <w:rPr>
+          <w:lang w:val="en-US"/>
+        </w:rPr>
+      </w:pPr>
+      <w:proofErr w:type="spellStart"/>
+      <w:r>
+        <w:rPr>
+          <w:lang w:val="en-US"/>
+        </w:rPr>
+        <w:t>ip</w:t>
+      </w:r>
+      <w:proofErr w:type="spellEnd"/>
+      <w:r>
+        <w:rPr>
+          <w:lang w:val="en-US"/>
+        </w:rPr>
+        <w:t xml:space="preserve"> domain-name </w:t>
+      </w:r>
+      <w:proofErr w:type="spellStart"/>
+      <w:proofErr w:type="gramStart"/>
+      <w:r>
+        <w:rPr>
+          <w:lang w:val="en-US"/>
+        </w:rPr>
+        <w:t>company.local</w:t>
+      </w:r>
+      <w:proofErr w:type="spellEnd"/>
+      <w:proofErr w:type="gramEnd"/>
+      <w:r>
+        <w:rPr>
+          <w:lang w:val="en-US"/>
+        </w:rPr>
+        <w:t xml:space="preserve"> — RSA </w:t>
+      </w:r>
+      <w:proofErr w:type="spellStart"/>
+      <w:r>
+        <w:rPr>
+          <w:lang w:val="en-US"/>
+        </w:rPr>
+        <w:t>kalit</w:t>
+      </w:r>
+      <w:proofErr w:type="spellEnd"/>
+      <w:r>
+        <w:rPr>
+          <w:lang w:val="en-US"/>
+        </w:rPr>
+        <w:t xml:space="preserve"> </w:t>
+      </w:r>
+      <w:proofErr w:type="spellStart"/>
+      <w:r>
+        <w:rPr>
+          <w:lang w:val="en-US"/>
+        </w:rPr>
+        <w:t>yaratish</w:t>
+      </w:r>
+      <w:proofErr w:type="spellEnd"/>
+      <w:r>
+        <w:rPr>
+          <w:lang w:val="en-US"/>
+        </w:rPr>
+        <w:t xml:space="preserve"> </w:t>
+      </w:r>
+      <w:proofErr w:type="spellStart"/>
+      <w:r>
+        <w:rPr>
+          <w:lang w:val="en-US"/>
+        </w:rPr>
+        <w:t>uchun</w:t>
+      </w:r>
+      <w:proofErr w:type="spellEnd"/>
+      <w:r>
+        <w:rPr>
+          <w:lang w:val="en-US"/>
+        </w:rPr>
+        <w:t xml:space="preserve"> </w:t>
+      </w:r>
+      <w:proofErr w:type="spellStart"/>
+      <w:r>
+        <w:rPr>
+          <w:lang w:val="en-US"/>
+        </w:rPr>
+        <w:t>domen</w:t>
+      </w:r>
+      <w:proofErr w:type="spellEnd"/>
+      <w:r>
+        <w:rPr>
+          <w:lang w:val="en-US"/>
+        </w:rPr>
+        <w:t xml:space="preserve"> </w:t>
+      </w:r>
+      <w:proofErr w:type="spellStart"/>
+      <w:r>
+        <w:rPr>
+          <w:lang w:val="en-US"/>
+        </w:rPr>
+        <w:t>nomini</w:t>
+      </w:r>
+      <w:proofErr w:type="spellEnd"/>
+      <w:r>
+        <w:rPr>
+          <w:lang w:val="en-US"/>
+        </w:rPr>
+        <w:t xml:space="preserve"> </w:t>
+      </w:r>
+      <w:proofErr w:type="spellStart"/>
+      <w:r>
+        <w:rPr>
+          <w:lang w:val="en-US"/>
+        </w:rPr>
+        <w:t>belgilaydi</w:t>
+      </w:r>
+      <w:proofErr w:type="spellEnd"/>
+      <w:r>
+        <w:rPr>
+          <w:lang w:val="en-US"/>
+        </w:rPr>
+        <w:t>.</w:t>
+      </w:r>
+    </w:p>
+    <w:p>
+      <w:pPr>
+        <w:numPr>
+          <w:ilvl w:val="0"/>
+          <w:numId w:val="3"/>
+        </w:numPr>
+        <w:rPr>
+          <w:lang w:val="en-US"/>
+        </w:rPr>
+      </w:pPr>
+      <w:r>
+        <w:rPr>
+          <w:lang w:val="en-US"/>
+        </w:rPr>
+        <w:t xml:space="preserve">username admin privilege 15 secret ... — SSH </w:t>
+      </w:r>
+      <w:proofErr w:type="spellStart"/>
+      <w:r>
+        <w:rPr>
+          <w:lang w:val="en-US"/>
+        </w:rPr>
+        <w:t>orqali</w:t>
+      </w:r>
+      <w:proofErr w:type="spellEnd"/>
+      <w:r>
+        <w:rPr>
+          <w:lang w:val="en-US"/>
+        </w:rPr>
+        <w:t xml:space="preserve"> </w:t>
+      </w:r>
+      <w:proofErr w:type="spellStart"/>
+      <w:r>
+        <w:rPr>
+          <w:lang w:val="en-US"/>
+        </w:rPr>
+        <w:t>kiradigan</w:t>
+      </w:r>
+      <w:proofErr w:type="spellEnd"/>
+      <w:r>
+        <w:rPr>
+          <w:lang w:val="en-US"/>
+        </w:rPr>
+        <w:t xml:space="preserve"> admin </w:t>
+      </w:r>
+      <w:proofErr w:type="spellStart"/>
+      <w:r>
+        <w:rPr>
+          <w:lang w:val="en-US"/>
+        </w:rPr>
+        <w:t>foydalanuvchini</w:t>
+      </w:r>
+      <w:proofErr w:type="spellEnd"/>
+      <w:r>
+        <w:rPr>
+          <w:lang w:val="en-US"/>
+        </w:rPr>
+        <w:t xml:space="preserve"> </w:t>
+      </w:r>
+      <w:proofErr w:type="spellStart"/>
+      <w:r>
+        <w:rPr>
+          <w:lang w:val="en-US"/>
+        </w:rPr>
+        <w:t>yaratadi</w:t>
+      </w:r>
+      <w:proofErr w:type="spellEnd"/>
+      <w:r>
+        <w:rPr>
+          <w:lang w:val="en-US"/>
+        </w:rPr>
+        <w:t xml:space="preserve">; secret </w:t>
+      </w:r>
+      <w:proofErr w:type="spellStart"/>
+      <w:r>
+        <w:rPr>
+          <w:lang w:val="en-US"/>
+        </w:rPr>
+        <w:t>parolni</w:t>
+      </w:r>
+      <w:proofErr w:type="spellEnd"/>
+      <w:r>
+        <w:rPr>
+          <w:lang w:val="en-US"/>
+        </w:rPr>
+        <w:t xml:space="preserve"> </w:t>
+      </w:r>
+      <w:proofErr w:type="spellStart"/>
+      <w:r>
+        <w:rPr>
+          <w:lang w:val="en-US"/>
+        </w:rPr>
+        <w:t>himoyalangan</w:t>
+      </w:r>
+      <w:proofErr w:type="spellEnd"/>
+      <w:r>
+        <w:rPr>
+          <w:lang w:val="en-US"/>
+        </w:rPr>
+        <w:t xml:space="preserve"> </w:t>
+      </w:r>
+      <w:proofErr w:type="spellStart"/>
+      <w:proofErr w:type="gramStart"/>
+      <w:r>
+        <w:rPr>
+          <w:lang w:val="en-US"/>
+        </w:rPr>
+        <w:t>ko‘</w:t>
+      </w:r>
+      <w:proofErr w:type="gramEnd"/>
+      <w:r>
+        <w:rPr>
+          <w:lang w:val="en-US"/>
+        </w:rPr>
+        <w:t>rinishda</w:t>
+      </w:r>
+      <w:proofErr w:type="spellEnd"/>
+      <w:r>
+        <w:rPr>
+          <w:lang w:val="en-US"/>
+        </w:rPr>
+        <w:t xml:space="preserve"> </w:t>
+      </w:r>
+      <w:proofErr w:type="spellStart"/>
+      <w:r>
+        <w:rPr>
+          <w:lang w:val="en-US"/>
+        </w:rPr>
+        <w:t>saqlaydi</w:t>
+      </w:r>
+      <w:proofErr w:type="spellEnd"/>
+      <w:r>
+        <w:rPr>
+          <w:lang w:val="en-US"/>
+        </w:rPr>
+        <w:t>.</w:t>
+      </w:r>
+    </w:p>
+    <w:p>
+      <w:pPr>
+        <w:numPr>
+          <w:ilvl w:val="0"/>
+          <w:numId w:val="3"/>
+        </w:numPr>
+        <w:rPr>
+          <w:lang w:val="en-US"/>
+        </w:rPr>
+      </w:pPr>
+      <w:r>
+        <w:rPr>
+          <w:lang w:val="en-US"/>
+        </w:rPr>
+        <w:t xml:space="preserve">crypto key </w:t>
+      </w:r>
+      <w:proofErr w:type="gramStart"/>
+      <w:r>
+        <w:rPr>
+          <w:lang w:val="en-US"/>
+        </w:rPr>
+        <w:t>generate</w:t>
+      </w:r>
+      <w:proofErr w:type="gramEnd"/>
+      <w:r>
+        <w:rPr>
+          <w:lang w:val="en-US"/>
+        </w:rPr>
+        <w:t xml:space="preserve"> </w:t>
+      </w:r>
+      <w:proofErr w:type="spellStart"/>
+      <w:r>
+        <w:rPr>
+          <w:lang w:val="en-US"/>
+        </w:rPr>
+        <w:t>rsa</w:t>
+      </w:r>
+      <w:proofErr w:type="spellEnd"/>
+      <w:r>
+        <w:rPr>
+          <w:lang w:val="en-US"/>
+        </w:rPr>
+        <w:t xml:space="preserve"> — SSH </w:t>
+      </w:r>
+      <w:proofErr w:type="spellStart"/>
+      <w:r>
+        <w:rPr>
+          <w:lang w:val="en-US"/>
+        </w:rPr>
+        <w:t>uchun</w:t>
+      </w:r>
+      <w:proofErr w:type="spellEnd"/>
+      <w:r>
+        <w:rPr>
+          <w:lang w:val="en-US"/>
+        </w:rPr>
+        <w:t xml:space="preserve"> </w:t>
+      </w:r>
+      <w:proofErr w:type="spellStart"/>
+      <w:r>
+        <w:rPr>
+          <w:lang w:val="en-US"/>
+        </w:rPr>
+        <w:t>kerakli</w:t>
+      </w:r>
+      <w:proofErr w:type="spellEnd"/>
+      <w:r>
+        <w:rPr>
+          <w:lang w:val="en-US"/>
+        </w:rPr>
+        <w:t xml:space="preserve"> RSA </w:t>
+      </w:r>
+      <w:proofErr w:type="spellStart"/>
+      <w:r>
+        <w:rPr>
+          <w:lang w:val="en-US"/>
+        </w:rPr>
+        <w:t>kalitlarini</w:t>
+      </w:r>
+      <w:proofErr w:type="spellEnd"/>
+      <w:r>
+        <w:rPr>
+          <w:lang w:val="en-US"/>
+        </w:rPr>
+        <w:t xml:space="preserve"> </w:t>
+      </w:r>
+      <w:proofErr w:type="spellStart"/>
+      <w:r>
+        <w:rPr>
+          <w:lang w:val="en-US"/>
+        </w:rPr>
+        <w:t>yaratadi</w:t>
+      </w:r>
+      <w:proofErr w:type="spellEnd"/>
+      <w:r>
+        <w:rPr>
+          <w:lang w:val="en-US"/>
+        </w:rPr>
+        <w:t>.</w:t>
+      </w:r>
+    </w:p>
+    <w:p>
+      <w:pPr>
+        <w:rPr>
+          <w:lang w:val="en-US"/>
+        </w:rPr>
+      </w:pPr>
+      <w:r>
+        <w:rPr>
+          <w:lang w:val="en-US"/>
+        </w:rPr>
+        <w:t xml:space="preserve">Lab </w:t>
+      </w:r>
+      <w:proofErr w:type="spellStart"/>
+      <w:r>
+        <w:rPr>
+          <w:lang w:val="en-US"/>
+        </w:rPr>
+        <w:t>uchun</w:t>
+      </w:r>
+      <w:proofErr w:type="spellEnd"/>
+      <w:r>
+        <w:rPr>
+          <w:lang w:val="en-US"/>
+        </w:rPr>
+        <w:t xml:space="preserve"> NetLab@2026 </w:t>
+      </w:r>
+      <w:proofErr w:type="spellStart"/>
+      <w:r>
+        <w:rPr>
+          <w:lang w:val="en-US"/>
+        </w:rPr>
+        <w:t>parolidan</w:t>
+      </w:r>
+      <w:proofErr w:type="spellEnd"/>
+      <w:r>
+        <w:rPr>
+          <w:lang w:val="en-US"/>
+        </w:rPr>
+        <w:t xml:space="preserve"> </w:t>
+      </w:r>
+      <w:proofErr w:type="spellStart"/>
+      <w:r>
+        <w:rPr>
+          <w:lang w:val="en-US"/>
+        </w:rPr>
+        <w:t>foydalanamiz</w:t>
+      </w:r>
+      <w:proofErr w:type="spellEnd"/>
+      <w:r>
+        <w:rPr>
+          <w:lang w:val="en-US"/>
+        </w:rPr>
+        <w:t xml:space="preserve">; </w:t>
+      </w:r>
+      <w:proofErr w:type="spellStart"/>
+      <w:r>
+        <w:rPr>
+          <w:lang w:val="en-US"/>
+        </w:rPr>
+        <w:t>haqiqiy</w:t>
+      </w:r>
+      <w:proofErr w:type="spellEnd"/>
+      <w:r>
+        <w:rPr>
+          <w:lang w:val="en-US"/>
+        </w:rPr>
+        <w:t xml:space="preserve"> </w:t>
+      </w:r>
+      <w:proofErr w:type="spellStart"/>
+      <w:r>
+        <w:rPr>
+          <w:lang w:val="en-US"/>
+        </w:rPr>
+        <w:t>tarmoqda</w:t>
+      </w:r>
+      <w:proofErr w:type="spellEnd"/>
+      <w:r>
+        <w:rPr>
+          <w:lang w:val="en-US"/>
+        </w:rPr>
+        <w:t xml:space="preserve"> </w:t>
+      </w:r>
+      <w:proofErr w:type="spellStart"/>
+      <w:r>
+        <w:rPr>
+          <w:lang w:val="en-US"/>
+        </w:rPr>
+        <w:t>kuchli</w:t>
+      </w:r>
+      <w:proofErr w:type="spellEnd"/>
+      <w:r>
+        <w:rPr>
+          <w:lang w:val="en-US"/>
+        </w:rPr>
+        <w:t xml:space="preserve"> </w:t>
+      </w:r>
+      <w:proofErr w:type="spellStart"/>
+      <w:r>
+        <w:rPr>
+          <w:lang w:val="en-US"/>
+        </w:rPr>
+        <w:t>va</w:t>
+      </w:r>
+      <w:proofErr w:type="spellEnd"/>
+      <w:r>
+        <w:rPr>
+          <w:lang w:val="en-US"/>
+        </w:rPr>
+        <w:t xml:space="preserve"> </w:t>
+      </w:r>
+      <w:proofErr w:type="spellStart"/>
+      <w:r>
+        <w:rPr>
+          <w:lang w:val="en-US"/>
+        </w:rPr>
+        <w:t>noyob</w:t>
+      </w:r>
+      <w:proofErr w:type="spellEnd"/>
+      <w:r>
+        <w:rPr>
+          <w:lang w:val="en-US"/>
+        </w:rPr>
+        <w:t xml:space="preserve"> </w:t>
+      </w:r>
+      <w:proofErr w:type="spellStart"/>
+      <w:r>
+        <w:rPr>
+          <w:lang w:val="en-US"/>
+        </w:rPr>
+        <w:t>parol</w:t>
+      </w:r>
+      <w:proofErr w:type="spellEnd"/>
+      <w:r>
+        <w:rPr>
+          <w:lang w:val="en-US"/>
+        </w:rPr>
+        <w:t xml:space="preserve"> </w:t>
+      </w:r>
+      <w:proofErr w:type="spellStart"/>
+      <w:r>
+        <w:rPr>
+          <w:lang w:val="en-US"/>
+        </w:rPr>
+        <w:t>tanlang</w:t>
+      </w:r>
+      <w:proofErr w:type="spellEnd"/>
+      <w:r>
+        <w:rPr>
+          <w:lang w:val="en-US"/>
+        </w:rPr>
+        <w:t>.</w:t>
+      </w:r>
+    </w:p>
+    <w:p>
+      <w:pPr>
+        <w:rPr>
+          <w:lang w:val="en-US"/>
+        </w:rPr>
+      </w:pPr>
+    </w:p>
+    <w:p>
+      <w:pPr>
+        <w:rPr>
+          <w:lang w:val="en-US"/>
+        </w:rPr>
+      </w:pPr>
+    </w:p>
+    <w:p>
+      <w:pPr>
+        <w:rPr>
+          <w:lang w:val="en-US"/>
+        </w:rPr>
+      </w:pPr>
+    </w:p>
+    <w:p>
+      <w:pPr>
+        <w:rPr>
+          <w:b/>
+          <w:bCs/>
+          <w:lang w:val="en-US"/>
+        </w:rPr>
+      </w:pPr>
+      <w:r>
+        <w:rPr>
+          <w:b/>
+          <w:bCs/>
+          <w:lang w:val="en-US"/>
+        </w:rPr>
+        <w:t xml:space="preserve">3-qadam — R1 da SSH </w:t>
+      </w:r>
+      <w:proofErr w:type="spellStart"/>
+      <w:r>
+        <w:rPr>
+          <w:b/>
+          <w:bCs/>
+          <w:lang w:val="en-US"/>
+        </w:rPr>
+        <w:t>uchun</w:t>
+      </w:r>
+      <w:proofErr w:type="spellEnd"/>
+      <w:r>
+        <w:rPr>
+          <w:b/>
+          <w:bCs/>
+          <w:lang w:val="en-US"/>
+        </w:rPr>
+        <w:t xml:space="preserve"> </w:t>
+      </w:r>
+      <w:proofErr w:type="spellStart"/>
+      <w:r>
+        <w:rPr>
+          <w:b/>
+          <w:bCs/>
+          <w:lang w:val="en-US"/>
+        </w:rPr>
+        <w:t>asosiy</w:t>
+      </w:r>
+      <w:proofErr w:type="spellEnd"/>
+      <w:r>
+        <w:rPr>
+          <w:b/>
+          <w:bCs/>
+          <w:lang w:val="en-US"/>
+        </w:rPr>
+        <w:t xml:space="preserve"> </w:t>
+      </w:r>
+      <w:proofErr w:type="spellStart"/>
+      <w:r>
+        <w:rPr>
+          <w:b/>
+          <w:bCs/>
+          <w:lang w:val="en-US"/>
+        </w:rPr>
+        <w:t>sozlamalar</w:t>
+      </w:r>
+      <w:proofErr w:type="spellEnd"/>
+    </w:p>
+    <w:p>
+      <w:pPr>
+        <w:rPr>
+          <w:lang w:val="en-US"/>
+        </w:rPr>
+      </w:pPr>
+      <w:r>
+        <w:rPr>
+          <w:lang w:val="en-US"/>
+        </w:rPr>
+        <w:t xml:space="preserve">R1 CLI </w:t>
+      </w:r>
+      <w:proofErr w:type="spellStart"/>
+      <w:r>
+        <w:rPr>
+          <w:lang w:val="en-US"/>
+        </w:rPr>
+        <w:t>oynasida</w:t>
+      </w:r>
+      <w:proofErr w:type="spellEnd"/>
+      <w:r>
+        <w:rPr>
+          <w:lang w:val="en-US"/>
+        </w:rPr>
+        <w:t xml:space="preserve"> Router# </w:t>
+      </w:r>
+      <w:proofErr w:type="spellStart"/>
+      <w:r>
+        <w:rPr>
+          <w:lang w:val="en-US"/>
+        </w:rPr>
+        <w:t>rejimidan</w:t>
+      </w:r>
+      <w:proofErr w:type="spellEnd"/>
+      <w:r>
+        <w:rPr>
+          <w:lang w:val="en-US"/>
+        </w:rPr>
+        <w:t xml:space="preserve"> </w:t>
+      </w:r>
+      <w:proofErr w:type="spellStart"/>
+      <w:r>
+        <w:rPr>
+          <w:lang w:val="en-US"/>
+        </w:rPr>
+        <w:t>quyidagi</w:t>
+      </w:r>
+      <w:proofErr w:type="spellEnd"/>
+      <w:r>
+        <w:rPr>
+          <w:lang w:val="en-US"/>
+        </w:rPr>
+        <w:t xml:space="preserve"> </w:t>
+      </w:r>
+      <w:proofErr w:type="spellStart"/>
+      <w:r>
+        <w:rPr>
+          <w:lang w:val="en-US"/>
+        </w:rPr>
+        <w:t>buyruqlarni</w:t>
+      </w:r>
+      <w:proofErr w:type="spellEnd"/>
+      <w:r>
+        <w:rPr>
+          <w:lang w:val="en-US"/>
+        </w:rPr>
+        <w:t xml:space="preserve"> </w:t>
+      </w:r>
+      <w:proofErr w:type="spellStart"/>
+      <w:r>
+        <w:rPr>
+          <w:lang w:val="en-US"/>
+        </w:rPr>
+        <w:t>ketma-ket</w:t>
+      </w:r>
+      <w:proofErr w:type="spellEnd"/>
+      <w:r>
+        <w:rPr>
+          <w:lang w:val="en-US"/>
+        </w:rPr>
+        <w:t xml:space="preserve"> </w:t>
+      </w:r>
+      <w:proofErr w:type="spellStart"/>
+      <w:r>
+        <w:rPr>
+          <w:lang w:val="en-US"/>
+        </w:rPr>
+        <w:t>kiriting</w:t>
+      </w:r>
+      <w:proofErr w:type="spellEnd"/>
+      <w:r>
+        <w:rPr>
+          <w:lang w:val="en-US"/>
+        </w:rPr>
+        <w:t>:</w:t>
+      </w:r>
+    </w:p>
+    <w:p>
+      <w:pPr>
+        <w:rPr>
+          <w:lang w:val="en-US"/>
+        </w:rPr>
+      </w:pPr>
+      <w:r>
+        <w:rPr>
+          <w:lang w:val="en-US"/>
+        </w:rPr>
+        <w:t>configure terminal</w:t>
+      </w:r>
+    </w:p>
+    <w:p>
+      <w:pPr>
+        <w:rPr>
+          <w:lang w:val="en-US"/>
+        </w:rPr>
+      </w:pPr>
+      <w:r>
+        <w:rPr>
+          <w:lang w:val="en-US"/>
+        </w:rPr>
+        <w:t>hostname R1</w:t>
+      </w:r>
+    </w:p>
+    <w:p>
+      <w:pPr>
+        <w:rPr>
+          <w:lang w:val="en-US"/>
+        </w:rPr>
+      </w:pPr>
+      <w:proofErr w:type="spellStart"/>
+      <w:r>
+        <w:rPr>
+          <w:lang w:val="en-US"/>
+        </w:rPr>
+        <w:t>ip</w:t>
+      </w:r>
+      <w:proofErr w:type="spellEnd"/>
+      <w:r>
+        <w:rPr>
+          <w:lang w:val="en-US"/>
+        </w:rPr>
+        <w:t xml:space="preserve"> domain-name </w:t>
+      </w:r>
+      <w:proofErr w:type="spellStart"/>
+      <w:proofErr w:type="gramStart"/>
+      <w:r>
+        <w:rPr>
+          <w:lang w:val="en-US"/>
+        </w:rPr>
+        <w:t>company.local</w:t>
+      </w:r>
+      <w:proofErr w:type="spellEnd"/>
+      <w:proofErr w:type="gramEnd"/>
+    </w:p>
+    <w:p>
+      <w:pPr>
+        <w:rPr>
+          <w:lang w:val="en-US"/>
+        </w:rPr>
+      </w:pPr>
+      <w:r>
+        <w:rPr>
+          <w:lang w:val="en-US"/>
+        </w:rPr>
+        <w:t>username admin privilege 15 secret NetLab@2026</w:t>
+      </w:r>
+    </w:p>
+    <w:p>
+      <w:pPr>
+        <w:rPr>
+          <w:lang w:val="en-US"/>
+        </w:rPr>
+      </w:pPr>
+      <w:r>
+        <w:rPr>
+          <w:lang w:val="en-US"/>
+        </w:rPr>
+        <w:t xml:space="preserve">crypto key </w:t>
+      </w:r>
+      <w:proofErr w:type="gramStart"/>
+      <w:r>
+        <w:rPr>
+          <w:lang w:val="en-US"/>
+        </w:rPr>
+        <w:t>generate</w:t>
+      </w:r>
+      <w:proofErr w:type="gramEnd"/>
+      <w:r>
+        <w:rPr>
+          <w:lang w:val="en-US"/>
+        </w:rPr>
+        <w:t xml:space="preserve"> </w:t>
+      </w:r>
+      <w:proofErr w:type="spellStart"/>
+      <w:r>
+        <w:rPr>
+          <w:lang w:val="en-US"/>
+        </w:rPr>
+        <w:t>rsa</w:t>
+      </w:r>
+      <w:proofErr w:type="spellEnd"/>
+    </w:p>
+    <w:p>
+      <w:pPr>
+        <w:rPr>
+          <w:lang w:val="en-US"/>
+        </w:rPr>
+      </w:pPr>
+      <w:proofErr w:type="spellStart"/>
+      <w:r>
+        <w:rPr>
+          <w:lang w:val="en-US"/>
+        </w:rPr>
+        <w:t>Muhim</w:t>
+      </w:r>
+      <w:proofErr w:type="spellEnd"/>
+      <w:r>
+        <w:rPr>
+          <w:lang w:val="en-US"/>
+        </w:rPr>
+        <w:t xml:space="preserve">: crypto key generate </w:t>
+      </w:r>
+      <w:proofErr w:type="spellStart"/>
+      <w:r>
+        <w:rPr>
+          <w:lang w:val="en-US"/>
+        </w:rPr>
+        <w:t>rsa</w:t>
+      </w:r>
+      <w:proofErr w:type="spellEnd"/>
+      <w:r>
+        <w:rPr>
+          <w:lang w:val="en-US"/>
+        </w:rPr>
+        <w:t xml:space="preserve"> </w:t>
+      </w:r>
+      <w:proofErr w:type="spellStart"/>
+      <w:proofErr w:type="gramStart"/>
+      <w:r>
+        <w:rPr>
+          <w:lang w:val="en-US"/>
+        </w:rPr>
+        <w:t>buyrug‘</w:t>
+      </w:r>
+      <w:proofErr w:type="gramEnd"/>
+      <w:r>
+        <w:rPr>
+          <w:lang w:val="en-US"/>
+        </w:rPr>
+        <w:t>idan</w:t>
+      </w:r>
+      <w:proofErr w:type="spellEnd"/>
+      <w:r>
+        <w:rPr>
+          <w:lang w:val="en-US"/>
+        </w:rPr>
+        <w:t xml:space="preserve"> </w:t>
+      </w:r>
+      <w:proofErr w:type="spellStart"/>
+      <w:r>
+        <w:rPr>
+          <w:lang w:val="en-US"/>
+        </w:rPr>
+        <w:t>keyin</w:t>
+      </w:r>
+      <w:proofErr w:type="spellEnd"/>
+      <w:r>
+        <w:rPr>
+          <w:lang w:val="en-US"/>
+        </w:rPr>
+        <w:t xml:space="preserve"> router RSA </w:t>
+      </w:r>
+      <w:proofErr w:type="spellStart"/>
+      <w:r>
+        <w:rPr>
+          <w:lang w:val="en-US"/>
+        </w:rPr>
+        <w:t>kalit</w:t>
+      </w:r>
+      <w:proofErr w:type="spellEnd"/>
+      <w:r>
+        <w:rPr>
+          <w:lang w:val="en-US"/>
+        </w:rPr>
+        <w:t xml:space="preserve"> </w:t>
+      </w:r>
+      <w:proofErr w:type="spellStart"/>
+      <w:r>
+        <w:rPr>
+          <w:lang w:val="en-US"/>
+        </w:rPr>
+        <w:t>uzunligini</w:t>
+      </w:r>
+      <w:proofErr w:type="spellEnd"/>
+      <w:r>
+        <w:rPr>
+          <w:lang w:val="en-US"/>
+        </w:rPr>
+        <w:t xml:space="preserve"> </w:t>
+      </w:r>
+      <w:proofErr w:type="spellStart"/>
+      <w:r>
+        <w:rPr>
+          <w:lang w:val="en-US"/>
+        </w:rPr>
+        <w:t>so‘rashi</w:t>
+      </w:r>
+      <w:proofErr w:type="spellEnd"/>
+      <w:r>
+        <w:rPr>
+          <w:lang w:val="en-US"/>
+        </w:rPr>
+        <w:t xml:space="preserve"> </w:t>
+      </w:r>
+      <w:proofErr w:type="spellStart"/>
+      <w:r>
+        <w:rPr>
+          <w:lang w:val="en-US"/>
+        </w:rPr>
+        <w:t>mumkin</w:t>
+      </w:r>
+      <w:proofErr w:type="spellEnd"/>
+      <w:r>
+        <w:rPr>
+          <w:lang w:val="en-US"/>
+        </w:rPr>
+        <w:t xml:space="preserve">. Agar </w:t>
+      </w:r>
+      <w:proofErr w:type="spellStart"/>
+      <w:r>
+        <w:rPr>
+          <w:lang w:val="en-US"/>
+        </w:rPr>
+        <w:t>shunday</w:t>
+      </w:r>
+      <w:proofErr w:type="spellEnd"/>
+      <w:r>
+        <w:rPr>
+          <w:lang w:val="en-US"/>
+        </w:rPr>
+        <w:t xml:space="preserve"> </w:t>
+      </w:r>
+      <w:proofErr w:type="spellStart"/>
+      <w:proofErr w:type="gramStart"/>
+      <w:r>
+        <w:rPr>
+          <w:lang w:val="en-US"/>
+        </w:rPr>
+        <w:t>bo‘</w:t>
+      </w:r>
+      <w:proofErr w:type="gramEnd"/>
+      <w:r>
+        <w:rPr>
+          <w:lang w:val="en-US"/>
+        </w:rPr>
+        <w:t>lsa</w:t>
+      </w:r>
+      <w:proofErr w:type="spellEnd"/>
+      <w:r>
+        <w:rPr>
+          <w:lang w:val="en-US"/>
+        </w:rPr>
+        <w:t xml:space="preserve">, 1024 </w:t>
+      </w:r>
+      <w:proofErr w:type="spellStart"/>
+      <w:r>
+        <w:rPr>
+          <w:lang w:val="en-US"/>
+        </w:rPr>
+        <w:t>kiriting</w:t>
+      </w:r>
+      <w:proofErr w:type="spellEnd"/>
+      <w:r>
+        <w:rPr>
+          <w:lang w:val="en-US"/>
+        </w:rPr>
+        <w:t xml:space="preserve">. Agar How many bits in the modulus deb </w:t>
+      </w:r>
+      <w:proofErr w:type="spellStart"/>
+      <w:proofErr w:type="gramStart"/>
+      <w:r>
+        <w:rPr>
+          <w:lang w:val="en-US"/>
+        </w:rPr>
+        <w:t>so‘</w:t>
+      </w:r>
+      <w:proofErr w:type="gramEnd"/>
+      <w:r>
+        <w:rPr>
+          <w:lang w:val="en-US"/>
+        </w:rPr>
+        <w:t>rasa</w:t>
+      </w:r>
+      <w:proofErr w:type="spellEnd"/>
+      <w:r>
+        <w:rPr>
+          <w:lang w:val="en-US"/>
+        </w:rPr>
+        <w:t xml:space="preserve"> ham 1024 deb </w:t>
+      </w:r>
+      <w:proofErr w:type="spellStart"/>
+      <w:r>
+        <w:rPr>
+          <w:lang w:val="en-US"/>
+        </w:rPr>
+        <w:t>javob</w:t>
+      </w:r>
+      <w:proofErr w:type="spellEnd"/>
+      <w:r>
+        <w:rPr>
+          <w:lang w:val="en-US"/>
+        </w:rPr>
+        <w:t xml:space="preserve"> </w:t>
+      </w:r>
+      <w:proofErr w:type="spellStart"/>
+      <w:r>
+        <w:rPr>
+          <w:lang w:val="en-US"/>
+        </w:rPr>
+        <w:t>bering</w:t>
+      </w:r>
+      <w:proofErr w:type="spellEnd"/>
+      <w:r>
+        <w:rPr>
+          <w:lang w:val="en-US"/>
+        </w:rPr>
+        <w:t>.</w:t>
+      </w:r>
+    </w:p>
+    <w:p>
+      <w:proofErr w:type="spellStart"/>
+      <w:r>
+        <w:t>Buyruqlar</w:t>
+      </w:r>
+      <w:proofErr w:type="spellEnd"/>
+      <w:r>
+        <w:t xml:space="preserve"> </w:t>
+      </w:r>
+      <w:proofErr w:type="spellStart"/>
+      <w:r>
+        <w:t>vazifasi</w:t>
+      </w:r>
+      <w:proofErr w:type="spellEnd"/>
+      <w:r>
+        <w:t>:</w:t>
+      </w:r>
+    </w:p>
+    <w:p>
+      <w:pPr>
+        <w:numPr>
+          <w:ilvl w:val="0"/>
+          <w:numId w:val="4"/>
+        </w:numPr>
+        <w:rPr>
+          <w:lang w:val="en-US"/>
+        </w:rPr>
+      </w:pPr>
+      <w:r>
+        <w:rPr>
+          <w:lang w:val="en-US"/>
+        </w:rPr>
+        <w:t xml:space="preserve">hostname R1 — router </w:t>
+      </w:r>
+      <w:proofErr w:type="spellStart"/>
+      <w:r>
+        <w:rPr>
+          <w:lang w:val="en-US"/>
+        </w:rPr>
+        <w:t>nomini</w:t>
+      </w:r>
+      <w:proofErr w:type="spellEnd"/>
+      <w:r>
+        <w:rPr>
+          <w:lang w:val="en-US"/>
+        </w:rPr>
+        <w:t xml:space="preserve"> </w:t>
+      </w:r>
+      <w:proofErr w:type="spellStart"/>
+      <w:r>
+        <w:rPr>
+          <w:lang w:val="en-US"/>
+        </w:rPr>
+        <w:t>belgilaydi</w:t>
+      </w:r>
+      <w:proofErr w:type="spellEnd"/>
+      <w:r>
+        <w:rPr>
+          <w:lang w:val="en-US"/>
+        </w:rPr>
+        <w:t>.</w:t>
+      </w:r>
+    </w:p>
+    <w:p>
+      <w:pPr>
+        <w:numPr>
+          <w:ilvl w:val="0"/>
+          <w:numId w:val="4"/>
+        </w:numPr>
+        <w:rPr>
+          <w:lang w:val="en-US"/>
+        </w:rPr>
+      </w:pPr>
+      <w:proofErr w:type="spellStart"/>
+      <w:r>
+        <w:rPr>
+          <w:lang w:val="en-US"/>
+        </w:rPr>
+        <w:t>ip</w:t>
+      </w:r>
+      <w:proofErr w:type="spellEnd"/>
+      <w:r>
+        <w:rPr>
+          <w:lang w:val="en-US"/>
+        </w:rPr>
+        <w:t xml:space="preserve"> domain-name </w:t>
+      </w:r>
+      <w:proofErr w:type="spellStart"/>
+      <w:proofErr w:type="gramStart"/>
+      <w:r>
+        <w:rPr>
+          <w:lang w:val="en-US"/>
+        </w:rPr>
+        <w:t>company.local</w:t>
+      </w:r>
+      <w:proofErr w:type="spellEnd"/>
+      <w:proofErr w:type="gramEnd"/>
+      <w:r>
+        <w:rPr>
+          <w:lang w:val="en-US"/>
+        </w:rPr>
+        <w:t xml:space="preserve"> — RSA </w:t>
+      </w:r>
+      <w:proofErr w:type="spellStart"/>
+      <w:r>
+        <w:rPr>
+          <w:lang w:val="en-US"/>
+        </w:rPr>
+        <w:t>kalit</w:t>
+      </w:r>
+      <w:proofErr w:type="spellEnd"/>
+      <w:r>
+        <w:rPr>
+          <w:lang w:val="en-US"/>
+        </w:rPr>
+        <w:t xml:space="preserve"> </w:t>
+      </w:r>
+      <w:proofErr w:type="spellStart"/>
+      <w:r>
+        <w:rPr>
+          <w:lang w:val="en-US"/>
+        </w:rPr>
+        <w:t>yaratish</w:t>
+      </w:r>
+      <w:proofErr w:type="spellEnd"/>
+      <w:r>
+        <w:rPr>
+          <w:lang w:val="en-US"/>
+        </w:rPr>
+        <w:t xml:space="preserve"> </w:t>
+      </w:r>
+      <w:proofErr w:type="spellStart"/>
+      <w:r>
+        <w:rPr>
+          <w:lang w:val="en-US"/>
+        </w:rPr>
+        <w:t>uchun</w:t>
+      </w:r>
+      <w:proofErr w:type="spellEnd"/>
+      <w:r>
+        <w:rPr>
+          <w:lang w:val="en-US"/>
+        </w:rPr>
+        <w:t xml:space="preserve"> </w:t>
+      </w:r>
+      <w:proofErr w:type="spellStart"/>
+      <w:r>
+        <w:rPr>
+          <w:lang w:val="en-US"/>
+        </w:rPr>
+        <w:t>domen</w:t>
+      </w:r>
+      <w:proofErr w:type="spellEnd"/>
+      <w:r>
+        <w:rPr>
+          <w:lang w:val="en-US"/>
+        </w:rPr>
+        <w:t xml:space="preserve"> </w:t>
+      </w:r>
+      <w:proofErr w:type="spellStart"/>
+      <w:r>
+        <w:rPr>
+          <w:lang w:val="en-US"/>
+        </w:rPr>
+        <w:t>nomini</w:t>
+      </w:r>
+      <w:proofErr w:type="spellEnd"/>
+      <w:r>
+        <w:rPr>
+          <w:lang w:val="en-US"/>
+        </w:rPr>
+        <w:t xml:space="preserve"> </w:t>
+      </w:r>
+      <w:proofErr w:type="spellStart"/>
+      <w:r>
+        <w:rPr>
+          <w:lang w:val="en-US"/>
+        </w:rPr>
+        <w:t>belgilaydi</w:t>
+      </w:r>
+      <w:proofErr w:type="spellEnd"/>
+      <w:r>
+        <w:rPr>
+          <w:lang w:val="en-US"/>
+        </w:rPr>
+        <w:t>.</w:t>
+      </w:r>
+    </w:p>
+    <w:p>
+      <w:pPr>
+        <w:numPr>
+          <w:ilvl w:val="0"/>
+          <w:numId w:val="4"/>
+        </w:numPr>
+        <w:rPr>
+          <w:lang w:val="en-US"/>
+        </w:rPr>
+      </w:pPr>
+      <w:r>
+        <w:rPr>
+          <w:lang w:val="en-US"/>
+        </w:rPr>
+        <w:t xml:space="preserve">username admin privilege 15 secret ... — SSH </w:t>
+      </w:r>
+      <w:proofErr w:type="spellStart"/>
+      <w:r>
+        <w:rPr>
+          <w:lang w:val="en-US"/>
+        </w:rPr>
+        <w:t>orqali</w:t>
+      </w:r>
+      <w:proofErr w:type="spellEnd"/>
+      <w:r>
+        <w:rPr>
+          <w:lang w:val="en-US"/>
+        </w:rPr>
+        <w:t xml:space="preserve"> </w:t>
+      </w:r>
+      <w:proofErr w:type="spellStart"/>
+      <w:r>
+        <w:rPr>
+          <w:lang w:val="en-US"/>
+        </w:rPr>
+        <w:t>kiradigan</w:t>
+      </w:r>
+      <w:proofErr w:type="spellEnd"/>
+      <w:r>
+        <w:rPr>
+          <w:lang w:val="en-US"/>
+        </w:rPr>
+        <w:t xml:space="preserve"> admin </w:t>
+      </w:r>
+      <w:proofErr w:type="spellStart"/>
+      <w:r>
+        <w:rPr>
+          <w:lang w:val="en-US"/>
+        </w:rPr>
+        <w:t>foydalanuvchini</w:t>
+      </w:r>
+      <w:proofErr w:type="spellEnd"/>
+      <w:r>
+        <w:rPr>
+          <w:lang w:val="en-US"/>
+        </w:rPr>
+        <w:t xml:space="preserve"> </w:t>
+      </w:r>
+      <w:proofErr w:type="spellStart"/>
+      <w:r>
+        <w:rPr>
+          <w:lang w:val="en-US"/>
+        </w:rPr>
+        <w:t>yaratadi</w:t>
+      </w:r>
+      <w:proofErr w:type="spellEnd"/>
+      <w:r>
+        <w:rPr>
+          <w:lang w:val="en-US"/>
+        </w:rPr>
+        <w:t xml:space="preserve">; secret </w:t>
+      </w:r>
+      <w:proofErr w:type="spellStart"/>
+      <w:r>
+        <w:rPr>
+          <w:lang w:val="en-US"/>
+        </w:rPr>
+        <w:t>parolni</w:t>
+      </w:r>
+      <w:proofErr w:type="spellEnd"/>
+      <w:r>
+        <w:rPr>
+          <w:lang w:val="en-US"/>
+        </w:rPr>
+        <w:t xml:space="preserve"> </w:t>
+      </w:r>
+      <w:proofErr w:type="spellStart"/>
+      <w:r>
+        <w:rPr>
+          <w:lang w:val="en-US"/>
+        </w:rPr>
+        <w:t>himoyalangan</w:t>
+      </w:r>
+      <w:proofErr w:type="spellEnd"/>
+      <w:r>
+        <w:rPr>
+          <w:lang w:val="en-US"/>
+        </w:rPr>
+        <w:t xml:space="preserve"> </w:t>
+      </w:r>
+      <w:proofErr w:type="spellStart"/>
+      <w:proofErr w:type="gramStart"/>
+      <w:r>
+        <w:rPr>
+          <w:lang w:val="en-US"/>
+        </w:rPr>
+        <w:t>ko‘</w:t>
+      </w:r>
+      <w:proofErr w:type="gramEnd"/>
+      <w:r>
+        <w:rPr>
+          <w:lang w:val="en-US"/>
+        </w:rPr>
+        <w:t>rinishda</w:t>
+      </w:r>
+      <w:proofErr w:type="spellEnd"/>
+      <w:r>
+        <w:rPr>
+          <w:lang w:val="en-US"/>
+        </w:rPr>
+        <w:t xml:space="preserve"> </w:t>
+      </w:r>
+      <w:proofErr w:type="spellStart"/>
+      <w:r>
+        <w:rPr>
+          <w:lang w:val="en-US"/>
+        </w:rPr>
+        <w:t>saqlaydi</w:t>
+      </w:r>
+      <w:proofErr w:type="spellEnd"/>
+      <w:r>
+        <w:rPr>
+          <w:lang w:val="en-US"/>
+        </w:rPr>
+        <w:t>.</w:t>
+      </w:r>
+    </w:p>
+    <w:p>
+      <w:pPr>
+        <w:numPr>
+          <w:ilvl w:val="0"/>
+          <w:numId w:val="4"/>
+        </w:numPr>
+        <w:rPr>
+          <w:lang w:val="en-US"/>
+        </w:rPr>
+      </w:pPr>
+      <w:r>
+        <w:rPr>
+          <w:lang w:val="en-US"/>
+        </w:rPr>
+        <w:t xml:space="preserve">crypto key </w:t>
+      </w:r>
+      <w:proofErr w:type="gramStart"/>
+      <w:r>
+        <w:rPr>
+          <w:lang w:val="en-US"/>
+        </w:rPr>
+        <w:t>generate</w:t>
+      </w:r>
+      <w:proofErr w:type="gramEnd"/>
+      <w:r>
+        <w:rPr>
+          <w:lang w:val="en-US"/>
+        </w:rPr>
+        <w:t xml:space="preserve"> </w:t>
+      </w:r>
+      <w:proofErr w:type="spellStart"/>
+      <w:r>
+        <w:rPr>
+          <w:lang w:val="en-US"/>
+        </w:rPr>
+        <w:t>rsa</w:t>
+      </w:r>
+      <w:proofErr w:type="spellEnd"/>
+      <w:r>
+        <w:rPr>
+          <w:lang w:val="en-US"/>
+        </w:rPr>
+        <w:t xml:space="preserve"> — SSH </w:t>
+      </w:r>
+      <w:proofErr w:type="spellStart"/>
+      <w:r>
+        <w:rPr>
+          <w:lang w:val="en-US"/>
+        </w:rPr>
+        <w:t>uchun</w:t>
+      </w:r>
+      <w:proofErr w:type="spellEnd"/>
+      <w:r>
+        <w:rPr>
+          <w:lang w:val="en-US"/>
+        </w:rPr>
+        <w:t xml:space="preserve"> </w:t>
+      </w:r>
+      <w:proofErr w:type="spellStart"/>
+      <w:r>
+        <w:rPr>
+          <w:lang w:val="en-US"/>
+        </w:rPr>
+        <w:t>kerakli</w:t>
+      </w:r>
+      <w:proofErr w:type="spellEnd"/>
+      <w:r>
+        <w:rPr>
+          <w:lang w:val="en-US"/>
+        </w:rPr>
+        <w:t xml:space="preserve"> RSA </w:t>
+      </w:r>
+      <w:proofErr w:type="spellStart"/>
+      <w:r>
+        <w:rPr>
+          <w:lang w:val="en-US"/>
+        </w:rPr>
+        <w:t>kalitlarini</w:t>
+      </w:r>
+      <w:proofErr w:type="spellEnd"/>
+      <w:r>
+        <w:rPr>
+          <w:lang w:val="en-US"/>
+        </w:rPr>
+        <w:t xml:space="preserve"> </w:t>
+      </w:r>
+      <w:proofErr w:type="spellStart"/>
+      <w:r>
+        <w:rPr>
+          <w:lang w:val="en-US"/>
+        </w:rPr>
+        <w:t>yaratadi</w:t>
+      </w:r>
+      <w:proofErr w:type="spellEnd"/>
+      <w:r>
+        <w:rPr>
+          <w:lang w:val="en-US"/>
+        </w:rPr>
+        <w:t>.</w:t>
+      </w:r>
+    </w:p>
+    <w:p>
+      <w:pPr>
+        <w:rPr>
+          <w:lang w:val="en-US"/>
+        </w:rPr>
+      </w:pPr>
+      <w:r>
+        <w:rPr>
+          <w:lang w:val="en-US"/>
+        </w:rPr>
+        <w:t xml:space="preserve">Lab </w:t>
+      </w:r>
+      <w:proofErr w:type="spellStart"/>
+      <w:r>
+        <w:rPr>
+          <w:lang w:val="en-US"/>
+        </w:rPr>
+        <w:t>uchun</w:t>
+      </w:r>
+      <w:proofErr w:type="spellEnd"/>
+      <w:r>
+        <w:rPr>
+          <w:lang w:val="en-US"/>
+        </w:rPr>
+        <w:t xml:space="preserve"> NetLab@2026 </w:t>
+      </w:r>
+      <w:proofErr w:type="spellStart"/>
+      <w:r>
+        <w:rPr>
+          <w:lang w:val="en-US"/>
+        </w:rPr>
+        <w:t>parolidan</w:t>
+      </w:r>
+      <w:proofErr w:type="spellEnd"/>
+      <w:r>
+        <w:rPr>
+          <w:lang w:val="en-US"/>
+        </w:rPr>
+        <w:t xml:space="preserve"> </w:t>
+      </w:r>
+      <w:proofErr w:type="spellStart"/>
+      <w:r>
+        <w:rPr>
+          <w:lang w:val="en-US"/>
+        </w:rPr>
+        <w:t>foydalanamiz</w:t>
+      </w:r>
+      <w:proofErr w:type="spellEnd"/>
+      <w:r>
+        <w:rPr>
+          <w:lang w:val="en-US"/>
+        </w:rPr>
+        <w:t xml:space="preserve">; </w:t>
+      </w:r>
+      <w:proofErr w:type="spellStart"/>
+      <w:r>
+        <w:rPr>
+          <w:lang w:val="en-US"/>
+        </w:rPr>
+        <w:t>haqiqiy</w:t>
+      </w:r>
+      <w:proofErr w:type="spellEnd"/>
+      <w:r>
+        <w:rPr>
+          <w:lang w:val="en-US"/>
+        </w:rPr>
+        <w:t xml:space="preserve"> </w:t>
+      </w:r>
+      <w:proofErr w:type="spellStart"/>
+      <w:r>
+        <w:rPr>
+          <w:lang w:val="en-US"/>
+        </w:rPr>
+        <w:t>tarmoqda</w:t>
+      </w:r>
+      <w:proofErr w:type="spellEnd"/>
+      <w:r>
+        <w:rPr>
+          <w:lang w:val="en-US"/>
+        </w:rPr>
+        <w:t xml:space="preserve"> </w:t>
+      </w:r>
+      <w:proofErr w:type="spellStart"/>
+      <w:r>
+        <w:rPr>
+          <w:lang w:val="en-US"/>
+        </w:rPr>
+        <w:t>kuchli</w:t>
+      </w:r>
+      <w:proofErr w:type="spellEnd"/>
+      <w:r>
+        <w:rPr>
+          <w:lang w:val="en-US"/>
+        </w:rPr>
+        <w:t xml:space="preserve"> </w:t>
+      </w:r>
+      <w:proofErr w:type="spellStart"/>
+      <w:r>
+        <w:rPr>
+          <w:lang w:val="en-US"/>
+        </w:rPr>
+        <w:t>va</w:t>
+      </w:r>
+      <w:proofErr w:type="spellEnd"/>
+      <w:r>
+        <w:rPr>
+          <w:lang w:val="en-US"/>
+        </w:rPr>
+        <w:t xml:space="preserve"> </w:t>
+      </w:r>
+      <w:proofErr w:type="spellStart"/>
+      <w:r>
+        <w:rPr>
+          <w:lang w:val="en-US"/>
+        </w:rPr>
+        <w:t>noyob</w:t>
+      </w:r>
+      <w:proofErr w:type="spellEnd"/>
+      <w:r>
+        <w:rPr>
+          <w:lang w:val="en-US"/>
+        </w:rPr>
+        <w:t xml:space="preserve"> </w:t>
+      </w:r>
+      <w:proofErr w:type="spellStart"/>
+      <w:r>
+        <w:rPr>
+          <w:lang w:val="en-US"/>
+        </w:rPr>
+        <w:t>parol</w:t>
+      </w:r>
+      <w:proofErr w:type="spellEnd"/>
+      <w:r>
+        <w:rPr>
+          <w:lang w:val="en-US"/>
+        </w:rPr>
+        <w:t xml:space="preserve"> </w:t>
+      </w:r>
+      <w:proofErr w:type="spellStart"/>
+      <w:r>
+        <w:rPr>
+          <w:lang w:val="en-US"/>
+        </w:rPr>
+        <w:t>tanlang</w:t>
+      </w:r>
+      <w:proofErr w:type="spellEnd"/>
+      <w:r>
+        <w:rPr>
+          <w:lang w:val="en-US"/>
+        </w:rPr>
+        <w:t>.</w:t>
+      </w:r>
+    </w:p>
+    <w:p>
+      <w:pPr>
+        <w:rPr>
+          <w:lang w:val="en-US"/>
+        </w:rPr>
+      </w:pPr>
+    </w:p>
+    <w:p>
+      <w:pPr>
+        <w:rPr>
+          <w:lang w:val="en-US"/>
+        </w:rPr>
+      </w:pPr>
+    </w:p>
+    <w:p>
+      <w:pPr>
+        <w:rPr>
+          <w:lang w:val="en-US"/>
+        </w:rPr>
+      </w:pPr>
+      <w:r>
+        <w:rPr>
+          <w:lang w:val="en-US"/>
+        </w:rPr>
+        <w:t xml:space="preserve">R1(config)#crypto </w:t>
+      </w:r>
+      <w:proofErr w:type="gramStart"/>
+      <w:r>
+        <w:rPr>
+          <w:lang w:val="en-US"/>
+        </w:rPr>
+        <w:t>key  generate</w:t>
+      </w:r>
+      <w:proofErr w:type="gramEnd"/>
+      <w:r>
+        <w:rPr>
+          <w:lang w:val="en-US"/>
+        </w:rPr>
+        <w:t xml:space="preserve"> </w:t>
+      </w:r>
+      <w:proofErr w:type="spellStart"/>
+      <w:r>
+        <w:rPr>
+          <w:lang w:val="en-US"/>
+        </w:rPr>
+        <w:t>rsa</w:t>
+      </w:r>
+      <w:proofErr w:type="spellEnd"/>
+    </w:p>
+    <w:p>
+      <w:pPr>
+        <w:rPr>
+          <w:lang w:val="en-US"/>
+        </w:rPr>
+      </w:pPr>
+      <w:r>
+        <w:rPr>
+          <w:lang w:val="en-US"/>
+        </w:rPr>
+        <w:t>The name for the keys will be: R</w:t>
+      </w:r>
+      <w:proofErr w:type="gramStart"/>
+      <w:r>
+        <w:rPr>
+          <w:lang w:val="en-US"/>
+        </w:rPr>
+        <w:t>1.company</w:t>
+      </w:r>
+      <w:proofErr w:type="gramEnd"/>
+      <w:r>
+        <w:rPr>
+          <w:lang w:val="en-US"/>
+        </w:rPr>
+        <w:t>.local</w:t>
+      </w:r>
+    </w:p>
+    <w:p>
+      <w:pPr>
+        <w:rPr>
+          <w:lang w:val="en-US"/>
+        </w:rPr>
+      </w:pPr>
+      <w:r>
+        <w:rPr>
+          <w:lang w:val="en-US"/>
+        </w:rPr>
+        <w:t>Choose the size of the key modulus in the range of 360 to 4096 for your</w:t>
+      </w:r>
+    </w:p>
+    <w:p>
+      <w:pPr>
+        <w:rPr>
+          <w:lang w:val="en-US"/>
+        </w:rPr>
+      </w:pPr>
+      <w:r>
+        <w:rPr>
+          <w:lang w:val="en-US"/>
+        </w:rPr>
+        <w:t xml:space="preserve">  General Purpose Keys. Choosing a key modulus greater than 512 may take</w:t>
+      </w:r>
+    </w:p>
+    <w:p>
+      <w:pPr>
+        <w:rPr>
+          <w:lang w:val="en-US"/>
+        </w:rPr>
+      </w:pPr>
+      <w:r>
+        <w:rPr>
+          <w:lang w:val="en-US"/>
+        </w:rPr>
+        <w:t xml:space="preserve">  a few minutes.</w:t>
+      </w:r>
+    </w:p>
+    <w:p>
+      <w:pPr>
+        <w:rPr>
+          <w:lang w:val="en-US"/>
+        </w:rPr>
+      </w:pPr>
+    </w:p>
+    <w:p>
+      <w:pPr>
+        <w:rPr>
+          <w:lang w:val="en-US"/>
+        </w:rPr>
+      </w:pPr>
+      <w:r>
+        <w:rPr>
+          <w:lang w:val="en-US"/>
+        </w:rPr>
+        <w:t xml:space="preserve">How many bits in the modulus [512]: </w:t>
+      </w:r>
+    </w:p>
+    <w:p>
+      <w:pPr>
+        <w:rPr>
+          <w:lang w:val="en-US"/>
+        </w:rPr>
+      </w:pPr>
+      <w:r>
+        <w:rPr>
+          <w:lang w:val="en-US"/>
+        </w:rPr>
+        <w:t>% Generating 512 bit RSA keys, keys will be non-exportable</w:t>
+      </w:r>
+      <w:proofErr w:type="gramStart"/>
+      <w:r>
+        <w:rPr>
+          <w:lang w:val="en-US"/>
+        </w:rPr>
+        <w:t>...[</w:t>
+      </w:r>
+      <w:proofErr w:type="gramEnd"/>
+      <w:r>
+        <w:rPr>
+          <w:lang w:val="en-US"/>
+        </w:rPr>
+        <w:t>OK]</w:t>
+      </w:r>
+    </w:p>
+    <w:p>
+      <w:pPr>
+        <w:rPr>
+          <w:lang w:val="en-US"/>
+        </w:rPr>
+      </w:pPr>
+    </w:p>
+    <w:p>
+      <w:pPr>
+        <w:rPr>
+          <w:lang w:val="en-US"/>
+        </w:rPr>
+      </w:pPr>
+      <w:r>
+        <w:rPr>
+          <w:lang w:val="en-US"/>
+        </w:rPr>
+        <w:lastRenderedPageBreak/>
+        <w:t xml:space="preserve">R1(config)#crypto </w:t>
+      </w:r>
+      <w:proofErr w:type="gramStart"/>
+      <w:r>
+        <w:rPr>
+          <w:lang w:val="en-US"/>
+        </w:rPr>
+        <w:t>key  generate</w:t>
+      </w:r>
+      <w:proofErr w:type="gramEnd"/>
+      <w:r>
+        <w:rPr>
+          <w:lang w:val="en-US"/>
+        </w:rPr>
+        <w:t xml:space="preserve"> </w:t>
+      </w:r>
+      <w:proofErr w:type="spellStart"/>
+      <w:r>
+        <w:rPr>
+          <w:lang w:val="en-US"/>
+        </w:rPr>
+        <w:t>rsa</w:t>
+      </w:r>
+      <w:proofErr w:type="spellEnd"/>
+    </w:p>
+    <w:p>
+      <w:pPr>
+        <w:rPr>
+          <w:lang w:val="en-US"/>
+        </w:rPr>
+      </w:pPr>
+      <w:r>
+        <w:rPr>
+          <w:lang w:val="en-US"/>
+        </w:rPr>
+        <w:t>*Mar 1 0:9:47.703: RSA key size needs to be at least 768 bits for ssh version 2</w:t>
+      </w:r>
+    </w:p>
+    <w:p>
+      <w:pPr>
+        <w:rPr>
+          <w:lang w:val="en-US"/>
+        </w:rPr>
+      </w:pPr>
+      <w:r>
+        <w:rPr>
+          <w:lang w:val="en-US"/>
+        </w:rPr>
+        <w:t>*Mar 1 0:9:47.769: %SSH-5-ENABLED: SSH 1.5 has been enabled</w:t>
+      </w:r>
+    </w:p>
+    <w:p>
+      <w:pPr>
+        <w:rPr>
+          <w:lang w:val="en-US"/>
+        </w:rPr>
+      </w:pPr>
+      <w:r>
+        <w:rPr>
+          <w:lang w:val="en-US"/>
+        </w:rPr>
+        <w:t>% You already have RSA keys defined named R</w:t>
+      </w:r>
+      <w:proofErr w:type="gramStart"/>
+      <w:r>
+        <w:rPr>
+          <w:lang w:val="en-US"/>
+        </w:rPr>
+        <w:t>1.company</w:t>
+      </w:r>
+      <w:proofErr w:type="gramEnd"/>
+      <w:r>
+        <w:rPr>
+          <w:lang w:val="en-US"/>
+        </w:rPr>
+        <w:t>.local .</w:t>
+      </w:r>
+    </w:p>
+    <w:p>
+      <w:pPr>
+        <w:rPr>
+          <w:lang w:val="en-US"/>
+        </w:rPr>
+      </w:pPr>
+      <w:r>
+        <w:rPr>
+          <w:lang w:val="en-US"/>
+        </w:rPr>
+        <w:t>% Do you really want to replace them? [yes/no]: no</w:t>
+      </w:r>
+    </w:p>
+    <w:p>
+      <w:pPr>
+        <w:rPr>
+          <w:lang w:val="en-US"/>
+        </w:rPr>
+      </w:pPr>
+    </w:p>
+    <w:p>
+      <w:pPr>
+        <w:rPr>
+          <w:b/>
+          <w:bCs/>
+          <w:lang w:val="en-US"/>
+        </w:rPr>
+      </w:pPr>
+      <w:r>
+        <w:rPr>
+          <w:b/>
+          <w:bCs/>
+          <w:lang w:val="en-US"/>
+        </w:rPr>
+        <w:t xml:space="preserve">1-qadam: Eski RSA </w:t>
+      </w:r>
+      <w:proofErr w:type="spellStart"/>
+      <w:r>
+        <w:rPr>
+          <w:b/>
+          <w:bCs/>
+          <w:lang w:val="en-US"/>
+        </w:rPr>
+        <w:t>kalitini</w:t>
+      </w:r>
+      <w:proofErr w:type="spellEnd"/>
+      <w:r>
+        <w:rPr>
+          <w:b/>
+          <w:bCs/>
+          <w:lang w:val="en-US"/>
+        </w:rPr>
+        <w:t xml:space="preserve"> </w:t>
+      </w:r>
+      <w:proofErr w:type="spellStart"/>
+      <w:proofErr w:type="gramStart"/>
+      <w:r>
+        <w:rPr>
+          <w:b/>
+          <w:bCs/>
+          <w:lang w:val="en-US"/>
+        </w:rPr>
+        <w:t>o‘</w:t>
+      </w:r>
+      <w:proofErr w:type="gramEnd"/>
+      <w:r>
+        <w:rPr>
+          <w:b/>
+          <w:bCs/>
+          <w:lang w:val="en-US"/>
+        </w:rPr>
+        <w:t>chirish</w:t>
+      </w:r>
+      <w:proofErr w:type="spellEnd"/>
+    </w:p>
+    <w:p>
+      <w:pPr>
+        <w:rPr>
+          <w:lang w:val="en-US"/>
+        </w:rPr>
+      </w:pPr>
+      <w:proofErr w:type="spellStart"/>
+      <w:r>
+        <w:rPr>
+          <w:lang w:val="en-US"/>
+        </w:rPr>
+        <w:t>Hozir</w:t>
+      </w:r>
+      <w:proofErr w:type="spellEnd"/>
+      <w:r>
+        <w:rPr>
+          <w:lang w:val="en-US"/>
+        </w:rPr>
+        <w:t xml:space="preserve"> R1(config)# </w:t>
+      </w:r>
+      <w:proofErr w:type="spellStart"/>
+      <w:r>
+        <w:rPr>
+          <w:lang w:val="en-US"/>
+        </w:rPr>
+        <w:t>rejimidasan</w:t>
+      </w:r>
+      <w:proofErr w:type="spellEnd"/>
+      <w:r>
+        <w:rPr>
+          <w:lang w:val="en-US"/>
+        </w:rPr>
+        <w:t xml:space="preserve">. </w:t>
+      </w:r>
+      <w:proofErr w:type="spellStart"/>
+      <w:r>
+        <w:rPr>
+          <w:lang w:val="en-US"/>
+        </w:rPr>
+        <w:t>Quyidagi</w:t>
+      </w:r>
+      <w:proofErr w:type="spellEnd"/>
+      <w:r>
+        <w:rPr>
+          <w:lang w:val="en-US"/>
+        </w:rPr>
+        <w:t xml:space="preserve"> </w:t>
+      </w:r>
+      <w:proofErr w:type="spellStart"/>
+      <w:r>
+        <w:rPr>
+          <w:lang w:val="en-US"/>
+        </w:rPr>
+        <w:t>buyruqni</w:t>
+      </w:r>
+      <w:proofErr w:type="spellEnd"/>
+      <w:r>
+        <w:rPr>
+          <w:lang w:val="en-US"/>
+        </w:rPr>
+        <w:t xml:space="preserve"> </w:t>
+      </w:r>
+      <w:proofErr w:type="spellStart"/>
+      <w:r>
+        <w:rPr>
+          <w:lang w:val="en-US"/>
+        </w:rPr>
+        <w:t>kirit</w:t>
+      </w:r>
+      <w:proofErr w:type="spellEnd"/>
+      <w:r>
+        <w:rPr>
+          <w:lang w:val="en-US"/>
+        </w:rPr>
+        <w:t>:</w:t>
+      </w:r>
+    </w:p>
+    <w:p>
+      <w:pPr>
+        <w:rPr>
+          <w:lang w:val="en-US"/>
+        </w:rPr>
+      </w:pPr>
+      <w:r>
+        <w:rPr>
+          <w:lang w:val="en-US"/>
+        </w:rPr>
+        <w:t xml:space="preserve">crypto key zeroize </w:t>
+      </w:r>
+      <w:proofErr w:type="spellStart"/>
+      <w:r>
+        <w:rPr>
+          <w:lang w:val="en-US"/>
+        </w:rPr>
+        <w:t>rsa</w:t>
+      </w:r>
+      <w:proofErr w:type="spellEnd"/>
+    </w:p>
+    <w:p>
+      <w:pPr>
+        <w:rPr>
+          <w:lang w:val="en-US"/>
+        </w:rPr>
+      </w:pPr>
+      <w:r>
+        <w:rPr>
+          <w:lang w:val="en-US"/>
+        </w:rPr>
+        <w:t xml:space="preserve">Agar </w:t>
+      </w:r>
+      <w:proofErr w:type="spellStart"/>
+      <w:r>
+        <w:rPr>
+          <w:lang w:val="en-US"/>
+        </w:rPr>
+        <w:t>tasdiqlash</w:t>
+      </w:r>
+      <w:proofErr w:type="spellEnd"/>
+      <w:r>
+        <w:rPr>
+          <w:lang w:val="en-US"/>
+        </w:rPr>
+        <w:t xml:space="preserve"> </w:t>
+      </w:r>
+      <w:proofErr w:type="spellStart"/>
+      <w:proofErr w:type="gramStart"/>
+      <w:r>
+        <w:rPr>
+          <w:lang w:val="en-US"/>
+        </w:rPr>
+        <w:t>so‘</w:t>
+      </w:r>
+      <w:proofErr w:type="gramEnd"/>
+      <w:r>
+        <w:rPr>
+          <w:lang w:val="en-US"/>
+        </w:rPr>
+        <w:t>ralsa</w:t>
+      </w:r>
+      <w:proofErr w:type="spellEnd"/>
+      <w:r>
+        <w:rPr>
+          <w:lang w:val="en-US"/>
+        </w:rPr>
+        <w:t xml:space="preserve">, yes deb </w:t>
+      </w:r>
+      <w:proofErr w:type="spellStart"/>
+      <w:r>
+        <w:rPr>
+          <w:lang w:val="en-US"/>
+        </w:rPr>
+        <w:t>yoz</w:t>
+      </w:r>
+      <w:proofErr w:type="spellEnd"/>
+      <w:r>
+        <w:rPr>
+          <w:lang w:val="en-US"/>
+        </w:rPr>
+        <w:t>.</w:t>
+      </w:r>
+    </w:p>
+    <w:p>
+      <w:pPr>
+        <w:rPr>
+          <w:lang w:val="en-US"/>
+        </w:rPr>
+      </w:pPr>
+      <w:r>
+        <w:rPr>
+          <w:lang w:val="en-US"/>
+        </w:rPr>
+        <w:t xml:space="preserve">Bu </w:t>
+      </w:r>
+      <w:proofErr w:type="spellStart"/>
+      <w:r>
+        <w:rPr>
+          <w:lang w:val="en-US"/>
+        </w:rPr>
+        <w:t>buyruq</w:t>
+      </w:r>
+      <w:proofErr w:type="spellEnd"/>
+      <w:r>
+        <w:rPr>
+          <w:lang w:val="en-US"/>
+        </w:rPr>
+        <w:t xml:space="preserve"> </w:t>
+      </w:r>
+      <w:proofErr w:type="spellStart"/>
+      <w:r>
+        <w:rPr>
+          <w:lang w:val="en-US"/>
+        </w:rPr>
+        <w:t>nima</w:t>
+      </w:r>
+      <w:proofErr w:type="spellEnd"/>
+      <w:r>
+        <w:rPr>
+          <w:lang w:val="en-US"/>
+        </w:rPr>
+        <w:t xml:space="preserve"> </w:t>
+      </w:r>
+      <w:proofErr w:type="spellStart"/>
+      <w:r>
+        <w:rPr>
+          <w:lang w:val="en-US"/>
+        </w:rPr>
+        <w:t>qiladi</w:t>
+      </w:r>
+      <w:proofErr w:type="spellEnd"/>
+      <w:r>
+        <w:rPr>
+          <w:lang w:val="en-US"/>
+        </w:rPr>
+        <w:t xml:space="preserve">? </w:t>
+      </w:r>
+      <w:proofErr w:type="spellStart"/>
+      <w:r>
+        <w:rPr>
+          <w:lang w:val="en-US"/>
+        </w:rPr>
+        <w:t>Routerdagi</w:t>
+      </w:r>
+      <w:proofErr w:type="spellEnd"/>
+      <w:r>
+        <w:rPr>
+          <w:lang w:val="en-US"/>
+        </w:rPr>
+        <w:t xml:space="preserve"> </w:t>
+      </w:r>
+      <w:proofErr w:type="spellStart"/>
+      <w:r>
+        <w:rPr>
+          <w:lang w:val="en-US"/>
+        </w:rPr>
+        <w:t>eski</w:t>
+      </w:r>
+      <w:proofErr w:type="spellEnd"/>
+      <w:r>
+        <w:rPr>
+          <w:lang w:val="en-US"/>
+        </w:rPr>
+        <w:t xml:space="preserve"> RSA </w:t>
+      </w:r>
+      <w:proofErr w:type="spellStart"/>
+      <w:r>
+        <w:rPr>
+          <w:lang w:val="en-US"/>
+        </w:rPr>
+        <w:t>kalitlarini</w:t>
+      </w:r>
+      <w:proofErr w:type="spellEnd"/>
+      <w:r>
+        <w:rPr>
+          <w:lang w:val="en-US"/>
+        </w:rPr>
+        <w:t xml:space="preserve"> </w:t>
+      </w:r>
+      <w:proofErr w:type="spellStart"/>
+      <w:proofErr w:type="gramStart"/>
+      <w:r>
+        <w:rPr>
+          <w:lang w:val="en-US"/>
+        </w:rPr>
+        <w:t>o‘</w:t>
+      </w:r>
+      <w:proofErr w:type="gramEnd"/>
+      <w:r>
+        <w:rPr>
+          <w:lang w:val="en-US"/>
+        </w:rPr>
+        <w:t>chiradi</w:t>
+      </w:r>
+      <w:proofErr w:type="spellEnd"/>
+      <w:r>
+        <w:rPr>
+          <w:lang w:val="en-US"/>
+        </w:rPr>
+        <w:t xml:space="preserve">, </w:t>
+      </w:r>
+      <w:proofErr w:type="spellStart"/>
+      <w:r>
+        <w:rPr>
+          <w:lang w:val="en-US"/>
+        </w:rPr>
+        <w:t>shunda</w:t>
+      </w:r>
+      <w:proofErr w:type="spellEnd"/>
+      <w:r>
+        <w:rPr>
+          <w:lang w:val="en-US"/>
+        </w:rPr>
+        <w:t xml:space="preserve"> </w:t>
+      </w:r>
+      <w:proofErr w:type="spellStart"/>
+      <w:r>
+        <w:rPr>
+          <w:lang w:val="en-US"/>
+        </w:rPr>
+        <w:t>kerakli</w:t>
+      </w:r>
+      <w:proofErr w:type="spellEnd"/>
+      <w:r>
+        <w:rPr>
+          <w:lang w:val="en-US"/>
+        </w:rPr>
+        <w:t xml:space="preserve"> </w:t>
+      </w:r>
+      <w:proofErr w:type="spellStart"/>
+      <w:r>
+        <w:rPr>
+          <w:lang w:val="en-US"/>
+        </w:rPr>
+        <w:t>o‘lchamdagi</w:t>
+      </w:r>
+      <w:proofErr w:type="spellEnd"/>
+      <w:r>
+        <w:rPr>
+          <w:lang w:val="en-US"/>
+        </w:rPr>
+        <w:t xml:space="preserve"> </w:t>
+      </w:r>
+      <w:proofErr w:type="spellStart"/>
+      <w:r>
+        <w:rPr>
+          <w:lang w:val="en-US"/>
+        </w:rPr>
+        <w:t>yangi</w:t>
+      </w:r>
+      <w:proofErr w:type="spellEnd"/>
+      <w:r>
+        <w:rPr>
+          <w:lang w:val="en-US"/>
+        </w:rPr>
+        <w:t xml:space="preserve"> </w:t>
+      </w:r>
+      <w:proofErr w:type="spellStart"/>
+      <w:r>
+        <w:rPr>
+          <w:lang w:val="en-US"/>
+        </w:rPr>
+        <w:t>kalitni</w:t>
+      </w:r>
+      <w:proofErr w:type="spellEnd"/>
+      <w:r>
+        <w:rPr>
+          <w:lang w:val="en-US"/>
+        </w:rPr>
+        <w:t xml:space="preserve"> </w:t>
+      </w:r>
+      <w:proofErr w:type="spellStart"/>
+      <w:r>
+        <w:rPr>
+          <w:lang w:val="en-US"/>
+        </w:rPr>
+        <w:t>yaratamiz</w:t>
+      </w:r>
+      <w:proofErr w:type="spellEnd"/>
+      <w:r>
+        <w:rPr>
+          <w:lang w:val="en-US"/>
+        </w:rPr>
+        <w:t>.</w:t>
+      </w:r>
+    </w:p>
+    <w:p>
+      <w:pPr>
+        <w:rPr>
+          <w:b/>
+          <w:bCs/>
+          <w:lang w:val="en-US"/>
+        </w:rPr>
+      </w:pPr>
+      <w:r>
+        <w:rPr>
+          <w:b/>
+          <w:bCs/>
+          <w:lang w:val="en-US"/>
+        </w:rPr>
+        <w:t xml:space="preserve">2-qadam: </w:t>
+      </w:r>
+      <w:proofErr w:type="spellStart"/>
+      <w:r>
+        <w:rPr>
+          <w:b/>
+          <w:bCs/>
+          <w:lang w:val="en-US"/>
+        </w:rPr>
+        <w:t>Yangi</w:t>
+      </w:r>
+      <w:proofErr w:type="spellEnd"/>
+      <w:r>
+        <w:rPr>
+          <w:b/>
+          <w:bCs/>
+          <w:lang w:val="en-US"/>
+        </w:rPr>
+        <w:t xml:space="preserve"> RSA </w:t>
+      </w:r>
+      <w:proofErr w:type="spellStart"/>
+      <w:r>
+        <w:rPr>
+          <w:b/>
+          <w:bCs/>
+          <w:lang w:val="en-US"/>
+        </w:rPr>
+        <w:t>kalitini</w:t>
+      </w:r>
+      <w:proofErr w:type="spellEnd"/>
+      <w:r>
+        <w:rPr>
+          <w:b/>
+          <w:bCs/>
+          <w:lang w:val="en-US"/>
+        </w:rPr>
+        <w:t xml:space="preserve"> </w:t>
+      </w:r>
+      <w:proofErr w:type="spellStart"/>
+      <w:r>
+        <w:rPr>
+          <w:b/>
+          <w:bCs/>
+          <w:lang w:val="en-US"/>
+        </w:rPr>
+        <w:t>yaratish</w:t>
+      </w:r>
+      <w:proofErr w:type="spellEnd"/>
+    </w:p>
+    <w:p>
+      <w:pPr>
+        <w:rPr>
+          <w:lang w:val="en-US"/>
+        </w:rPr>
+      </w:pPr>
+      <w:r>
+        <w:rPr>
+          <w:lang w:val="en-US"/>
+        </w:rPr>
+        <w:t xml:space="preserve">Eski </w:t>
+      </w:r>
+      <w:proofErr w:type="spellStart"/>
+      <w:r>
+        <w:rPr>
+          <w:lang w:val="en-US"/>
+        </w:rPr>
+        <w:t>kalit</w:t>
+      </w:r>
+      <w:proofErr w:type="spellEnd"/>
+      <w:r>
+        <w:rPr>
+          <w:lang w:val="en-US"/>
+        </w:rPr>
+        <w:t xml:space="preserve"> </w:t>
+      </w:r>
+      <w:proofErr w:type="spellStart"/>
+      <w:proofErr w:type="gramStart"/>
+      <w:r>
+        <w:rPr>
+          <w:lang w:val="en-US"/>
+        </w:rPr>
+        <w:t>o‘</w:t>
+      </w:r>
+      <w:proofErr w:type="gramEnd"/>
+      <w:r>
+        <w:rPr>
+          <w:lang w:val="en-US"/>
+        </w:rPr>
+        <w:t>chirilganidan</w:t>
+      </w:r>
+      <w:proofErr w:type="spellEnd"/>
+      <w:r>
+        <w:rPr>
+          <w:lang w:val="en-US"/>
+        </w:rPr>
+        <w:t xml:space="preserve"> </w:t>
+      </w:r>
+      <w:proofErr w:type="spellStart"/>
+      <w:r>
+        <w:rPr>
+          <w:lang w:val="en-US"/>
+        </w:rPr>
+        <w:t>keyin</w:t>
+      </w:r>
+      <w:proofErr w:type="spellEnd"/>
+      <w:r>
+        <w:rPr>
+          <w:lang w:val="en-US"/>
+        </w:rPr>
+        <w:t>:</w:t>
+      </w:r>
+    </w:p>
+    <w:p>
+      <w:pPr>
+        <w:rPr>
+          <w:lang w:val="en-US"/>
+        </w:rPr>
+      </w:pPr>
+      <w:r>
+        <w:rPr>
+          <w:lang w:val="en-US"/>
+        </w:rPr>
+        <w:t xml:space="preserve">crypto key </w:t>
+      </w:r>
+      <w:proofErr w:type="gramStart"/>
+      <w:r>
+        <w:rPr>
+          <w:lang w:val="en-US"/>
+        </w:rPr>
+        <w:t>generate</w:t>
+      </w:r>
+      <w:proofErr w:type="gramEnd"/>
+      <w:r>
+        <w:rPr>
+          <w:lang w:val="en-US"/>
+        </w:rPr>
+        <w:t xml:space="preserve"> </w:t>
+      </w:r>
+      <w:proofErr w:type="spellStart"/>
+      <w:r>
+        <w:rPr>
+          <w:lang w:val="en-US"/>
+        </w:rPr>
+        <w:t>rsa</w:t>
+      </w:r>
+      <w:proofErr w:type="spellEnd"/>
+    </w:p>
+    <w:p>
+      <w:pPr>
+        <w:rPr>
+          <w:lang w:val="en-US"/>
+        </w:rPr>
+      </w:pPr>
+      <w:proofErr w:type="spellStart"/>
+      <w:r>
+        <w:rPr>
+          <w:lang w:val="en-US"/>
+        </w:rPr>
+        <w:t>Savol</w:t>
+      </w:r>
+      <w:proofErr w:type="spellEnd"/>
+      <w:r>
+        <w:rPr>
+          <w:lang w:val="en-US"/>
+        </w:rPr>
+        <w:t xml:space="preserve"> </w:t>
+      </w:r>
+      <w:proofErr w:type="spellStart"/>
+      <w:r>
+        <w:rPr>
+          <w:lang w:val="en-US"/>
+        </w:rPr>
+        <w:t>chiqadi</w:t>
+      </w:r>
+      <w:proofErr w:type="spellEnd"/>
+      <w:r>
+        <w:rPr>
+          <w:lang w:val="en-US"/>
+        </w:rPr>
+        <w:t>:</w:t>
+      </w:r>
+    </w:p>
+    <w:p>
+      <w:pPr>
+        <w:rPr>
+          <w:lang w:val="en-US"/>
+        </w:rPr>
+      </w:pPr>
+      <w:r>
+        <w:rPr>
+          <w:lang w:val="en-US"/>
+        </w:rPr>
+        <w:t>How many bits in the modulus [512]:</w:t>
+      </w:r>
+    </w:p>
+    <w:p>
+      <w:pPr>
+        <w:rPr>
+          <w:lang w:val="en-US"/>
+        </w:rPr>
+      </w:pPr>
+      <w:r>
+        <w:rPr>
+          <w:lang w:val="en-US"/>
+        </w:rPr>
+        <w:t xml:space="preserve">Bu </w:t>
+      </w:r>
+      <w:proofErr w:type="spellStart"/>
+      <w:r>
+        <w:rPr>
+          <w:lang w:val="en-US"/>
+        </w:rPr>
+        <w:t>safar</w:t>
+      </w:r>
+      <w:proofErr w:type="spellEnd"/>
+      <w:r>
+        <w:rPr>
+          <w:lang w:val="en-US"/>
+        </w:rPr>
+        <w:t xml:space="preserve"> 1024 </w:t>
+      </w:r>
+      <w:proofErr w:type="spellStart"/>
+      <w:r>
+        <w:rPr>
+          <w:lang w:val="en-US"/>
+        </w:rPr>
+        <w:t>yozib</w:t>
+      </w:r>
+      <w:proofErr w:type="spellEnd"/>
+      <w:r>
+        <w:rPr>
+          <w:lang w:val="en-US"/>
+        </w:rPr>
+        <w:t xml:space="preserve">, Enter </w:t>
+      </w:r>
+      <w:proofErr w:type="spellStart"/>
+      <w:r>
+        <w:rPr>
+          <w:lang w:val="en-US"/>
+        </w:rPr>
+        <w:t>bos</w:t>
+      </w:r>
+      <w:proofErr w:type="spellEnd"/>
+      <w:r>
+        <w:rPr>
+          <w:lang w:val="en-US"/>
+        </w:rPr>
+        <w:t>.</w:t>
+      </w:r>
+    </w:p>
+    <w:p>
+      <w:pPr>
+        <w:rPr>
+          <w:lang w:val="en-US"/>
+        </w:rPr>
+      </w:pPr>
+    </w:p>
+    <w:p>
+      <w:pPr>
+        <w:rPr>
+          <w:lang w:val="en-US"/>
+        </w:rPr>
+      </w:pPr>
+    </w:p>
+    <w:p>
+      <w:pPr>
+        <w:rPr>
+          <w:b/>
+          <w:bCs/>
+          <w:lang w:val="en-US"/>
+        </w:rPr>
+      </w:pPr>
+      <w:r>
+        <w:rPr>
+          <w:b/>
+          <w:bCs/>
+          <w:lang w:val="en-US"/>
+        </w:rPr>
+        <w:t xml:space="preserve">2-qadam: SSH v2 </w:t>
+      </w:r>
+      <w:proofErr w:type="spellStart"/>
+      <w:r>
+        <w:rPr>
+          <w:b/>
+          <w:bCs/>
+          <w:lang w:val="en-US"/>
+        </w:rPr>
+        <w:t>va</w:t>
+      </w:r>
+      <w:proofErr w:type="spellEnd"/>
+      <w:r>
+        <w:rPr>
+          <w:b/>
+          <w:bCs/>
+          <w:lang w:val="en-US"/>
+        </w:rPr>
+        <w:t xml:space="preserve"> VTY </w:t>
+      </w:r>
+      <w:proofErr w:type="spellStart"/>
+      <w:r>
+        <w:rPr>
+          <w:b/>
+          <w:bCs/>
+          <w:lang w:val="en-US"/>
+        </w:rPr>
+        <w:t>sozlamalari</w:t>
+      </w:r>
+      <w:proofErr w:type="spellEnd"/>
+    </w:p>
+    <w:p>
+      <w:pPr>
+        <w:rPr>
+          <w:lang w:val="en-US"/>
+        </w:rPr>
+      </w:pPr>
+      <w:proofErr w:type="spellStart"/>
+      <w:r>
+        <w:rPr>
+          <w:lang w:val="en-US"/>
+        </w:rPr>
+        <w:t>Hozir</w:t>
+      </w:r>
+      <w:proofErr w:type="spellEnd"/>
+      <w:r>
+        <w:rPr>
+          <w:lang w:val="en-US"/>
+        </w:rPr>
+        <w:t xml:space="preserve"> R1(config)# </w:t>
+      </w:r>
+      <w:proofErr w:type="spellStart"/>
+      <w:r>
+        <w:rPr>
+          <w:lang w:val="en-US"/>
+        </w:rPr>
+        <w:t>rejimidasan</w:t>
+      </w:r>
+      <w:proofErr w:type="spellEnd"/>
+      <w:r>
+        <w:rPr>
+          <w:lang w:val="en-US"/>
+        </w:rPr>
+        <w:t xml:space="preserve">. </w:t>
+      </w:r>
+      <w:proofErr w:type="spellStart"/>
+      <w:r>
+        <w:rPr>
+          <w:lang w:val="en-US"/>
+        </w:rPr>
+        <w:t>Quyidagi</w:t>
+      </w:r>
+      <w:proofErr w:type="spellEnd"/>
+      <w:r>
+        <w:rPr>
+          <w:lang w:val="en-US"/>
+        </w:rPr>
+        <w:t xml:space="preserve"> </w:t>
+      </w:r>
+      <w:proofErr w:type="spellStart"/>
+      <w:r>
+        <w:rPr>
+          <w:lang w:val="en-US"/>
+        </w:rPr>
+        <w:t>buyruqlarni</w:t>
+      </w:r>
+      <w:proofErr w:type="spellEnd"/>
+      <w:r>
+        <w:rPr>
+          <w:lang w:val="en-US"/>
+        </w:rPr>
+        <w:t xml:space="preserve"> </w:t>
+      </w:r>
+      <w:proofErr w:type="spellStart"/>
+      <w:r>
+        <w:rPr>
+          <w:lang w:val="en-US"/>
+        </w:rPr>
+        <w:t>ketma-ket</w:t>
+      </w:r>
+      <w:proofErr w:type="spellEnd"/>
+      <w:r>
+        <w:rPr>
+          <w:lang w:val="en-US"/>
+        </w:rPr>
+        <w:t xml:space="preserve"> </w:t>
+      </w:r>
+      <w:proofErr w:type="spellStart"/>
+      <w:r>
+        <w:rPr>
+          <w:lang w:val="en-US"/>
+        </w:rPr>
+        <w:t>kiriting</w:t>
+      </w:r>
+      <w:proofErr w:type="spellEnd"/>
+      <w:r>
+        <w:rPr>
+          <w:lang w:val="en-US"/>
+        </w:rPr>
+        <w:t>:</w:t>
+      </w:r>
+    </w:p>
+    <w:p>
+      <w:pPr>
+        <w:rPr>
+          <w:lang w:val="en-US"/>
+        </w:rPr>
+      </w:pPr>
+      <w:proofErr w:type="spellStart"/>
+      <w:r>
+        <w:rPr>
+          <w:lang w:val="en-US"/>
+        </w:rPr>
+        <w:t>ip</w:t>
+      </w:r>
+      <w:proofErr w:type="spellEnd"/>
+      <w:r>
+        <w:rPr>
+          <w:lang w:val="en-US"/>
+        </w:rPr>
+        <w:t xml:space="preserve"> ssh version 2</w:t>
+      </w:r>
+    </w:p>
+    <w:p>
+      <w:pPr>
+        <w:rPr>
+          <w:lang w:val="en-US"/>
+        </w:rPr>
+      </w:pPr>
+      <w:r>
+        <w:rPr>
+          <w:lang w:val="en-US"/>
+        </w:rPr>
+        <w:t xml:space="preserve">line </w:t>
+      </w:r>
+      <w:proofErr w:type="spellStart"/>
+      <w:r>
+        <w:rPr>
+          <w:lang w:val="en-US"/>
+        </w:rPr>
+        <w:t>vty</w:t>
+      </w:r>
+      <w:proofErr w:type="spellEnd"/>
+      <w:r>
+        <w:rPr>
+          <w:lang w:val="en-US"/>
+        </w:rPr>
+        <w:t xml:space="preserve"> 0 4</w:t>
+      </w:r>
+    </w:p>
+    <w:p>
+      <w:pPr>
+        <w:rPr>
+          <w:lang w:val="en-US"/>
+        </w:rPr>
+      </w:pPr>
+      <w:r>
+        <w:rPr>
+          <w:lang w:val="en-US"/>
+        </w:rPr>
+        <w:t>login local</w:t>
+      </w:r>
+    </w:p>
+    <w:p>
+      <w:pPr>
+        <w:rPr>
+          <w:lang w:val="en-US"/>
+        </w:rPr>
+      </w:pPr>
+      <w:r>
+        <w:rPr>
+          <w:lang w:val="en-US"/>
+        </w:rPr>
+        <w:t>transport input ssh</w:t>
+      </w:r>
+    </w:p>
+    <w:p>
+      <w:pPr>
+        <w:rPr>
+          <w:lang w:val="en-US"/>
+        </w:rPr>
+      </w:pPr>
+      <w:r>
+        <w:rPr>
+          <w:lang w:val="en-US"/>
+        </w:rPr>
+        <w:t>end</w:t>
+      </w:r>
+    </w:p>
+    <w:p>
+      <w:proofErr w:type="spellStart"/>
+      <w:r>
+        <w:t>Buyruqlarning</w:t>
+      </w:r>
+      <w:proofErr w:type="spellEnd"/>
+      <w:r>
+        <w:t xml:space="preserve"> </w:t>
+      </w:r>
+      <w:proofErr w:type="spellStart"/>
+      <w:r>
+        <w:t>vazifasi</w:t>
+      </w:r>
+      <w:proofErr w:type="spellEnd"/>
+      <w:r>
+        <w:t>:</w:t>
+      </w:r>
+    </w:p>
+    <w:p>
+      <w:pPr>
+        <w:numPr>
+          <w:ilvl w:val="0"/>
+          <w:numId w:val="5"/>
+        </w:numPr>
+        <w:rPr>
+          <w:lang w:val="en-US"/>
+        </w:rPr>
+      </w:pPr>
+      <w:proofErr w:type="spellStart"/>
+      <w:r>
+        <w:rPr>
+          <w:lang w:val="en-US"/>
+        </w:rPr>
+        <w:t>ip</w:t>
+      </w:r>
+      <w:proofErr w:type="spellEnd"/>
+      <w:r>
+        <w:rPr>
+          <w:lang w:val="en-US"/>
+        </w:rPr>
+        <w:t xml:space="preserve"> ssh version 2 — </w:t>
+      </w:r>
+      <w:proofErr w:type="spellStart"/>
+      <w:r>
+        <w:rPr>
+          <w:lang w:val="en-US"/>
+        </w:rPr>
+        <w:t>xavfsizroq</w:t>
+      </w:r>
+      <w:proofErr w:type="spellEnd"/>
+      <w:r>
+        <w:rPr>
+          <w:lang w:val="en-US"/>
+        </w:rPr>
+        <w:t xml:space="preserve"> SSH 2-versiyasini </w:t>
+      </w:r>
+      <w:proofErr w:type="spellStart"/>
+      <w:r>
+        <w:rPr>
+          <w:lang w:val="en-US"/>
+        </w:rPr>
+        <w:t>yoqadi</w:t>
+      </w:r>
+      <w:proofErr w:type="spellEnd"/>
+      <w:r>
+        <w:rPr>
+          <w:lang w:val="en-US"/>
+        </w:rPr>
+        <w:t>.</w:t>
+      </w:r>
+    </w:p>
+    <w:p>
+      <w:pPr>
+        <w:numPr>
+          <w:ilvl w:val="0"/>
+          <w:numId w:val="5"/>
+        </w:numPr>
+        <w:rPr>
+          <w:lang w:val="en-US"/>
+        </w:rPr>
+      </w:pPr>
+      <w:r>
+        <w:rPr>
+          <w:lang w:val="en-US"/>
+        </w:rPr>
+        <w:lastRenderedPageBreak/>
+        <w:t xml:space="preserve">line </w:t>
+      </w:r>
+      <w:proofErr w:type="spellStart"/>
+      <w:r>
+        <w:rPr>
+          <w:lang w:val="en-US"/>
+        </w:rPr>
+        <w:t>vty</w:t>
+      </w:r>
+      <w:proofErr w:type="spellEnd"/>
+      <w:r>
+        <w:rPr>
+          <w:lang w:val="en-US"/>
+        </w:rPr>
+        <w:t xml:space="preserve"> 0 4 — </w:t>
+      </w:r>
+      <w:proofErr w:type="spellStart"/>
+      <w:r>
+        <w:rPr>
+          <w:lang w:val="en-US"/>
+        </w:rPr>
+        <w:t>masofadan</w:t>
+      </w:r>
+      <w:proofErr w:type="spellEnd"/>
+      <w:r>
+        <w:rPr>
+          <w:lang w:val="en-US"/>
+        </w:rPr>
+        <w:t xml:space="preserve"> </w:t>
+      </w:r>
+      <w:proofErr w:type="spellStart"/>
+      <w:r>
+        <w:rPr>
+          <w:lang w:val="en-US"/>
+        </w:rPr>
+        <w:t>ulanish</w:t>
+      </w:r>
+      <w:proofErr w:type="spellEnd"/>
+      <w:r>
+        <w:rPr>
+          <w:lang w:val="en-US"/>
+        </w:rPr>
+        <w:t xml:space="preserve"> </w:t>
+      </w:r>
+      <w:proofErr w:type="spellStart"/>
+      <w:r>
+        <w:rPr>
+          <w:lang w:val="en-US"/>
+        </w:rPr>
+        <w:t>uchun</w:t>
+      </w:r>
+      <w:proofErr w:type="spellEnd"/>
+      <w:r>
+        <w:rPr>
+          <w:lang w:val="en-US"/>
+        </w:rPr>
+        <w:t xml:space="preserve"> terminal </w:t>
+      </w:r>
+      <w:proofErr w:type="spellStart"/>
+      <w:r>
+        <w:rPr>
+          <w:lang w:val="en-US"/>
+        </w:rPr>
+        <w:t>liniyalarini</w:t>
+      </w:r>
+      <w:proofErr w:type="spellEnd"/>
+      <w:r>
+        <w:rPr>
+          <w:lang w:val="en-US"/>
+        </w:rPr>
+        <w:t xml:space="preserve"> </w:t>
+      </w:r>
+      <w:proofErr w:type="spellStart"/>
+      <w:r>
+        <w:rPr>
+          <w:lang w:val="en-US"/>
+        </w:rPr>
+        <w:t>sozlashga</w:t>
+      </w:r>
+      <w:proofErr w:type="spellEnd"/>
+      <w:r>
+        <w:rPr>
+          <w:lang w:val="en-US"/>
+        </w:rPr>
+        <w:t xml:space="preserve"> </w:t>
+      </w:r>
+      <w:proofErr w:type="spellStart"/>
+      <w:r>
+        <w:rPr>
+          <w:lang w:val="en-US"/>
+        </w:rPr>
+        <w:t>kiradi</w:t>
+      </w:r>
+      <w:proofErr w:type="spellEnd"/>
+      <w:r>
+        <w:rPr>
+          <w:lang w:val="en-US"/>
+        </w:rPr>
+        <w:t>.</w:t>
+      </w:r>
+    </w:p>
+    <w:p>
+      <w:pPr>
+        <w:numPr>
+          <w:ilvl w:val="0"/>
+          <w:numId w:val="5"/>
+        </w:numPr>
+        <w:rPr>
+          <w:lang w:val="en-US"/>
+        </w:rPr>
+      </w:pPr>
+      <w:r>
+        <w:rPr>
+          <w:lang w:val="en-US"/>
+        </w:rPr>
+        <w:t xml:space="preserve">login local — </w:t>
+      </w:r>
+      <w:proofErr w:type="spellStart"/>
+      <w:r>
+        <w:rPr>
+          <w:lang w:val="en-US"/>
+        </w:rPr>
+        <w:t>oldin</w:t>
+      </w:r>
+      <w:proofErr w:type="spellEnd"/>
+      <w:r>
+        <w:rPr>
+          <w:lang w:val="en-US"/>
+        </w:rPr>
+        <w:t xml:space="preserve"> </w:t>
+      </w:r>
+      <w:proofErr w:type="spellStart"/>
+      <w:r>
+        <w:rPr>
+          <w:lang w:val="en-US"/>
+        </w:rPr>
+        <w:t>yaratgan</w:t>
+      </w:r>
+      <w:proofErr w:type="spellEnd"/>
+      <w:r>
+        <w:rPr>
+          <w:lang w:val="en-US"/>
+        </w:rPr>
+        <w:t xml:space="preserve"> admin </w:t>
+      </w:r>
+      <w:proofErr w:type="spellStart"/>
+      <w:r>
+        <w:rPr>
+          <w:lang w:val="en-US"/>
+        </w:rPr>
+        <w:t>foydalanuvchisi</w:t>
+      </w:r>
+      <w:proofErr w:type="spellEnd"/>
+      <w:r>
+        <w:rPr>
+          <w:lang w:val="en-US"/>
+        </w:rPr>
+        <w:t xml:space="preserve"> </w:t>
+      </w:r>
+      <w:proofErr w:type="spellStart"/>
+      <w:r>
+        <w:rPr>
+          <w:lang w:val="en-US"/>
+        </w:rPr>
+        <w:t>va</w:t>
+      </w:r>
+      <w:proofErr w:type="spellEnd"/>
+      <w:r>
+        <w:rPr>
+          <w:lang w:val="en-US"/>
+        </w:rPr>
+        <w:t xml:space="preserve"> </w:t>
+      </w:r>
+      <w:proofErr w:type="spellStart"/>
+      <w:r>
+        <w:rPr>
+          <w:lang w:val="en-US"/>
+        </w:rPr>
+        <w:t>parolidan</w:t>
+      </w:r>
+      <w:proofErr w:type="spellEnd"/>
+      <w:r>
+        <w:rPr>
+          <w:lang w:val="en-US"/>
+        </w:rPr>
+        <w:t xml:space="preserve"> </w:t>
+      </w:r>
+      <w:proofErr w:type="spellStart"/>
+      <w:r>
+        <w:rPr>
+          <w:lang w:val="en-US"/>
+        </w:rPr>
+        <w:t>foydalanadi</w:t>
+      </w:r>
+      <w:proofErr w:type="spellEnd"/>
+      <w:r>
+        <w:rPr>
+          <w:lang w:val="en-US"/>
+        </w:rPr>
+        <w:t>.</w:t>
+      </w:r>
+    </w:p>
+    <w:p>
+      <w:pPr>
+        <w:numPr>
+          <w:ilvl w:val="0"/>
+          <w:numId w:val="5"/>
+        </w:numPr>
+        <w:rPr>
+          <w:lang w:val="en-US"/>
+        </w:rPr>
+      </w:pPr>
+      <w:r>
+        <w:rPr>
+          <w:lang w:val="en-US"/>
+        </w:rPr>
+        <w:t xml:space="preserve">transport input ssh — </w:t>
+      </w:r>
+      <w:proofErr w:type="spellStart"/>
+      <w:r>
+        <w:rPr>
+          <w:lang w:val="en-US"/>
+        </w:rPr>
+        <w:t>masofadan</w:t>
+      </w:r>
+      <w:proofErr w:type="spellEnd"/>
+      <w:r>
+        <w:rPr>
+          <w:lang w:val="en-US"/>
+        </w:rPr>
+        <w:t xml:space="preserve"> </w:t>
+      </w:r>
+      <w:proofErr w:type="spellStart"/>
+      <w:r>
+        <w:rPr>
+          <w:lang w:val="en-US"/>
+        </w:rPr>
+        <w:t>ulanish</w:t>
+      </w:r>
+      <w:proofErr w:type="spellEnd"/>
+      <w:r>
+        <w:rPr>
+          <w:lang w:val="en-US"/>
+        </w:rPr>
+        <w:t xml:space="preserve"> </w:t>
+      </w:r>
+      <w:proofErr w:type="spellStart"/>
+      <w:r>
+        <w:rPr>
+          <w:lang w:val="en-US"/>
+        </w:rPr>
+        <w:t>uchun</w:t>
+      </w:r>
+      <w:proofErr w:type="spellEnd"/>
+      <w:r>
+        <w:rPr>
+          <w:lang w:val="en-US"/>
+        </w:rPr>
+        <w:t xml:space="preserve"> </w:t>
+      </w:r>
+      <w:proofErr w:type="spellStart"/>
+      <w:r>
+        <w:rPr>
+          <w:lang w:val="en-US"/>
+        </w:rPr>
+        <w:t>SSH'ga</w:t>
+      </w:r>
+      <w:proofErr w:type="spellEnd"/>
+      <w:r>
+        <w:rPr>
+          <w:lang w:val="en-US"/>
+        </w:rPr>
+        <w:t xml:space="preserve"> </w:t>
+      </w:r>
+      <w:proofErr w:type="spellStart"/>
+      <w:r>
+        <w:rPr>
+          <w:lang w:val="en-US"/>
+        </w:rPr>
+        <w:t>ruxsat</w:t>
+      </w:r>
+      <w:proofErr w:type="spellEnd"/>
+      <w:r>
+        <w:rPr>
+          <w:lang w:val="en-US"/>
+        </w:rPr>
+        <w:t xml:space="preserve"> </w:t>
+      </w:r>
+      <w:proofErr w:type="spellStart"/>
+      <w:r>
+        <w:rPr>
+          <w:lang w:val="en-US"/>
+        </w:rPr>
+        <w:t>beradi</w:t>
+      </w:r>
+      <w:proofErr w:type="spellEnd"/>
+      <w:r>
+        <w:rPr>
+          <w:lang w:val="en-US"/>
+        </w:rPr>
+        <w:t xml:space="preserve">, </w:t>
+      </w:r>
+      <w:proofErr w:type="spellStart"/>
+      <w:r>
+        <w:rPr>
+          <w:lang w:val="en-US"/>
+        </w:rPr>
+        <w:t>Telnet'ni</w:t>
+      </w:r>
+      <w:proofErr w:type="spellEnd"/>
+      <w:r>
+        <w:rPr>
+          <w:lang w:val="en-US"/>
+        </w:rPr>
+        <w:t xml:space="preserve"> </w:t>
+      </w:r>
+      <w:proofErr w:type="spellStart"/>
+      <w:r>
+        <w:rPr>
+          <w:lang w:val="en-US"/>
+        </w:rPr>
+        <w:t>taqiqlaydi</w:t>
+      </w:r>
+      <w:proofErr w:type="spellEnd"/>
+      <w:r>
+        <w:rPr>
+          <w:lang w:val="en-US"/>
+        </w:rPr>
+        <w:t>.</w:t>
+      </w:r>
+    </w:p>
+    <w:p>
+      <w:pPr>
+        <w:numPr>
+          <w:ilvl w:val="0"/>
+          <w:numId w:val="5"/>
+        </w:numPr>
+        <w:rPr>
+          <w:lang w:val="en-US"/>
+        </w:rPr>
+      </w:pPr>
+      <w:r>
+        <w:rPr>
+          <w:lang w:val="en-US"/>
+        </w:rPr>
+        <w:t xml:space="preserve">end — </w:t>
+      </w:r>
+      <w:proofErr w:type="spellStart"/>
+      <w:r>
+        <w:rPr>
+          <w:lang w:val="en-US"/>
+        </w:rPr>
+        <w:t>imtiyozli</w:t>
+      </w:r>
+      <w:proofErr w:type="spellEnd"/>
+      <w:r>
+        <w:rPr>
+          <w:lang w:val="en-US"/>
+        </w:rPr>
+        <w:t xml:space="preserve"> EXEC </w:t>
+      </w:r>
+      <w:proofErr w:type="spellStart"/>
+      <w:r>
+        <w:rPr>
+          <w:lang w:val="en-US"/>
+        </w:rPr>
+        <w:t>rejimiga</w:t>
+      </w:r>
+      <w:proofErr w:type="spellEnd"/>
+      <w:r>
+        <w:rPr>
+          <w:lang w:val="en-US"/>
+        </w:rPr>
+        <w:t xml:space="preserve"> </w:t>
+      </w:r>
+      <w:proofErr w:type="spellStart"/>
+      <w:r>
+        <w:rPr>
+          <w:lang w:val="en-US"/>
+        </w:rPr>
+        <w:t>qaytaradi</w:t>
+      </w:r>
+      <w:proofErr w:type="spellEnd"/>
+      <w:r>
+        <w:rPr>
+          <w:lang w:val="en-US"/>
+        </w:rPr>
+        <w:t>.</w:t>
+      </w:r>
+    </w:p>
+    <w:p>
+      <w:pPr>
+        <w:rPr>
+          <w:lang w:val="en-US"/>
+        </w:rPr>
+      </w:pPr>
+      <w:proofErr w:type="spellStart"/>
+      <w:r>
+        <w:rPr>
+          <w:lang w:val="en-US"/>
+        </w:rPr>
+        <w:t>Keyin</w:t>
+      </w:r>
+      <w:proofErr w:type="spellEnd"/>
+      <w:r>
+        <w:rPr>
+          <w:lang w:val="en-US"/>
+        </w:rPr>
+        <w:t xml:space="preserve"> SSH </w:t>
+      </w:r>
+      <w:proofErr w:type="spellStart"/>
+      <w:r>
+        <w:rPr>
+          <w:lang w:val="en-US"/>
+        </w:rPr>
+        <w:t>ishlayotganini</w:t>
+      </w:r>
+      <w:proofErr w:type="spellEnd"/>
+      <w:r>
+        <w:rPr>
+          <w:lang w:val="en-US"/>
+        </w:rPr>
+        <w:t xml:space="preserve"> </w:t>
+      </w:r>
+      <w:proofErr w:type="spellStart"/>
+      <w:r>
+        <w:rPr>
+          <w:lang w:val="en-US"/>
+        </w:rPr>
+        <w:t>tekshir</w:t>
+      </w:r>
+      <w:proofErr w:type="spellEnd"/>
+      <w:r>
+        <w:rPr>
+          <w:lang w:val="en-US"/>
+        </w:rPr>
+        <w:t>:</w:t>
+      </w:r>
+    </w:p>
+    <w:p>
+      <w:pPr>
+        <w:rPr>
+          <w:lang w:val="en-US"/>
+        </w:rPr>
+      </w:pPr>
+      <w:r>
+        <w:rPr>
+          <w:lang w:val="en-US"/>
+        </w:rPr>
+        <w:t xml:space="preserve">show </w:t>
+      </w:r>
+      <w:proofErr w:type="spellStart"/>
+      <w:r>
+        <w:rPr>
+          <w:lang w:val="en-US"/>
+        </w:rPr>
+        <w:t>ip</w:t>
+      </w:r>
+      <w:proofErr w:type="spellEnd"/>
+      <w:r>
+        <w:rPr>
+          <w:lang w:val="en-US"/>
+        </w:rPr>
+        <w:t xml:space="preserve"> ssh</w:t>
+      </w:r>
+    </w:p>
+    <w:p>
+      <w:pPr>
+        <w:rPr>
+          <w:lang w:val="en-US"/>
+        </w:rPr>
+      </w:pPr>
+    </w:p>
+    <w:p>
+      <w:pPr>
+        <w:rPr>
+          <w:lang w:val="en-US"/>
+        </w:rPr>
+      </w:pPr>
+    </w:p>
+    <w:p>
+      <w:pPr>
+        <w:rPr>
+          <w:lang w:val="en-US"/>
+        </w:rPr>
+      </w:pPr>
+      <w:r>
+        <w:rPr>
+          <w:lang w:val="en-US"/>
+        </w:rPr>
+        <w:t xml:space="preserve">R1#show </w:t>
+      </w:r>
+      <w:proofErr w:type="spellStart"/>
+      <w:r>
+        <w:rPr>
+          <w:lang w:val="en-US"/>
+        </w:rPr>
+        <w:t>ip</w:t>
+      </w:r>
+      <w:proofErr w:type="spellEnd"/>
+      <w:r>
+        <w:rPr>
+          <w:lang w:val="en-US"/>
+        </w:rPr>
+        <w:t xml:space="preserve"> ssh</w:t>
+      </w:r>
+    </w:p>
+    <w:p>
+      <w:pPr>
+        <w:rPr>
+          <w:lang w:val="en-US"/>
+        </w:rPr>
+      </w:pPr>
+      <w:r>
+        <w:rPr>
+          <w:lang w:val="en-US"/>
+        </w:rPr>
+        <w:t>SSH Enabled - version 2.0</w:t>
+      </w:r>
+    </w:p>
+    <w:p>
+      <w:pPr>
+        <w:rPr>
+          <w:lang w:val="en-US"/>
+        </w:rPr>
+      </w:pPr>
+      <w:r>
+        <w:rPr>
+          <w:lang w:val="en-US"/>
+        </w:rPr>
+        <w:t>Authentication timeout: 120 secs; Authentication retries: 3</w:t>
+      </w:r>
+    </w:p>
+    <w:p>
+      <w:pPr>
+        <w:rPr>
+          <w:lang w:val="en-US"/>
+        </w:rPr>
+      </w:pPr>
+    </w:p>
+    <w:p>
+      <w:pPr>
+        <w:rPr>
+          <w:b/>
+          <w:bCs/>
+          <w:lang w:val="en-US"/>
+        </w:rPr>
+      </w:pPr>
+      <w:r>
+        <w:rPr>
+          <w:b/>
+          <w:bCs/>
+          <w:lang w:val="en-US"/>
+        </w:rPr>
+        <w:t xml:space="preserve">3-qadam: PC1 </w:t>
+      </w:r>
+      <w:proofErr w:type="spellStart"/>
+      <w:r>
+        <w:rPr>
+          <w:b/>
+          <w:bCs/>
+          <w:lang w:val="en-US"/>
+        </w:rPr>
+        <w:t>orqali</w:t>
+      </w:r>
+      <w:proofErr w:type="spellEnd"/>
+      <w:r>
+        <w:rPr>
+          <w:b/>
+          <w:bCs/>
+          <w:lang w:val="en-US"/>
+        </w:rPr>
+        <w:t xml:space="preserve"> SSH </w:t>
+      </w:r>
+      <w:proofErr w:type="spellStart"/>
+      <w:r>
+        <w:rPr>
+          <w:b/>
+          <w:bCs/>
+          <w:lang w:val="en-US"/>
+        </w:rPr>
+        <w:t>ulanish</w:t>
+      </w:r>
+      <w:proofErr w:type="spellEnd"/>
+    </w:p>
+    <w:p>
+      <w:pPr>
+        <w:rPr>
+          <w:lang w:val="en-US"/>
+        </w:rPr>
+      </w:pPr>
+      <w:r>
+        <w:rPr>
+          <w:lang w:val="en-US"/>
+        </w:rPr>
+        <w:t xml:space="preserve">PC1 </w:t>
+      </w:r>
+      <w:proofErr w:type="spellStart"/>
+      <w:r>
+        <w:rPr>
+          <w:lang w:val="en-US"/>
+        </w:rPr>
+        <w:t>qurilmasiga</w:t>
+      </w:r>
+      <w:proofErr w:type="spellEnd"/>
+      <w:r>
+        <w:rPr>
+          <w:lang w:val="en-US"/>
+        </w:rPr>
+        <w:t xml:space="preserve"> kir:</w:t>
+      </w:r>
+    </w:p>
+    <w:p>
+      <w:pPr>
+        <w:numPr>
+          <w:ilvl w:val="0"/>
+          <w:numId w:val="6"/>
+        </w:numPr>
+        <w:rPr>
+          <w:lang w:val="en-US"/>
+        </w:rPr>
+      </w:pPr>
+      <w:r>
+        <w:rPr>
+          <w:lang w:val="en-US"/>
+        </w:rPr>
+        <w:t xml:space="preserve">Desktop → Command Prompt </w:t>
+      </w:r>
+      <w:proofErr w:type="spellStart"/>
+      <w:r>
+        <w:rPr>
+          <w:lang w:val="en-US"/>
+        </w:rPr>
+        <w:t>ni</w:t>
+      </w:r>
+      <w:proofErr w:type="spellEnd"/>
+      <w:r>
+        <w:rPr>
+          <w:lang w:val="en-US"/>
+        </w:rPr>
+        <w:t xml:space="preserve"> </w:t>
+      </w:r>
+      <w:proofErr w:type="spellStart"/>
+      <w:r>
+        <w:rPr>
+          <w:lang w:val="en-US"/>
+        </w:rPr>
+        <w:t>och</w:t>
+      </w:r>
+      <w:proofErr w:type="spellEnd"/>
+      <w:r>
+        <w:rPr>
+          <w:lang w:val="en-US"/>
+        </w:rPr>
+        <w:t>.</w:t>
+      </w:r>
+    </w:p>
+    <w:p>
+      <w:pPr>
+        <w:numPr>
+          <w:ilvl w:val="0"/>
+          <w:numId w:val="6"/>
+        </w:numPr>
+      </w:pPr>
+      <w:proofErr w:type="spellStart"/>
+      <w:r>
+        <w:t>Quyidagi</w:t>
+      </w:r>
+      <w:proofErr w:type="spellEnd"/>
+      <w:r>
+        <w:t xml:space="preserve"> </w:t>
+      </w:r>
+      <w:proofErr w:type="spellStart"/>
+      <w:r>
+        <w:t>buyruqni</w:t>
+      </w:r>
+      <w:proofErr w:type="spellEnd"/>
+      <w:r>
+        <w:t xml:space="preserve"> </w:t>
+      </w:r>
+      <w:proofErr w:type="spellStart"/>
+      <w:r>
+        <w:t>yoz</w:t>
+      </w:r>
+      <w:proofErr w:type="spellEnd"/>
+      <w:r>
+        <w:t>:</w:t>
+      </w:r>
+    </w:p>
+    <w:p>
+      <w:proofErr w:type="spellStart"/>
+      <w:r>
+        <w:t>ssh</w:t>
+      </w:r>
+      <w:proofErr w:type="spellEnd"/>
+      <w:r>
+        <w:t xml:space="preserve"> -l </w:t>
+      </w:r>
+      <w:proofErr w:type="spellStart"/>
+      <w:r>
+        <w:t>admin</w:t>
+      </w:r>
+      <w:proofErr w:type="spellEnd"/>
+      <w:r>
+        <w:t xml:space="preserve"> 192.168.10.1</w:t>
+      </w:r>
+    </w:p>
+    <w:p>
+      <w:proofErr w:type="spellStart"/>
+      <w:r>
+        <w:t>Bu</w:t>
+      </w:r>
+      <w:proofErr w:type="spellEnd"/>
+      <w:r>
+        <w:t xml:space="preserve"> </w:t>
+      </w:r>
+      <w:proofErr w:type="spellStart"/>
+      <w:r>
+        <w:t>yerda</w:t>
+      </w:r>
+      <w:proofErr w:type="spellEnd"/>
+      <w:r>
+        <w:t>:</w:t>
+      </w:r>
+    </w:p>
+    <w:p>
+      <w:pPr>
+        <w:numPr>
+          <w:ilvl w:val="0"/>
+          <w:numId w:val="7"/>
+        </w:numPr>
+      </w:pPr>
+      <w:proofErr w:type="spellStart"/>
+      <w:r>
+        <w:t>ssh</w:t>
+      </w:r>
+      <w:proofErr w:type="spellEnd"/>
+      <w:r>
+        <w:t xml:space="preserve"> — SSH </w:t>
+      </w:r>
+      <w:proofErr w:type="spellStart"/>
+      <w:r>
+        <w:t>ulanishini</w:t>
+      </w:r>
+      <w:proofErr w:type="spellEnd"/>
+      <w:r>
+        <w:t xml:space="preserve"> </w:t>
+      </w:r>
+      <w:proofErr w:type="spellStart"/>
+      <w:r>
+        <w:t>boshlaydi</w:t>
+      </w:r>
+      <w:proofErr w:type="spellEnd"/>
+      <w:r>
+        <w:t>.</w:t>
+      </w:r>
+    </w:p>
+    <w:p>
+      <w:pPr>
+        <w:numPr>
+          <w:ilvl w:val="0"/>
+          <w:numId w:val="7"/>
+        </w:numPr>
+        <w:rPr>
+          <w:lang w:val="en-US"/>
+        </w:rPr>
+      </w:pPr>
+      <w:r>
+        <w:rPr>
+          <w:lang w:val="en-US"/>
+        </w:rPr>
+        <w:t xml:space="preserve">-l admin — admin </w:t>
+      </w:r>
+      <w:proofErr w:type="spellStart"/>
+      <w:r>
+        <w:rPr>
+          <w:lang w:val="en-US"/>
+        </w:rPr>
+        <w:t>foydalanuvchisi</w:t>
+      </w:r>
+      <w:proofErr w:type="spellEnd"/>
+      <w:r>
+        <w:rPr>
+          <w:lang w:val="en-US"/>
+        </w:rPr>
+        <w:t xml:space="preserve"> </w:t>
+      </w:r>
+      <w:proofErr w:type="spellStart"/>
+      <w:r>
+        <w:rPr>
+          <w:lang w:val="en-US"/>
+        </w:rPr>
+        <w:t>nomidan</w:t>
+      </w:r>
+      <w:proofErr w:type="spellEnd"/>
+      <w:r>
+        <w:rPr>
+          <w:lang w:val="en-US"/>
+        </w:rPr>
+        <w:t xml:space="preserve"> </w:t>
+      </w:r>
+      <w:proofErr w:type="spellStart"/>
+      <w:r>
+        <w:rPr>
+          <w:lang w:val="en-US"/>
+        </w:rPr>
+        <w:t>kiradi</w:t>
+      </w:r>
+      <w:proofErr w:type="spellEnd"/>
+      <w:r>
+        <w:rPr>
+          <w:lang w:val="en-US"/>
+        </w:rPr>
+        <w:t>.</w:t>
+      </w:r>
+    </w:p>
+    <w:p>
+      <w:pPr>
+        <w:numPr>
+          <w:ilvl w:val="0"/>
+          <w:numId w:val="7"/>
+        </w:numPr>
+      </w:pPr>
+      <w:r>
+        <w:t xml:space="preserve">192.168.10.1 — R1 </w:t>
+      </w:r>
+      <w:proofErr w:type="spellStart"/>
+      <w:r>
+        <w:t>routerining</w:t>
+      </w:r>
+      <w:proofErr w:type="spellEnd"/>
+      <w:r>
+        <w:t xml:space="preserve"> IP </w:t>
+      </w:r>
+      <w:proofErr w:type="spellStart"/>
+      <w:r>
+        <w:t>manzili</w:t>
+      </w:r>
+      <w:proofErr w:type="spellEnd"/>
+      <w:r>
+        <w:t>.</w:t>
+      </w:r>
+    </w:p>
+    <w:p>
+      <w:pPr>
+        <w:rPr>
+          <w:lang w:val="en-US"/>
+        </w:rPr>
+      </w:pPr>
+      <w:r>
+        <w:rPr>
+          <w:lang w:val="en-US"/>
+        </w:rPr>
+        <w:t xml:space="preserve">Parol </w:t>
+      </w:r>
+      <w:proofErr w:type="spellStart"/>
+      <w:proofErr w:type="gramStart"/>
+      <w:r>
+        <w:rPr>
+          <w:lang w:val="en-US"/>
+        </w:rPr>
+        <w:t>so‘</w:t>
+      </w:r>
+      <w:proofErr w:type="gramEnd"/>
+      <w:r>
+        <w:rPr>
+          <w:lang w:val="en-US"/>
+        </w:rPr>
+        <w:t>ralsa</w:t>
+      </w:r>
+      <w:proofErr w:type="spellEnd"/>
+      <w:r>
+        <w:rPr>
+          <w:lang w:val="en-US"/>
+        </w:rPr>
+        <w:t xml:space="preserve">, </w:t>
+      </w:r>
+      <w:proofErr w:type="spellStart"/>
+      <w:r>
+        <w:rPr>
+          <w:lang w:val="en-US"/>
+        </w:rPr>
+        <w:t>avval</w:t>
+      </w:r>
+      <w:proofErr w:type="spellEnd"/>
+      <w:r>
+        <w:rPr>
+          <w:lang w:val="en-US"/>
+        </w:rPr>
+        <w:t xml:space="preserve"> </w:t>
+      </w:r>
+      <w:proofErr w:type="spellStart"/>
+      <w:r>
+        <w:rPr>
+          <w:lang w:val="en-US"/>
+        </w:rPr>
+        <w:t>yaratgan</w:t>
+      </w:r>
+      <w:proofErr w:type="spellEnd"/>
+      <w:r>
+        <w:rPr>
+          <w:lang w:val="en-US"/>
+        </w:rPr>
+        <w:t xml:space="preserve"> </w:t>
+      </w:r>
+      <w:proofErr w:type="spellStart"/>
+      <w:r>
+        <w:rPr>
+          <w:lang w:val="en-US"/>
+        </w:rPr>
+        <w:t>parolni</w:t>
+      </w:r>
+      <w:proofErr w:type="spellEnd"/>
+      <w:r>
+        <w:rPr>
+          <w:lang w:val="en-US"/>
+        </w:rPr>
+        <w:t xml:space="preserve"> </w:t>
+      </w:r>
+      <w:proofErr w:type="spellStart"/>
+      <w:r>
+        <w:rPr>
+          <w:lang w:val="en-US"/>
+        </w:rPr>
+        <w:t>kirit</w:t>
+      </w:r>
+      <w:proofErr w:type="spellEnd"/>
+      <w:r>
+        <w:rPr>
+          <w:lang w:val="en-US"/>
+        </w:rPr>
+        <w:t>:</w:t>
+      </w:r>
+    </w:p>
+    <w:p>
+      <w:pPr>
+        <w:rPr>
+          <w:lang w:val="en-US"/>
+        </w:rPr>
+      </w:pPr>
+      <w:r>
+        <w:rPr>
+          <w:lang w:val="en-US"/>
+        </w:rPr>
+        <w:t>NetLab@2026</w:t>
+      </w:r>
+    </w:p>
+    <w:p>
+      <w:pPr>
+        <w:rPr>
+          <w:lang w:val="en-US"/>
+        </w:rPr>
+      </w:pPr>
+      <w:r>
+        <w:rPr>
+          <w:lang w:val="en-US"/>
+        </w:rPr>
+        <w:t xml:space="preserve">Parol </w:t>
+      </w:r>
+      <w:proofErr w:type="spellStart"/>
+      <w:r>
+        <w:rPr>
+          <w:lang w:val="en-US"/>
+        </w:rPr>
+        <w:t>yozilayotganda</w:t>
+      </w:r>
+      <w:proofErr w:type="spellEnd"/>
+      <w:r>
+        <w:rPr>
+          <w:lang w:val="en-US"/>
+        </w:rPr>
+        <w:t xml:space="preserve"> </w:t>
+      </w:r>
+      <w:proofErr w:type="spellStart"/>
+      <w:r>
+        <w:rPr>
+          <w:lang w:val="en-US"/>
+        </w:rPr>
+        <w:t>belgilar</w:t>
+      </w:r>
+      <w:proofErr w:type="spellEnd"/>
+      <w:r>
+        <w:rPr>
+          <w:lang w:val="en-US"/>
+        </w:rPr>
+        <w:t xml:space="preserve"> </w:t>
+      </w:r>
+      <w:proofErr w:type="spellStart"/>
+      <w:proofErr w:type="gramStart"/>
+      <w:r>
+        <w:rPr>
+          <w:lang w:val="en-US"/>
+        </w:rPr>
+        <w:t>ko‘</w:t>
+      </w:r>
+      <w:proofErr w:type="gramEnd"/>
+      <w:r>
+        <w:rPr>
+          <w:lang w:val="en-US"/>
+        </w:rPr>
+        <w:t>rinmasligi</w:t>
+      </w:r>
+      <w:proofErr w:type="spellEnd"/>
+      <w:r>
+        <w:rPr>
+          <w:lang w:val="en-US"/>
+        </w:rPr>
+        <w:t xml:space="preserve"> </w:t>
+      </w:r>
+      <w:proofErr w:type="spellStart"/>
+      <w:r>
+        <w:rPr>
+          <w:lang w:val="en-US"/>
+        </w:rPr>
+        <w:t>mumkin</w:t>
+      </w:r>
+      <w:proofErr w:type="spellEnd"/>
+      <w:r>
+        <w:rPr>
+          <w:lang w:val="en-US"/>
+        </w:rPr>
+        <w:t xml:space="preserve"> — </w:t>
+      </w:r>
+      <w:proofErr w:type="spellStart"/>
+      <w:r>
+        <w:rPr>
+          <w:lang w:val="en-US"/>
+        </w:rPr>
+        <w:t>bu</w:t>
+      </w:r>
+      <w:proofErr w:type="spellEnd"/>
+      <w:r>
+        <w:rPr>
+          <w:lang w:val="en-US"/>
+        </w:rPr>
+        <w:t xml:space="preserve"> normal.</w:t>
+      </w:r>
+    </w:p>
+    <w:p>
+      <w:pPr>
+        <w:rPr>
+          <w:lang w:val="en-US"/>
+        </w:rPr>
+      </w:pPr>
+      <w:proofErr w:type="spellStart"/>
+      <w:r>
+        <w:rPr>
+          <w:lang w:val="en-US"/>
+        </w:rPr>
+        <w:t>Kutiladigan</w:t>
+      </w:r>
+      <w:proofErr w:type="spellEnd"/>
+      <w:r>
+        <w:rPr>
+          <w:lang w:val="en-US"/>
+        </w:rPr>
+        <w:t xml:space="preserve"> </w:t>
+      </w:r>
+      <w:proofErr w:type="spellStart"/>
+      <w:r>
+        <w:rPr>
+          <w:lang w:val="en-US"/>
+        </w:rPr>
+        <w:t>natija</w:t>
+      </w:r>
+      <w:proofErr w:type="spellEnd"/>
+      <w:r>
+        <w:rPr>
+          <w:lang w:val="en-US"/>
+        </w:rPr>
+        <w:t xml:space="preserve">: </w:t>
+      </w:r>
+      <w:proofErr w:type="spellStart"/>
+      <w:r>
+        <w:rPr>
+          <w:lang w:val="en-US"/>
+        </w:rPr>
+        <w:t>muvaffaqiyatli</w:t>
+      </w:r>
+      <w:proofErr w:type="spellEnd"/>
+      <w:r>
+        <w:rPr>
+          <w:lang w:val="en-US"/>
+        </w:rPr>
+        <w:t xml:space="preserve"> </w:t>
+      </w:r>
+      <w:proofErr w:type="spellStart"/>
+      <w:r>
+        <w:rPr>
+          <w:lang w:val="en-US"/>
+        </w:rPr>
+        <w:t>ulanishdan</w:t>
+      </w:r>
+      <w:proofErr w:type="spellEnd"/>
+      <w:r>
+        <w:rPr>
+          <w:lang w:val="en-US"/>
+        </w:rPr>
+        <w:t xml:space="preserve"> </w:t>
+      </w:r>
+      <w:proofErr w:type="spellStart"/>
+      <w:proofErr w:type="gramStart"/>
+      <w:r>
+        <w:rPr>
+          <w:lang w:val="en-US"/>
+        </w:rPr>
+        <w:t>so‘</w:t>
+      </w:r>
+      <w:proofErr w:type="gramEnd"/>
+      <w:r>
+        <w:rPr>
+          <w:lang w:val="en-US"/>
+        </w:rPr>
+        <w:t>ng</w:t>
+      </w:r>
+      <w:proofErr w:type="spellEnd"/>
+      <w:r>
+        <w:rPr>
+          <w:lang w:val="en-US"/>
+        </w:rPr>
+        <w:t xml:space="preserve"> router CLI </w:t>
+      </w:r>
+      <w:proofErr w:type="spellStart"/>
+      <w:r>
+        <w:rPr>
+          <w:lang w:val="en-US"/>
+        </w:rPr>
+        <w:t>oynasida</w:t>
+      </w:r>
+      <w:proofErr w:type="spellEnd"/>
+      <w:r>
+        <w:rPr>
+          <w:lang w:val="en-US"/>
+        </w:rPr>
+        <w:t xml:space="preserve"> R1&gt; </w:t>
+      </w:r>
+      <w:proofErr w:type="spellStart"/>
+      <w:r>
+        <w:rPr>
+          <w:lang w:val="en-US"/>
+        </w:rPr>
+        <w:t>yoki</w:t>
+      </w:r>
+      <w:proofErr w:type="spellEnd"/>
+      <w:r>
+        <w:rPr>
+          <w:lang w:val="en-US"/>
+        </w:rPr>
+        <w:t xml:space="preserve"> R1# </w:t>
+      </w:r>
+      <w:proofErr w:type="spellStart"/>
+      <w:r>
+        <w:rPr>
+          <w:lang w:val="en-US"/>
+        </w:rPr>
+        <w:t>prompti</w:t>
+      </w:r>
+      <w:proofErr w:type="spellEnd"/>
+      <w:r>
+        <w:rPr>
+          <w:lang w:val="en-US"/>
+        </w:rPr>
+        <w:t xml:space="preserve"> </w:t>
+      </w:r>
+      <w:proofErr w:type="spellStart"/>
+      <w:r>
+        <w:rPr>
+          <w:lang w:val="en-US"/>
+        </w:rPr>
+        <w:t>chiqadi</w:t>
+      </w:r>
+      <w:proofErr w:type="spellEnd"/>
+      <w:r>
+        <w:rPr>
+          <w:lang w:val="en-US"/>
+        </w:rPr>
+        <w:t>.</w:t>
+      </w:r>
+    </w:p>
+    <w:p>
+      <w:pPr>
+        <w:rPr>
+          <w:lang w:val="en-US"/>
+        </w:rPr>
+      </w:pPr>
+    </w:p>
+    <w:p>
+      <w:pPr>
+        <w:rPr>
+          <w:lang w:val="en-US"/>
+        </w:rPr>
+      </w:pPr>
+    </w:p>
+    <w:p>
+      <w:r>
+        <w:rPr>
+          <w:lang w:val="en-US"/>
+        </w:rPr>
+        <w:lastRenderedPageBreak/>
+        <w:t xml:space="preserve">PC1 dan 192.168.10.1 manziliga SSH ulanish ishladi va paroldan keyin R1# prompti chiqdi. </w:t>
+      </w:r>
+      <w:proofErr w:type="spellStart"/>
+      <w:r>
+        <w:t>Bu</w:t>
+      </w:r>
+      <w:proofErr w:type="spellEnd"/>
+      <w:r>
+        <w:t xml:space="preserve"> SSH </w:t>
+      </w:r>
+      <w:proofErr w:type="spellStart"/>
+      <w:r>
+        <w:t>autentifikatsiyasi</w:t>
+      </w:r>
+      <w:proofErr w:type="spellEnd"/>
+      <w:r>
+        <w:t xml:space="preserve"> </w:t>
+      </w:r>
+      <w:proofErr w:type="spellStart"/>
+      <w:r>
+        <w:t>muvaffaqiyatli</w:t>
+      </w:r>
+      <w:proofErr w:type="spellEnd"/>
+      <w:r>
+        <w:t xml:space="preserve"> </w:t>
+      </w:r>
+      <w:proofErr w:type="spellStart"/>
+      <w:r>
+        <w:t>bo‘lganini</w:t>
+      </w:r>
+      <w:proofErr w:type="spellEnd"/>
+      <w:r>
+        <w:t xml:space="preserve"> </w:t>
+      </w:r>
+      <w:proofErr w:type="spellStart"/>
+      <w:r>
+        <w:t>bildiradi</w:t>
+      </w:r>
+      <w:proofErr w:type="spellEnd"/>
+      <w:r>
+        <w:t>.</w:t>
+      </w:r>
+    </w:p>
+    <w:p>
+      <w:pPr>
+        <w:rPr>
+          <w:b/>
+          <w:bCs/>
+        </w:rPr>
+      </w:pPr>
+      <w:proofErr w:type="spellStart"/>
+      <w:r>
+        <w:rPr>
+          <w:b/>
+          <w:bCs/>
+        </w:rPr>
+        <w:t>Nimalarni</w:t>
+      </w:r>
+      <w:proofErr w:type="spellEnd"/>
+      <w:r>
+        <w:rPr>
+          <w:b/>
+          <w:bCs/>
+        </w:rPr>
+        <w:t xml:space="preserve"> </w:t>
+      </w:r>
+      <w:proofErr w:type="spellStart"/>
+      <w:r>
+        <w:rPr>
+          <w:b/>
+          <w:bCs/>
+        </w:rPr>
+        <w:t>bajardik</w:t>
+      </w:r>
+      <w:proofErr w:type="spellEnd"/>
+      <w:r>
+        <w:rPr>
+          <w:b/>
+          <w:bCs/>
+        </w:rPr>
+        <w:t>?</w:t>
+      </w:r>
+    </w:p>
+    <w:tbl>
+      <w:tblPr>
+        <w:tblW w:w="0" w:type="auto"/>
+        <w:tblCellSpacing w:w="15" w:type="dxa"/>
+        <w:tblCellMar>
+          <w:top w:w="15" w:type="dxa"/>
+          <w:left w:w="15" w:type="dxa"/>
+          <w:bottom w:w="15" w:type="dxa"/>
+          <w:right w:w="15" w:type="dxa"/>
+        </w:tblCellMar>
+        <w:tblLook w:val="04A0" w:firstRow="1" w:lastRow="0" w:firstColumn="1" w:lastColumn="0" w:noHBand="0" w:noVBand="1"/>
+      </w:tblPr>
+      <w:tblGrid>
+        <w:gridCol w:w="4000"/>
+        <w:gridCol w:w="5086"/>
+      </w:tblGrid>
+      <w:tr>
+        <w:trPr>
+          <w:tblCellSpacing w:w="15" w:type="dxa"/>
+        </w:trPr>
+        <w:tc>
+          <w:tcPr>
+            <w:tcW w:w="0" w:type="auto"/>
+            <w:vAlign w:val="center"/>
+            <w:hideMark/>
+          </w:tcPr>
+          <w:p>
+            <w:pPr>
+              <w:rPr>
+                <w:b/>
+                <w:bCs/>
+              </w:rPr>
+            </w:pPr>
+            <w:proofErr w:type="spellStart"/>
+            <w:r>
+              <w:rPr>
+                <w:b/>
+                <w:bCs/>
+              </w:rPr>
+              <w:t>Sozlama</w:t>
+            </w:r>
+            <w:proofErr w:type="spellEnd"/>
+          </w:p>
+        </w:tc>
+        <w:tc>
+          <w:tcPr>
+            <w:tcW w:w="0" w:type="auto"/>
+            <w:vAlign w:val="center"/>
+            <w:hideMark/>
+          </w:tcPr>
+          <w:p>
+            <w:pPr>
+              <w:rPr>
+                <w:b/>
+                <w:bCs/>
+              </w:rPr>
+            </w:pPr>
+            <w:proofErr w:type="spellStart"/>
+            <w:r>
+              <w:rPr>
+                <w:b/>
+                <w:bCs/>
+              </w:rPr>
+              <w:t>Vazifasi</w:t>
+            </w:r>
+            <w:proofErr w:type="spellEnd"/>
+          </w:p>
+        </w:tc>
+      </w:tr>
+      <w:tr>
+        <w:trPr>
+          <w:tblCellSpacing w:w="15" w:type="dxa"/>
+        </w:trPr>
+        <w:tc>
+          <w:tcPr>
+            <w:tcW w:w="0" w:type="auto"/>
+            <w:vAlign w:val="center"/>
+            <w:hideMark/>
+          </w:tcPr>
+          <w:p>
+            <w:proofErr w:type="spellStart"/>
+            <w:r>
+              <w:t>hostname</w:t>
+            </w:r>
+            <w:proofErr w:type="spellEnd"/>
+            <w:r>
+              <w:t xml:space="preserve"> R1</w:t>
+            </w:r>
+          </w:p>
+        </w:tc>
+        <w:tc>
+          <w:tcPr>
+            <w:tcW w:w="0" w:type="auto"/>
+            <w:vAlign w:val="center"/>
+            <w:hideMark/>
+          </w:tcPr>
+          <w:p>
+            <w:proofErr w:type="spellStart"/>
+            <w:r>
+              <w:t>Router</w:t>
+            </w:r>
+            <w:proofErr w:type="spellEnd"/>
+            <w:r>
+              <w:t xml:space="preserve"> </w:t>
+            </w:r>
+            <w:proofErr w:type="spellStart"/>
+            <w:r>
+              <w:t>nomini</w:t>
+            </w:r>
+            <w:proofErr w:type="spellEnd"/>
+            <w:r>
+              <w:t xml:space="preserve"> </w:t>
+            </w:r>
+            <w:proofErr w:type="spellStart"/>
+            <w:r>
+              <w:t>belgiladi</w:t>
+            </w:r>
+            <w:proofErr w:type="spellEnd"/>
+          </w:p>
+        </w:tc>
+      </w:tr>
+      <w:tr>
+        <w:trPr>
+          <w:tblCellSpacing w:w="15" w:type="dxa"/>
+        </w:trPr>
+        <w:tc>
+          <w:tcPr>
+            <w:tcW w:w="0" w:type="auto"/>
+            <w:vAlign w:val="center"/>
+            <w:hideMark/>
+          </w:tcPr>
+          <w:p>
+            <w:pPr>
+              <w:rPr>
+                <w:lang w:val="en-US"/>
+              </w:rPr>
+            </w:pPr>
+            <w:r>
+              <w:rPr>
+                <w:lang w:val="en-US"/>
+              </w:rPr>
+              <w:t>ip domain-name company.local</w:t>
+            </w:r>
+          </w:p>
+        </w:tc>
+        <w:tc>
+          <w:tcPr>
+            <w:tcW w:w="0" w:type="auto"/>
+            <w:vAlign w:val="center"/>
+            <w:hideMark/>
+          </w:tcPr>
+          <w:p>
+            <w:pPr>
+              <w:rPr>
+                <w:lang w:val="en-US"/>
+              </w:rPr>
+            </w:pPr>
+            <w:r>
+              <w:rPr>
+                <w:lang w:val="en-US"/>
+              </w:rPr>
+              <w:t>RSA kaliti uchun domen nomini belgiladi</w:t>
+            </w:r>
+          </w:p>
+        </w:tc>
+      </w:tr>
+      <w:tr>
+        <w:trPr>
+          <w:tblCellSpacing w:w="15" w:type="dxa"/>
+        </w:trPr>
+        <w:tc>
+          <w:tcPr>
+            <w:tcW w:w="0" w:type="auto"/>
+            <w:vAlign w:val="center"/>
+            <w:hideMark/>
+          </w:tcPr>
+          <w:p>
+            <w:proofErr w:type="spellStart"/>
+            <w:r>
+              <w:t>username</w:t>
+            </w:r>
+            <w:proofErr w:type="spellEnd"/>
+            <w:r>
+              <w:t xml:space="preserve"> </w:t>
+            </w:r>
+            <w:proofErr w:type="spellStart"/>
+            <w:r>
+              <w:t>admin</w:t>
+            </w:r>
+            <w:proofErr w:type="spellEnd"/>
+            <w:r>
+              <w:t xml:space="preserve"> </w:t>
+            </w:r>
+            <w:proofErr w:type="spellStart"/>
+            <w:r>
+              <w:t>privilege</w:t>
+            </w:r>
+            <w:proofErr w:type="spellEnd"/>
+            <w:r>
+              <w:t xml:space="preserve"> 15 </w:t>
+            </w:r>
+            <w:proofErr w:type="spellStart"/>
+            <w:r>
+              <w:t>secret</w:t>
+            </w:r>
+            <w:proofErr w:type="spellEnd"/>
+            <w:r>
+              <w:t xml:space="preserve"> ...</w:t>
+            </w:r>
+          </w:p>
+        </w:tc>
+        <w:tc>
+          <w:tcPr>
+            <w:tcW w:w="0" w:type="auto"/>
+            <w:vAlign w:val="center"/>
+            <w:hideMark/>
+          </w:tcPr>
+          <w:p>
+            <w:proofErr w:type="spellStart"/>
+            <w:r>
+              <w:t>Mahalliy</w:t>
+            </w:r>
+            <w:proofErr w:type="spellEnd"/>
+            <w:r>
+              <w:t xml:space="preserve"> </w:t>
+            </w:r>
+            <w:proofErr w:type="spellStart"/>
+            <w:r>
+              <w:t>foydalanuvchi</w:t>
+            </w:r>
+            <w:proofErr w:type="spellEnd"/>
+            <w:r>
+              <w:t xml:space="preserve"> </w:t>
+            </w:r>
+            <w:proofErr w:type="spellStart"/>
+            <w:r>
+              <w:t>yaratdi</w:t>
+            </w:r>
+            <w:proofErr w:type="spellEnd"/>
+          </w:p>
+        </w:tc>
+      </w:tr>
+      <w:tr>
+        <w:trPr>
+          <w:tblCellSpacing w:w="15" w:type="dxa"/>
+        </w:trPr>
+        <w:tc>
+          <w:tcPr>
+            <w:tcW w:w="0" w:type="auto"/>
+            <w:vAlign w:val="center"/>
+            <w:hideMark/>
+          </w:tcPr>
+          <w:p>
+            <w:pPr>
+              <w:rPr>
+                <w:lang w:val="en-US"/>
+              </w:rPr>
+            </w:pPr>
+            <w:r>
+              <w:rPr>
+                <w:lang w:val="en-US"/>
+              </w:rPr>
+              <w:t>crypto key generate rsa — 1024 bit</w:t>
+            </w:r>
+          </w:p>
+        </w:tc>
+        <w:tc>
+          <w:tcPr>
+            <w:tcW w:w="0" w:type="auto"/>
+            <w:vAlign w:val="center"/>
+            <w:hideMark/>
+          </w:tcPr>
+          <w:p>
+            <w:pPr>
+              <w:rPr>
+                <w:lang w:val="en-US"/>
+              </w:rPr>
+            </w:pPr>
+            <w:r>
+              <w:rPr>
+                <w:lang w:val="en-US"/>
+              </w:rPr>
+              <w:t>SSH uchun kriptografik kalit yaratdi</w:t>
+            </w:r>
+          </w:p>
+        </w:tc>
+      </w:tr>
+      <w:tr>
+        <w:trPr>
+          <w:tblCellSpacing w:w="15" w:type="dxa"/>
+        </w:trPr>
+        <w:tc>
+          <w:tcPr>
+            <w:tcW w:w="0" w:type="auto"/>
+            <w:vAlign w:val="center"/>
+            <w:hideMark/>
+          </w:tcPr>
+          <w:p>
+            <w:proofErr w:type="spellStart"/>
+            <w:r>
+              <w:t>ip</w:t>
+            </w:r>
+            <w:proofErr w:type="spellEnd"/>
+            <w:r>
+              <w:t xml:space="preserve"> </w:t>
+            </w:r>
+            <w:proofErr w:type="spellStart"/>
+            <w:r>
+              <w:t>ssh</w:t>
+            </w:r>
+            <w:proofErr w:type="spellEnd"/>
+            <w:r>
+              <w:t xml:space="preserve"> </w:t>
+            </w:r>
+            <w:proofErr w:type="spellStart"/>
+            <w:r>
+              <w:t>version</w:t>
+            </w:r>
+            <w:proofErr w:type="spellEnd"/>
+            <w:r>
+              <w:t xml:space="preserve"> 2</w:t>
+            </w:r>
+          </w:p>
+        </w:tc>
+        <w:tc>
+          <w:tcPr>
+            <w:tcW w:w="0" w:type="auto"/>
+            <w:vAlign w:val="center"/>
+            <w:hideMark/>
+          </w:tcPr>
+          <w:p>
+            <w:r>
+              <w:t xml:space="preserve">SSH 2-versiyasini </w:t>
+            </w:r>
+            <w:proofErr w:type="spellStart"/>
+            <w:r>
+              <w:t>yoqdi</w:t>
+            </w:r>
+            <w:proofErr w:type="spellEnd"/>
+          </w:p>
+        </w:tc>
+      </w:tr>
+      <w:tr>
+        <w:trPr>
+          <w:tblCellSpacing w:w="15" w:type="dxa"/>
+        </w:trPr>
+        <w:tc>
+          <w:tcPr>
+            <w:tcW w:w="0" w:type="auto"/>
+            <w:vAlign w:val="center"/>
+            <w:hideMark/>
+          </w:tcPr>
+          <w:p>
+            <w:proofErr w:type="spellStart"/>
+            <w:r>
+              <w:t>login</w:t>
+            </w:r>
+            <w:proofErr w:type="spellEnd"/>
+            <w:r>
+              <w:t xml:space="preserve"> </w:t>
+            </w:r>
+            <w:proofErr w:type="spellStart"/>
+            <w:r>
+              <w:t>local</w:t>
+            </w:r>
+            <w:proofErr w:type="spellEnd"/>
+          </w:p>
+        </w:tc>
+        <w:tc>
+          <w:tcPr>
+            <w:tcW w:w="0" w:type="auto"/>
+            <w:vAlign w:val="center"/>
+            <w:hideMark/>
+          </w:tcPr>
+          <w:p>
+            <w:pPr>
+              <w:rPr>
+                <w:lang w:val="en-US"/>
+              </w:rPr>
+            </w:pPr>
+            <w:r>
+              <w:rPr>
+                <w:lang w:val="en-US"/>
+              </w:rPr>
+              <w:t>Mahalliy foydalanuvchi bilan kirishni talab qildi</w:t>
+            </w:r>
+          </w:p>
+        </w:tc>
+      </w:tr>
+      <w:tr>
+        <w:trPr>
+          <w:tblCellSpacing w:w="15" w:type="dxa"/>
+        </w:trPr>
+        <w:tc>
+          <w:tcPr>
+            <w:tcW w:w="0" w:type="auto"/>
+            <w:vAlign w:val="center"/>
+            <w:hideMark/>
+          </w:tcPr>
+          <w:p>
+            <w:proofErr w:type="spellStart"/>
+            <w:r>
+              <w:t>transport</w:t>
+            </w:r>
+            <w:proofErr w:type="spellEnd"/>
+            <w:r>
+              <w:t xml:space="preserve"> </w:t>
+            </w:r>
+            <w:proofErr w:type="spellStart"/>
+            <w:r>
+              <w:t>input</w:t>
+            </w:r>
+            <w:proofErr w:type="spellEnd"/>
+            <w:r>
+              <w:t xml:space="preserve"> </w:t>
+            </w:r>
+            <w:proofErr w:type="spellStart"/>
+            <w:r>
+              <w:t>ssh</w:t>
+            </w:r>
+            <w:proofErr w:type="spellEnd"/>
+          </w:p>
+        </w:tc>
+        <w:tc>
+          <w:tcPr>
+            <w:tcW w:w="0" w:type="auto"/>
+            <w:vAlign w:val="center"/>
+            <w:hideMark/>
+          </w:tcPr>
+          <w:p>
+            <w:pPr>
+              <w:rPr>
+                <w:lang w:val="en-US"/>
+              </w:rPr>
+            </w:pPr>
+            <w:r>
+              <w:rPr>
+                <w:lang w:val="en-US"/>
+              </w:rPr>
+              <w:t>VTY liniyalarida faqat SSH ulanishiga ruxsat berdi</w:t>
             </w:r>
           </w:p>
         </w:tc>
@@ -2651,38 +8383,47 @@
     <w:p>
       <w:pPr>
         <w:rPr>
-          <w:lang w:val="en-US"/>
-        </w:rPr>
-      </w:pPr>
-      <w:r>
-        <w:rPr>
-          <w:lang w:val="en-US"/>
-        </w:rPr>
-        <w:t>Nima uchun gateway kerak? PC boshqa tarmoqqa chiqmoqchi bo‘lsa, paketni R1 orqali yuboradi. Hozirgi labda SSH bir tarmoq ichida ishlasa ham, gateway’ni to‘g‘ri sozlashni mashq qilamiz.</w:t>
-      </w:r>
-    </w:p>
-    <w:p>
-      <w:pPr>
-        <w:rPr>
-          <w:lang w:val="en-US"/>
-        </w:rPr>
-      </w:pPr>
-      <w:r>
-        <w:rPr>
-          <w:lang w:val="en-US"/>
-        </w:rPr>
-        <w:t>So‘ng PC1 → Desktop → Command Prompt oynasini ochib, quyidagini bajaring:</w:t>
-      </w:r>
-    </w:p>
-    <w:p>
-      <w:proofErr w:type="spellStart"/>
-      <w:r>
-        <w:t>ping</w:t>
-      </w:r>
-      <w:proofErr w:type="spellEnd"/>
-      <w:r>
-        <w:t xml:space="preserve"> 192.168.10.1</w:t>
-      </w:r>
+          <w:b/>
+          <w:bCs/>
+          <w:lang w:val="en-US"/>
+        </w:rPr>
+      </w:pPr>
+      <w:r>
+        <w:rPr>
+          <w:b/>
+          <w:bCs/>
+          <w:lang w:val="en-US"/>
+        </w:rPr>
+        <w:t>Bitta muhim amaliy tekshiruv</w:t>
+      </w:r>
+    </w:p>
+    <w:p>
+      <w:pPr>
+        <w:rPr>
+          <w:lang w:val="en-US"/>
+        </w:rPr>
+      </w:pPr>
+      <w:r>
+        <w:rPr>
+          <w:lang w:val="en-US"/>
+        </w:rPr>
+        <w:t>Hozir PC1 orqali ochilgan SSH sessiyasida quyidagini bajaring:</w:t>
+      </w:r>
+    </w:p>
+    <w:p>
+      <w:proofErr w:type="spellStart"/>
+      <w:r>
+        <w:t>show</w:t>
+      </w:r>
+      <w:proofErr w:type="spellEnd"/>
+      <w:r>
+        <w:t xml:space="preserve"> </w:t>
+      </w:r>
+      <w:proofErr w:type="spellStart"/>
+      <w:r>
+        <w:t>users</w:t>
+      </w:r>
+      <w:proofErr w:type="spellEnd"/>
     </w:p>
     <w:p>
       <w:pPr>
@@ -2704,9 +8445,9 @@
 <file path=word/numbering.xml><?xml version="1.0" encoding="utf-8"?>
 <w:numbering xmlns:wpc="http://schemas.microsoft.com/office/word/2010/wordprocessingCanvas" xmlns:cx="http://schemas.microsoft.com/office/drawing/2014/chartex" xmlns:cx1="http://schemas.microsoft.com/office/drawing/2015/9/8/chartex" xmlns:cx2="http://schemas.microsoft.com/office/drawing/2015/10/21/chartex" xmlns:cx3="http://schemas.microsoft.com/office/drawing/2016/5/9/chartex" xmlns:cx4="http://schemas.microsoft.com/office/drawing/2016/5/10/chartex" xmlns:cx5="http://schemas.microsoft.com/office/drawing/2016/5/11/chartex" xmlns:cx6="http://schemas.microsoft.com/office/drawing/2016/5/12/chartex" xmlns:cx7="http://schemas.microsoft.com/office/drawing/2016/5/13/chartex" xmlns:cx8="http://schemas.microsoft.com/office/drawing/2016/5/14/chartex" xmlns:mc="http://schemas.openxmlformats.org/markup-compatibility/2006" xmlns:aink="http://schemas.microsoft.com/office/drawing/2016/ink" xmlns:am3d="http://schemas.microsoft.com/office/drawing/2017/model3d" xmlns:o="urn:schemas-microsoft-com:office:office" xmlns:oel="http://schemas.microsoft.com/office/2019/extlst" xmlns:r="http://schemas.openxmlformats.org/officeDocument/2006/relationships" xmlns:m="http://schemas.openxmlformats.org/officeDocument/2006/math" xmlns:v="urn:schemas-microsoft-com:vml" xmlns:wp14="http://schemas.microsoft.com/office/word/2010/wordprocessingDrawing" xmlns:wp="http://schemas.openxmlformats.org/drawingml/2006/wordprocessingDrawing" xmlns:w10="urn:schemas-microsoft-com:office:word" xmlns:w="http://schemas.openxmlformats.org/wordprocessingml/2006/main" xmlns:w14="http://schemas.microsoft.com/office/word/2010/wordml" xmlns:w15="http://schemas.microsoft.com/office/word/2012/wordml" xmlns:w16cex="http://schemas.microsoft.com/office/word/2018/wordml/cex" xmlns:w16cid="http://schemas.microsoft.com/office/word/2016/wordml/cid" xmlns:w16="http://schemas.microsoft.com/office/word/2018/wordml" xmlns:w16sdtdh="http://schemas.microsoft.com/office/word/2020/wordml/sdtdatahash" xmlns:w16se="http://schemas.microsoft.com/office/word/2015/wordml/symex" xmlns:wpg="http://schemas.microsoft.com/office/word/2010/wordprocessingGroup" xmlns:wpi="http://schemas.microsoft.com/office/word/2010/wordprocessingInk" xmlns:wne="http://schemas.microsoft.com/office/word/2006/wordml" xmlns:wps="http://schemas.microsoft.com/office/word/2010/wordprocessingShape" mc:Ignorable="w14 w15 w16se w16cid w16 w16cex w16sdtdh wp14">
   <w:abstractNum w:abstractNumId="0" w15:restartNumberingAfterBreak="0">
-    <w:nsid w:val="4F5D648D"/>
+    <w:nsid w:val="161422DB"/>
     <w:multiLevelType w:val="multilevel"/>
-    <w:tmpl w:val="8B8AA5B2"/>
+    <w:tmpl w:val="E3F0F4F6"/>
     <w:lvl w:ilvl="0">
       <w:start w:val="1"/>
       <w:numFmt w:val="bullet"/>
@@ -2853,9 +8594,9 @@
     </w:lvl>
   </w:abstractNum>
   <w:abstractNum w:abstractNumId="1" w15:restartNumberingAfterBreak="0">
-    <w:nsid w:val="71120512"/>
+    <w:nsid w:val="34323096"/>
     <w:multiLevelType w:val="multilevel"/>
-    <w:tmpl w:val="4DAE6258"/>
+    <w:tmpl w:val="3DFA24D4"/>
     <w:lvl w:ilvl="0">
       <w:start w:val="1"/>
       <w:numFmt w:val="bullet"/>
@@ -3001,11 +8742,735 @@
       </w:rPr>
     </w:lvl>
   </w:abstractNum>
+  <w:abstractNum w:abstractNumId="2" w15:restartNumberingAfterBreak="0">
+    <w:nsid w:val="37772130"/>
+    <w:multiLevelType w:val="multilevel"/>
+    <w:tmpl w:val="A6DCE9BC"/>
+    <w:lvl w:ilvl="0">
+      <w:start w:val="1"/>
+      <w:numFmt w:val="bullet"/>
+      <w:lvlText w:val=""/>
+      <w:lvlJc w:val="left"/>
+      <w:pPr>
+        <w:tabs>
+          <w:tab w:val="num" w:pos="720"/>
+        </w:tabs>
+        <w:ind w:left="720" w:hanging="360"/>
+      </w:pPr>
+      <w:rPr>
+        <w:rFonts w:ascii="Symbol" w:hAnsi="Symbol" w:hint="default"/>
+        <w:sz w:val="20"/>
+      </w:rPr>
+    </w:lvl>
+    <w:lvl w:ilvl="1" w:tentative="1">
+      <w:start w:val="1"/>
+      <w:numFmt w:val="bullet"/>
+      <w:lvlText w:val="o"/>
+      <w:lvlJc w:val="left"/>
+      <w:pPr>
+        <w:tabs>
+          <w:tab w:val="num" w:pos="1440"/>
+        </w:tabs>
+        <w:ind w:left="1440" w:hanging="360"/>
+      </w:pPr>
+      <w:rPr>
+        <w:rFonts w:ascii="Courier New" w:hAnsi="Courier New" w:hint="default"/>
+        <w:sz w:val="20"/>
+      </w:rPr>
+    </w:lvl>
+    <w:lvl w:ilvl="2" w:tentative="1">
+      <w:start w:val="1"/>
+      <w:numFmt w:val="bullet"/>
+      <w:lvlText w:val=""/>
+      <w:lvlJc w:val="left"/>
+      <w:pPr>
+        <w:tabs>
+          <w:tab w:val="num" w:pos="2160"/>
+        </w:tabs>
+        <w:ind w:left="2160" w:hanging="360"/>
+      </w:pPr>
+      <w:rPr>
+        <w:rFonts w:ascii="Wingdings" w:hAnsi="Wingdings" w:hint="default"/>
+        <w:sz w:val="20"/>
+      </w:rPr>
+    </w:lvl>
+    <w:lvl w:ilvl="3" w:tentative="1">
+      <w:start w:val="1"/>
+      <w:numFmt w:val="bullet"/>
+      <w:lvlText w:val=""/>
+      <w:lvlJc w:val="left"/>
+      <w:pPr>
+        <w:tabs>
+          <w:tab w:val="num" w:pos="2880"/>
+        </w:tabs>
+        <w:ind w:left="2880" w:hanging="360"/>
+      </w:pPr>
+      <w:rPr>
+        <w:rFonts w:ascii="Wingdings" w:hAnsi="Wingdings" w:hint="default"/>
+        <w:sz w:val="20"/>
+      </w:rPr>
+    </w:lvl>
+    <w:lvl w:ilvl="4" w:tentative="1">
+      <w:start w:val="1"/>
+      <w:numFmt w:val="bullet"/>
+      <w:lvlText w:val=""/>
+      <w:lvlJc w:val="left"/>
+      <w:pPr>
+        <w:tabs>
+          <w:tab w:val="num" w:pos="3600"/>
+        </w:tabs>
+        <w:ind w:left="3600" w:hanging="360"/>
+      </w:pPr>
+      <w:rPr>
+        <w:rFonts w:ascii="Wingdings" w:hAnsi="Wingdings" w:hint="default"/>
+        <w:sz w:val="20"/>
+      </w:rPr>
+    </w:lvl>
+    <w:lvl w:ilvl="5" w:tentative="1">
+      <w:start w:val="1"/>
+      <w:numFmt w:val="bullet"/>
+      <w:lvlText w:val=""/>
+      <w:lvlJc w:val="left"/>
+      <w:pPr>
+        <w:tabs>
+          <w:tab w:val="num" w:pos="4320"/>
+        </w:tabs>
+        <w:ind w:left="4320" w:hanging="360"/>
+      </w:pPr>
+      <w:rPr>
+        <w:rFonts w:ascii="Wingdings" w:hAnsi="Wingdings" w:hint="default"/>
+        <w:sz w:val="20"/>
+      </w:rPr>
+    </w:lvl>
+    <w:lvl w:ilvl="6" w:tentative="1">
+      <w:start w:val="1"/>
+      <w:numFmt w:val="bullet"/>
+      <w:lvlText w:val=""/>
+      <w:lvlJc w:val="left"/>
+      <w:pPr>
+        <w:tabs>
+          <w:tab w:val="num" w:pos="5040"/>
+        </w:tabs>
+        <w:ind w:left="5040" w:hanging="360"/>
+      </w:pPr>
+      <w:rPr>
+        <w:rFonts w:ascii="Wingdings" w:hAnsi="Wingdings" w:hint="default"/>
+        <w:sz w:val="20"/>
+      </w:rPr>
+    </w:lvl>
+    <w:lvl w:ilvl="7" w:tentative="1">
+      <w:start w:val="1"/>
+      <w:numFmt w:val="bullet"/>
+      <w:lvlText w:val=""/>
+      <w:lvlJc w:val="left"/>
+      <w:pPr>
+        <w:tabs>
+          <w:tab w:val="num" w:pos="5760"/>
+        </w:tabs>
+        <w:ind w:left="5760" w:hanging="360"/>
+      </w:pPr>
+      <w:rPr>
+        <w:rFonts w:ascii="Wingdings" w:hAnsi="Wingdings" w:hint="default"/>
+        <w:sz w:val="20"/>
+      </w:rPr>
+    </w:lvl>
+    <w:lvl w:ilvl="8" w:tentative="1">
+      <w:start w:val="1"/>
+      <w:numFmt w:val="bullet"/>
+      <w:lvlText w:val=""/>
+      <w:lvlJc w:val="left"/>
+      <w:pPr>
+        <w:tabs>
+          <w:tab w:val="num" w:pos="6480"/>
+        </w:tabs>
+        <w:ind w:left="6480" w:hanging="360"/>
+      </w:pPr>
+      <w:rPr>
+        <w:rFonts w:ascii="Wingdings" w:hAnsi="Wingdings" w:hint="default"/>
+        <w:sz w:val="20"/>
+      </w:rPr>
+    </w:lvl>
+  </w:abstractNum>
+  <w:abstractNum w:abstractNumId="3" w15:restartNumberingAfterBreak="0">
+    <w:nsid w:val="3A522BEB"/>
+    <w:multiLevelType w:val="multilevel"/>
+    <w:tmpl w:val="2B10776E"/>
+    <w:lvl w:ilvl="0">
+      <w:start w:val="1"/>
+      <w:numFmt w:val="bullet"/>
+      <w:lvlText w:val=""/>
+      <w:lvlJc w:val="left"/>
+      <w:pPr>
+        <w:tabs>
+          <w:tab w:val="num" w:pos="720"/>
+        </w:tabs>
+        <w:ind w:left="720" w:hanging="360"/>
+      </w:pPr>
+      <w:rPr>
+        <w:rFonts w:ascii="Symbol" w:hAnsi="Symbol" w:hint="default"/>
+        <w:sz w:val="20"/>
+      </w:rPr>
+    </w:lvl>
+    <w:lvl w:ilvl="1" w:tentative="1">
+      <w:start w:val="1"/>
+      <w:numFmt w:val="bullet"/>
+      <w:lvlText w:val="o"/>
+      <w:lvlJc w:val="left"/>
+      <w:pPr>
+        <w:tabs>
+          <w:tab w:val="num" w:pos="1440"/>
+        </w:tabs>
+        <w:ind w:left="1440" w:hanging="360"/>
+      </w:pPr>
+      <w:rPr>
+        <w:rFonts w:ascii="Courier New" w:hAnsi="Courier New" w:hint="default"/>
+        <w:sz w:val="20"/>
+      </w:rPr>
+    </w:lvl>
+    <w:lvl w:ilvl="2" w:tentative="1">
+      <w:start w:val="1"/>
+      <w:numFmt w:val="bullet"/>
+      <w:lvlText w:val=""/>
+      <w:lvlJc w:val="left"/>
+      <w:pPr>
+        <w:tabs>
+          <w:tab w:val="num" w:pos="2160"/>
+        </w:tabs>
+        <w:ind w:left="2160" w:hanging="360"/>
+      </w:pPr>
+      <w:rPr>
+        <w:rFonts w:ascii="Wingdings" w:hAnsi="Wingdings" w:hint="default"/>
+        <w:sz w:val="20"/>
+      </w:rPr>
+    </w:lvl>
+    <w:lvl w:ilvl="3" w:tentative="1">
+      <w:start w:val="1"/>
+      <w:numFmt w:val="bullet"/>
+      <w:lvlText w:val=""/>
+      <w:lvlJc w:val="left"/>
+      <w:pPr>
+        <w:tabs>
+          <w:tab w:val="num" w:pos="2880"/>
+        </w:tabs>
+        <w:ind w:left="2880" w:hanging="360"/>
+      </w:pPr>
+      <w:rPr>
+        <w:rFonts w:ascii="Wingdings" w:hAnsi="Wingdings" w:hint="default"/>
+        <w:sz w:val="20"/>
+      </w:rPr>
+    </w:lvl>
+    <w:lvl w:ilvl="4" w:tentative="1">
+      <w:start w:val="1"/>
+      <w:numFmt w:val="bullet"/>
+      <w:lvlText w:val=""/>
+      <w:lvlJc w:val="left"/>
+      <w:pPr>
+        <w:tabs>
+          <w:tab w:val="num" w:pos="3600"/>
+        </w:tabs>
+        <w:ind w:left="3600" w:hanging="360"/>
+      </w:pPr>
+      <w:rPr>
+        <w:rFonts w:ascii="Wingdings" w:hAnsi="Wingdings" w:hint="default"/>
+        <w:sz w:val="20"/>
+      </w:rPr>
+    </w:lvl>
+    <w:lvl w:ilvl="5" w:tentative="1">
+      <w:start w:val="1"/>
+      <w:numFmt w:val="bullet"/>
+      <w:lvlText w:val=""/>
+      <w:lvlJc w:val="left"/>
+      <w:pPr>
+        <w:tabs>
+          <w:tab w:val="num" w:pos="4320"/>
+        </w:tabs>
+        <w:ind w:left="4320" w:hanging="360"/>
+      </w:pPr>
+      <w:rPr>
+        <w:rFonts w:ascii="Wingdings" w:hAnsi="Wingdings" w:hint="default"/>
+        <w:sz w:val="20"/>
+      </w:rPr>
+    </w:lvl>
+    <w:lvl w:ilvl="6" w:tentative="1">
+      <w:start w:val="1"/>
+      <w:numFmt w:val="bullet"/>
+      <w:lvlText w:val=""/>
+      <w:lvlJc w:val="left"/>
+      <w:pPr>
+        <w:tabs>
+          <w:tab w:val="num" w:pos="5040"/>
+        </w:tabs>
+        <w:ind w:left="5040" w:hanging="360"/>
+      </w:pPr>
+      <w:rPr>
+        <w:rFonts w:ascii="Wingdings" w:hAnsi="Wingdings" w:hint="default"/>
+        <w:sz w:val="20"/>
+      </w:rPr>
+    </w:lvl>
+    <w:lvl w:ilvl="7" w:tentative="1">
+      <w:start w:val="1"/>
+      <w:numFmt w:val="bullet"/>
+      <w:lvlText w:val=""/>
+      <w:lvlJc w:val="left"/>
+      <w:pPr>
+        <w:tabs>
+          <w:tab w:val="num" w:pos="5760"/>
+        </w:tabs>
+        <w:ind w:left="5760" w:hanging="360"/>
+      </w:pPr>
+      <w:rPr>
+        <w:rFonts w:ascii="Wingdings" w:hAnsi="Wingdings" w:hint="default"/>
+        <w:sz w:val="20"/>
+      </w:rPr>
+    </w:lvl>
+    <w:lvl w:ilvl="8" w:tentative="1">
+      <w:start w:val="1"/>
+      <w:numFmt w:val="bullet"/>
+      <w:lvlText w:val=""/>
+      <w:lvlJc w:val="left"/>
+      <w:pPr>
+        <w:tabs>
+          <w:tab w:val="num" w:pos="6480"/>
+        </w:tabs>
+        <w:ind w:left="6480" w:hanging="360"/>
+      </w:pPr>
+      <w:rPr>
+        <w:rFonts w:ascii="Wingdings" w:hAnsi="Wingdings" w:hint="default"/>
+        <w:sz w:val="20"/>
+      </w:rPr>
+    </w:lvl>
+  </w:abstractNum>
+  <w:abstractNum w:abstractNumId="4" w15:restartNumberingAfterBreak="0">
+    <w:nsid w:val="4F5D648D"/>
+    <w:multiLevelType w:val="multilevel"/>
+    <w:tmpl w:val="8B8AA5B2"/>
+    <w:lvl w:ilvl="0">
+      <w:start w:val="1"/>
+      <w:numFmt w:val="bullet"/>
+      <w:lvlText w:val=""/>
+      <w:lvlJc w:val="left"/>
+      <w:pPr>
+        <w:tabs>
+          <w:tab w:val="num" w:pos="720"/>
+        </w:tabs>
+        <w:ind w:left="720" w:hanging="360"/>
+      </w:pPr>
+      <w:rPr>
+        <w:rFonts w:ascii="Symbol" w:hAnsi="Symbol" w:hint="default"/>
+        <w:sz w:val="20"/>
+      </w:rPr>
+    </w:lvl>
+    <w:lvl w:ilvl="1" w:tentative="1">
+      <w:start w:val="1"/>
+      <w:numFmt w:val="bullet"/>
+      <w:lvlText w:val="o"/>
+      <w:lvlJc w:val="left"/>
+      <w:pPr>
+        <w:tabs>
+          <w:tab w:val="num" w:pos="1440"/>
+        </w:tabs>
+        <w:ind w:left="1440" w:hanging="360"/>
+      </w:pPr>
+      <w:rPr>
+        <w:rFonts w:ascii="Courier New" w:hAnsi="Courier New" w:hint="default"/>
+        <w:sz w:val="20"/>
+      </w:rPr>
+    </w:lvl>
+    <w:lvl w:ilvl="2" w:tentative="1">
+      <w:start w:val="1"/>
+      <w:numFmt w:val="bullet"/>
+      <w:lvlText w:val=""/>
+      <w:lvlJc w:val="left"/>
+      <w:pPr>
+        <w:tabs>
+          <w:tab w:val="num" w:pos="2160"/>
+        </w:tabs>
+        <w:ind w:left="2160" w:hanging="360"/>
+      </w:pPr>
+      <w:rPr>
+        <w:rFonts w:ascii="Wingdings" w:hAnsi="Wingdings" w:hint="default"/>
+        <w:sz w:val="20"/>
+      </w:rPr>
+    </w:lvl>
+    <w:lvl w:ilvl="3" w:tentative="1">
+      <w:start w:val="1"/>
+      <w:numFmt w:val="bullet"/>
+      <w:lvlText w:val=""/>
+      <w:lvlJc w:val="left"/>
+      <w:pPr>
+        <w:tabs>
+          <w:tab w:val="num" w:pos="2880"/>
+        </w:tabs>
+        <w:ind w:left="2880" w:hanging="360"/>
+      </w:pPr>
+      <w:rPr>
+        <w:rFonts w:ascii="Wingdings" w:hAnsi="Wingdings" w:hint="default"/>
+        <w:sz w:val="20"/>
+      </w:rPr>
+    </w:lvl>
+    <w:lvl w:ilvl="4" w:tentative="1">
+      <w:start w:val="1"/>
+      <w:numFmt w:val="bullet"/>
+      <w:lvlText w:val=""/>
+      <w:lvlJc w:val="left"/>
+      <w:pPr>
+        <w:tabs>
+          <w:tab w:val="num" w:pos="3600"/>
+        </w:tabs>
+        <w:ind w:left="3600" w:hanging="360"/>
+      </w:pPr>
+      <w:rPr>
+        <w:rFonts w:ascii="Wingdings" w:hAnsi="Wingdings" w:hint="default"/>
+        <w:sz w:val="20"/>
+      </w:rPr>
+    </w:lvl>
+    <w:lvl w:ilvl="5" w:tentative="1">
+      <w:start w:val="1"/>
+      <w:numFmt w:val="bullet"/>
+      <w:lvlText w:val=""/>
+      <w:lvlJc w:val="left"/>
+      <w:pPr>
+        <w:tabs>
+          <w:tab w:val="num" w:pos="4320"/>
+        </w:tabs>
+        <w:ind w:left="4320" w:hanging="360"/>
+      </w:pPr>
+      <w:rPr>
+        <w:rFonts w:ascii="Wingdings" w:hAnsi="Wingdings" w:hint="default"/>
+        <w:sz w:val="20"/>
+      </w:rPr>
+    </w:lvl>
+    <w:lvl w:ilvl="6" w:tentative="1">
+      <w:start w:val="1"/>
+      <w:numFmt w:val="bullet"/>
+      <w:lvlText w:val=""/>
+      <w:lvlJc w:val="left"/>
+      <w:pPr>
+        <w:tabs>
+          <w:tab w:val="num" w:pos="5040"/>
+        </w:tabs>
+        <w:ind w:left="5040" w:hanging="360"/>
+      </w:pPr>
+      <w:rPr>
+        <w:rFonts w:ascii="Wingdings" w:hAnsi="Wingdings" w:hint="default"/>
+        <w:sz w:val="20"/>
+      </w:rPr>
+    </w:lvl>
+    <w:lvl w:ilvl="7" w:tentative="1">
+      <w:start w:val="1"/>
+      <w:numFmt w:val="bullet"/>
+      <w:lvlText w:val=""/>
+      <w:lvlJc w:val="left"/>
+      <w:pPr>
+        <w:tabs>
+          <w:tab w:val="num" w:pos="5760"/>
+        </w:tabs>
+        <w:ind w:left="5760" w:hanging="360"/>
+      </w:pPr>
+      <w:rPr>
+        <w:rFonts w:ascii="Wingdings" w:hAnsi="Wingdings" w:hint="default"/>
+        <w:sz w:val="20"/>
+      </w:rPr>
+    </w:lvl>
+    <w:lvl w:ilvl="8" w:tentative="1">
+      <w:start w:val="1"/>
+      <w:numFmt w:val="bullet"/>
+      <w:lvlText w:val=""/>
+      <w:lvlJc w:val="left"/>
+      <w:pPr>
+        <w:tabs>
+          <w:tab w:val="num" w:pos="6480"/>
+        </w:tabs>
+        <w:ind w:left="6480" w:hanging="360"/>
+      </w:pPr>
+      <w:rPr>
+        <w:rFonts w:ascii="Wingdings" w:hAnsi="Wingdings" w:hint="default"/>
+        <w:sz w:val="20"/>
+      </w:rPr>
+    </w:lvl>
+  </w:abstractNum>
+  <w:abstractNum w:abstractNumId="5" w15:restartNumberingAfterBreak="0">
+    <w:nsid w:val="71120512"/>
+    <w:multiLevelType w:val="multilevel"/>
+    <w:tmpl w:val="4DAE6258"/>
+    <w:lvl w:ilvl="0">
+      <w:start w:val="1"/>
+      <w:numFmt w:val="bullet"/>
+      <w:lvlText w:val=""/>
+      <w:lvlJc w:val="left"/>
+      <w:pPr>
+        <w:tabs>
+          <w:tab w:val="num" w:pos="720"/>
+        </w:tabs>
+        <w:ind w:left="720" w:hanging="360"/>
+      </w:pPr>
+      <w:rPr>
+        <w:rFonts w:ascii="Symbol" w:hAnsi="Symbol" w:hint="default"/>
+        <w:sz w:val="20"/>
+      </w:rPr>
+    </w:lvl>
+    <w:lvl w:ilvl="1" w:tentative="1">
+      <w:start w:val="1"/>
+      <w:numFmt w:val="bullet"/>
+      <w:lvlText w:val="o"/>
+      <w:lvlJc w:val="left"/>
+      <w:pPr>
+        <w:tabs>
+          <w:tab w:val="num" w:pos="1440"/>
+        </w:tabs>
+        <w:ind w:left="1440" w:hanging="360"/>
+      </w:pPr>
+      <w:rPr>
+        <w:rFonts w:ascii="Courier New" w:hAnsi="Courier New" w:hint="default"/>
+        <w:sz w:val="20"/>
+      </w:rPr>
+    </w:lvl>
+    <w:lvl w:ilvl="2" w:tentative="1">
+      <w:start w:val="1"/>
+      <w:numFmt w:val="bullet"/>
+      <w:lvlText w:val=""/>
+      <w:lvlJc w:val="left"/>
+      <w:pPr>
+        <w:tabs>
+          <w:tab w:val="num" w:pos="2160"/>
+        </w:tabs>
+        <w:ind w:left="2160" w:hanging="360"/>
+      </w:pPr>
+      <w:rPr>
+        <w:rFonts w:ascii="Wingdings" w:hAnsi="Wingdings" w:hint="default"/>
+        <w:sz w:val="20"/>
+      </w:rPr>
+    </w:lvl>
+    <w:lvl w:ilvl="3" w:tentative="1">
+      <w:start w:val="1"/>
+      <w:numFmt w:val="bullet"/>
+      <w:lvlText w:val=""/>
+      <w:lvlJc w:val="left"/>
+      <w:pPr>
+        <w:tabs>
+          <w:tab w:val="num" w:pos="2880"/>
+        </w:tabs>
+        <w:ind w:left="2880" w:hanging="360"/>
+      </w:pPr>
+      <w:rPr>
+        <w:rFonts w:ascii="Wingdings" w:hAnsi="Wingdings" w:hint="default"/>
+        <w:sz w:val="20"/>
+      </w:rPr>
+    </w:lvl>
+    <w:lvl w:ilvl="4" w:tentative="1">
+      <w:start w:val="1"/>
+      <w:numFmt w:val="bullet"/>
+      <w:lvlText w:val=""/>
+      <w:lvlJc w:val="left"/>
+      <w:pPr>
+        <w:tabs>
+          <w:tab w:val="num" w:pos="3600"/>
+        </w:tabs>
+        <w:ind w:left="3600" w:hanging="360"/>
+      </w:pPr>
+      <w:rPr>
+        <w:rFonts w:ascii="Wingdings" w:hAnsi="Wingdings" w:hint="default"/>
+        <w:sz w:val="20"/>
+      </w:rPr>
+    </w:lvl>
+    <w:lvl w:ilvl="5" w:tentative="1">
+      <w:start w:val="1"/>
+      <w:numFmt w:val="bullet"/>
+      <w:lvlText w:val=""/>
+      <w:lvlJc w:val="left"/>
+      <w:pPr>
+        <w:tabs>
+          <w:tab w:val="num" w:pos="4320"/>
+        </w:tabs>
+        <w:ind w:left="4320" w:hanging="360"/>
+      </w:pPr>
+      <w:rPr>
+        <w:rFonts w:ascii="Wingdings" w:hAnsi="Wingdings" w:hint="default"/>
+        <w:sz w:val="20"/>
+      </w:rPr>
+    </w:lvl>
+    <w:lvl w:ilvl="6" w:tentative="1">
+      <w:start w:val="1"/>
+      <w:numFmt w:val="bullet"/>
+      <w:lvlText w:val=""/>
+      <w:lvlJc w:val="left"/>
+      <w:pPr>
+        <w:tabs>
+          <w:tab w:val="num" w:pos="5040"/>
+        </w:tabs>
+        <w:ind w:left="5040" w:hanging="360"/>
+      </w:pPr>
+      <w:rPr>
+        <w:rFonts w:ascii="Wingdings" w:hAnsi="Wingdings" w:hint="default"/>
+        <w:sz w:val="20"/>
+      </w:rPr>
+    </w:lvl>
+    <w:lvl w:ilvl="7" w:tentative="1">
+      <w:start w:val="1"/>
+      <w:numFmt w:val="bullet"/>
+      <w:lvlText w:val=""/>
+      <w:lvlJc w:val="left"/>
+      <w:pPr>
+        <w:tabs>
+          <w:tab w:val="num" w:pos="5760"/>
+        </w:tabs>
+        <w:ind w:left="5760" w:hanging="360"/>
+      </w:pPr>
+      <w:rPr>
+        <w:rFonts w:ascii="Wingdings" w:hAnsi="Wingdings" w:hint="default"/>
+        <w:sz w:val="20"/>
+      </w:rPr>
+    </w:lvl>
+    <w:lvl w:ilvl="8" w:tentative="1">
+      <w:start w:val="1"/>
+      <w:numFmt w:val="bullet"/>
+      <w:lvlText w:val=""/>
+      <w:lvlJc w:val="left"/>
+      <w:pPr>
+        <w:tabs>
+          <w:tab w:val="num" w:pos="6480"/>
+        </w:tabs>
+        <w:ind w:left="6480" w:hanging="360"/>
+      </w:pPr>
+      <w:rPr>
+        <w:rFonts w:ascii="Wingdings" w:hAnsi="Wingdings" w:hint="default"/>
+        <w:sz w:val="20"/>
+      </w:rPr>
+    </w:lvl>
+  </w:abstractNum>
+  <w:abstractNum w:abstractNumId="6" w15:restartNumberingAfterBreak="0">
+    <w:nsid w:val="7A474E0B"/>
+    <w:multiLevelType w:val="multilevel"/>
+    <w:tmpl w:val="A686E45E"/>
+    <w:lvl w:ilvl="0">
+      <w:start w:val="1"/>
+      <w:numFmt w:val="decimal"/>
+      <w:lvlText w:val="%1."/>
+      <w:lvlJc w:val="left"/>
+      <w:pPr>
+        <w:tabs>
+          <w:tab w:val="num" w:pos="720"/>
+        </w:tabs>
+        <w:ind w:left="720" w:hanging="360"/>
+      </w:pPr>
+    </w:lvl>
+    <w:lvl w:ilvl="1" w:tentative="1">
+      <w:start w:val="1"/>
+      <w:numFmt w:val="decimal"/>
+      <w:lvlText w:val="%2."/>
+      <w:lvlJc w:val="left"/>
+      <w:pPr>
+        <w:tabs>
+          <w:tab w:val="num" w:pos="1440"/>
+        </w:tabs>
+        <w:ind w:left="1440" w:hanging="360"/>
+      </w:pPr>
+    </w:lvl>
+    <w:lvl w:ilvl="2" w:tentative="1">
+      <w:start w:val="1"/>
+      <w:numFmt w:val="decimal"/>
+      <w:lvlText w:val="%3."/>
+      <w:lvlJc w:val="left"/>
+      <w:pPr>
+        <w:tabs>
+          <w:tab w:val="num" w:pos="2160"/>
+        </w:tabs>
+        <w:ind w:left="2160" w:hanging="360"/>
+      </w:pPr>
+    </w:lvl>
+    <w:lvl w:ilvl="3" w:tentative="1">
+      <w:start w:val="1"/>
+      <w:numFmt w:val="decimal"/>
+      <w:lvlText w:val="%4."/>
+      <w:lvlJc w:val="left"/>
+      <w:pPr>
+        <w:tabs>
+          <w:tab w:val="num" w:pos="2880"/>
+        </w:tabs>
+        <w:ind w:left="2880" w:hanging="360"/>
+      </w:pPr>
+    </w:lvl>
+    <w:lvl w:ilvl="4" w:tentative="1">
+      <w:start w:val="1"/>
+      <w:numFmt w:val="decimal"/>
+      <w:lvlText w:val="%5."/>
+      <w:lvlJc w:val="left"/>
+      <w:pPr>
+        <w:tabs>
+          <w:tab w:val="num" w:pos="3600"/>
+        </w:tabs>
+        <w:ind w:left="3600" w:hanging="360"/>
+      </w:pPr>
+    </w:lvl>
+    <w:lvl w:ilvl="5" w:tentative="1">
+      <w:start w:val="1"/>
+      <w:numFmt w:val="decimal"/>
+      <w:lvlText w:val="%6."/>
+      <w:lvlJc w:val="left"/>
+      <w:pPr>
+        <w:tabs>
+          <w:tab w:val="num" w:pos="4320"/>
+        </w:tabs>
+        <w:ind w:left="4320" w:hanging="360"/>
+      </w:pPr>
+    </w:lvl>
+    <w:lvl w:ilvl="6" w:tentative="1">
+      <w:start w:val="1"/>
+      <w:numFmt w:val="decimal"/>
+      <w:lvlText w:val="%7."/>
+      <w:lvlJc w:val="left"/>
+      <w:pPr>
+        <w:tabs>
+          <w:tab w:val="num" w:pos="5040"/>
+        </w:tabs>
+        <w:ind w:left="5040" w:hanging="360"/>
+      </w:pPr>
+    </w:lvl>
+    <w:lvl w:ilvl="7" w:tentative="1">
+      <w:start w:val="1"/>
+      <w:numFmt w:val="decimal"/>
+      <w:lvlText w:val="%8."/>
+      <w:lvlJc w:val="left"/>
+      <w:pPr>
+        <w:tabs>
+          <w:tab w:val="num" w:pos="5760"/>
+        </w:tabs>
+        <w:ind w:left="5760" w:hanging="360"/>
+      </w:pPr>
+    </w:lvl>
+    <w:lvl w:ilvl="8" w:tentative="1">
+      <w:start w:val="1"/>
+      <w:numFmt w:val="decimal"/>
+      <w:lvlText w:val="%9."/>
+      <w:lvlJc w:val="left"/>
+      <w:pPr>
+        <w:tabs>
+          <w:tab w:val="num" w:pos="6480"/>
+        </w:tabs>
+        <w:ind w:left="6480" w:hanging="360"/>
+      </w:pPr>
+    </w:lvl>
+  </w:abstractNum>
   <w:num w:numId="1" w16cid:durableId="424889780">
+    <w:abstractNumId w:val="4"/>
+  </w:num>
+  <w:num w:numId="2" w16cid:durableId="702100946">
+    <w:abstractNumId w:val="5"/>
+  </w:num>
+  <w:num w:numId="3" w16cid:durableId="740912476">
+    <w:abstractNumId w:val="1"/>
+  </w:num>
+  <w:num w:numId="4" w16cid:durableId="356926436">
     <w:abstractNumId w:val="0"/>
   </w:num>
-  <w:num w:numId="2" w16cid:durableId="702100946">
-    <w:abstractNumId w:val="1"/>
+  <w:num w:numId="5" w16cid:durableId="777456696">
+    <w:abstractNumId w:val="2"/>
+  </w:num>
+  <w:num w:numId="6" w16cid:durableId="1200170746">
+    <w:abstractNumId w:val="6"/>
+  </w:num>
+  <w:num w:numId="7" w16cid:durableId="420837168">
+    <w:abstractNumId w:val="3"/>
   </w:num>
 </w:numbering>
 </file>
